--- a/CV_YanX.docx
+++ b/CV_YanX.docx
@@ -2131,7 +2131,53 @@
       </w:r>
       <w:proofErr w:type="gramEnd"/>
       <w:r>
-        <w:t xml:space="preserve">  Frontiers in Human Neuroscience</w:t>
+        <w:t xml:space="preserve">  Frontiers in Human </w:t>
+      </w:r>
+      <w:proofErr w:type="gramStart"/>
+      <w:r>
+        <w:t>Neuroscience</w:t>
+      </w:r>
+      <w:r>
+        <w:t xml:space="preserve">  ·</w:t>
+      </w:r>
+      <w:proofErr w:type="gramEnd"/>
+      <w:r>
+        <w:t xml:space="preserve">  Frontiers in </w:t>
+      </w:r>
+      <w:proofErr w:type="gramStart"/>
+      <w:r>
+        <w:t>Endocrinology  ·</w:t>
+      </w:r>
+      <w:proofErr w:type="gramEnd"/>
+      <w:r>
+        <w:t xml:space="preserve">  Frontiers in Robotics and </w:t>
+      </w:r>
+      <w:proofErr w:type="gramStart"/>
+      <w:r>
+        <w:t>AI</w:t>
+      </w:r>
+      <w:r>
+        <w:t xml:space="preserve">  ·</w:t>
+      </w:r>
+      <w:proofErr w:type="gramEnd"/>
+      <w:r>
+        <w:t xml:space="preserve">  </w:t>
+      </w:r>
+      <w:r>
+        <w:rPr>
+          <w:bCs/>
+          <w:sz w:val="20"/>
+          <w:szCs w:val="20"/>
+        </w:rPr>
+        <w:t>BMC Neuroscience</w:t>
+      </w:r>
+      <w:r>
+        <w:rPr>
+          <w:bCs/>
+          <w:sz w:val="20"/>
+          <w:szCs w:val="20"/>
+        </w:rPr>
+        <w:t>.</w:t>
       </w:r>
     </w:p>
     <w:p>
@@ -2208,6 +2254,7 @@
           <w:sz w:val="24"/>
           <w:szCs w:val="24"/>
         </w:rPr>
+        <w:lastRenderedPageBreak/>
         <w:t>CONFERENCE PRESENTATIONS</w:t>
       </w:r>
     </w:p>
@@ -2223,17 +2270,130 @@
           <w:iCs/>
           <w:color w:val="1F4E79"/>
         </w:rPr>
-        <w:lastRenderedPageBreak/>
         <w:t>Oral Presentations</w:t>
       </w:r>
     </w:p>
     <w:p>
       <w:pPr>
-        <w:pStyle w:val="ListParagraph"/>
+        <w:pStyle w:val="BodyText"/>
         <w:numPr>
           <w:ilvl w:val="0"/>
           <w:numId w:val="3"/>
         </w:numPr>
+        <w:rPr>
+          <w:rFonts w:ascii="Calibri" w:eastAsia="Calibri" w:hAnsi="Calibri" w:cs="Calibri"/>
+          <w:color w:val="1F2937"/>
+          <w:sz w:val="22"/>
+          <w:szCs w:val="22"/>
+          <w:lang w:eastAsia="zh-CN"/>
+        </w:rPr>
+      </w:pPr>
+      <w:r>
+        <w:rPr>
+          <w:rFonts w:ascii="Calibri" w:eastAsia="Calibri" w:hAnsi="Calibri" w:cs="Calibri"/>
+          <w:b/>
+          <w:bCs/>
+          <w:color w:val="1F2937"/>
+          <w:sz w:val="22"/>
+          <w:szCs w:val="22"/>
+          <w:lang w:eastAsia="zh-CN"/>
+        </w:rPr>
+        <w:t>Yan X</w:t>
+      </w:r>
+      <w:r>
+        <w:rPr>
+          <w:rFonts w:ascii="Calibri" w:eastAsia="Calibri" w:hAnsi="Calibri" w:cs="Calibri"/>
+          <w:color w:val="1F2937"/>
+          <w:sz w:val="22"/>
+          <w:szCs w:val="22"/>
+          <w:lang w:eastAsia="zh-CN"/>
+        </w:rPr>
+        <w:t xml:space="preserve">, </w:t>
+      </w:r>
+      <w:proofErr w:type="spellStart"/>
+      <w:r>
+        <w:rPr>
+          <w:rFonts w:ascii="Calibri" w:eastAsia="Calibri" w:hAnsi="Calibri" w:cs="Calibri"/>
+          <w:color w:val="1F2937"/>
+          <w:sz w:val="22"/>
+          <w:szCs w:val="22"/>
+          <w:lang w:eastAsia="zh-CN"/>
+        </w:rPr>
+        <w:t>Koneig</w:t>
+      </w:r>
+      <w:proofErr w:type="spellEnd"/>
+      <w:r>
+        <w:rPr>
+          <w:rFonts w:ascii="Calibri" w:eastAsia="Calibri" w:hAnsi="Calibri" w:cs="Calibri"/>
+          <w:color w:val="1F2937"/>
+          <w:sz w:val="22"/>
+          <w:szCs w:val="22"/>
+          <w:lang w:eastAsia="zh-CN"/>
+        </w:rPr>
+        <w:t xml:space="preserve"> S, </w:t>
+      </w:r>
+      <w:proofErr w:type="spellStart"/>
+      <w:r>
+        <w:rPr>
+          <w:rFonts w:ascii="Calibri" w:eastAsia="Calibri" w:hAnsi="Calibri" w:cs="Calibri"/>
+          <w:color w:val="1F2937"/>
+          <w:sz w:val="22"/>
+          <w:szCs w:val="22"/>
+          <w:lang w:eastAsia="zh-CN"/>
+        </w:rPr>
+        <w:t>Ebitz</w:t>
+      </w:r>
+      <w:proofErr w:type="spellEnd"/>
+      <w:r>
+        <w:rPr>
+          <w:rFonts w:ascii="Calibri" w:eastAsia="Calibri" w:hAnsi="Calibri" w:cs="Calibri"/>
+          <w:color w:val="1F2937"/>
+          <w:sz w:val="22"/>
+          <w:szCs w:val="22"/>
+          <w:lang w:eastAsia="zh-CN"/>
+        </w:rPr>
+        <w:t xml:space="preserve"> B, Hayden, B, Darrow D, Herman A. </w:t>
+      </w:r>
+      <w:r>
+        <w:rPr>
+          <w:rFonts w:ascii="Calibri" w:eastAsia="Calibri" w:hAnsi="Calibri" w:cs="Calibri"/>
+          <w:i/>
+          <w:iCs/>
+          <w:color w:val="1F2937"/>
+          <w:sz w:val="22"/>
+          <w:szCs w:val="22"/>
+          <w:lang w:eastAsia="zh-CN"/>
+        </w:rPr>
+        <w:t>Dynamic prefrontal coupling coordinates adaptive decision-making</w:t>
+      </w:r>
+      <w:r>
+        <w:rPr>
+          <w:rFonts w:ascii="Calibri" w:eastAsia="Calibri" w:hAnsi="Calibri" w:cs="Calibri"/>
+          <w:color w:val="1F2937"/>
+          <w:sz w:val="22"/>
+          <w:szCs w:val="22"/>
+          <w:lang w:eastAsia="zh-CN"/>
+        </w:rPr>
+        <w:t>, Society for Neuroscience, November 15-19, 2025, San Diego</w:t>
+      </w:r>
+      <w:r>
+        <w:rPr>
+          <w:rFonts w:ascii="Calibri" w:eastAsia="Calibri" w:hAnsi="Calibri" w:cs="Calibri"/>
+          <w:color w:val="1F2937"/>
+          <w:sz w:val="22"/>
+          <w:szCs w:val="22"/>
+          <w:lang w:eastAsia="zh-CN"/>
+        </w:rPr>
+        <w:t>, USA.</w:t>
+      </w:r>
+    </w:p>
+    <w:p>
+      <w:pPr>
+        <w:pStyle w:val="ListParagraph"/>
+        <w:numPr>
+          <w:ilvl w:val="0"/>
+          <w:numId w:val="3"/>
+        </w:numPr>
         <w:spacing w:after="60"/>
       </w:pPr>
       <w:r>
@@ -2284,7 +2444,13 @@
         <w:t>The behavioral profile of the exploration–exploitation dilemma and its implications for anhedonia and anxiety</w:t>
       </w:r>
       <w:r>
-        <w:t>. Computational Psychiatry, New York.</w:t>
+        <w:t>. Computational Psychiatry, New York</w:t>
+      </w:r>
+      <w:r>
+        <w:t xml:space="preserve"> City, USA</w:t>
+      </w:r>
+      <w:r>
+        <w:t>.</w:t>
       </w:r>
     </w:p>
     <w:p>
@@ -2417,7 +2583,13 @@
         <w:t>Intracranial electrophysiological evidence for a novel neuro-computational mechanism of exploration–exploitation decision-making in humans</w:t>
       </w:r>
       <w:r>
-        <w:t>. Society for Neuroscience Annual Meeting, San Diego, CA.</w:t>
+        <w:t xml:space="preserve">. Society for Neuroscience Annual Meeting, San Diego, </w:t>
+      </w:r>
+      <w:r>
+        <w:t>US</w:t>
+      </w:r>
+      <w:r>
+        <w:t>A.</w:t>
       </w:r>
     </w:p>
     <w:p>
@@ -2463,7 +2635,103 @@
         <w:t xml:space="preserve"> change of memory control of personal strengths and weaknesses</w:t>
       </w:r>
       <w:r>
-        <w:t>. 11th Annual Meeting of the Social &amp; Affective Neuroscience Society, New York.</w:t>
+        <w:t>. 11th Annual Meeting of the Social &amp; Affective Neuroscience Society, New York</w:t>
+      </w:r>
+      <w:r>
+        <w:t xml:space="preserve"> City, USA</w:t>
+      </w:r>
+      <w:r>
+        <w:t>.</w:t>
+      </w:r>
+    </w:p>
+    <w:p>
+      <w:pPr>
+        <w:pStyle w:val="BodyText"/>
+        <w:numPr>
+          <w:ilvl w:val="0"/>
+          <w:numId w:val="3"/>
+        </w:numPr>
+        <w:rPr>
+          <w:rFonts w:ascii="Calibri" w:eastAsia="Calibri" w:hAnsi="Calibri" w:cs="Calibri"/>
+          <w:color w:val="1F2937"/>
+          <w:sz w:val="22"/>
+          <w:szCs w:val="22"/>
+          <w:lang w:eastAsia="zh-CN"/>
+        </w:rPr>
+      </w:pPr>
+      <w:r>
+        <w:rPr>
+          <w:rFonts w:ascii="Calibri" w:eastAsia="Calibri" w:hAnsi="Calibri" w:cs="Calibri"/>
+          <w:color w:val="1F2937"/>
+          <w:sz w:val="22"/>
+          <w:szCs w:val="22"/>
+          <w:lang w:eastAsia="zh-CN"/>
+        </w:rPr>
+        <w:t xml:space="preserve">Ma Y, </w:t>
+      </w:r>
+      <w:r>
+        <w:rPr>
+          <w:rFonts w:ascii="Calibri" w:eastAsia="Calibri" w:hAnsi="Calibri" w:cs="Calibri"/>
+          <w:b/>
+          <w:bCs/>
+          <w:color w:val="1F2937"/>
+          <w:sz w:val="22"/>
+          <w:szCs w:val="22"/>
+          <w:lang w:eastAsia="zh-CN"/>
+        </w:rPr>
+        <w:t>Yan X</w:t>
+      </w:r>
+      <w:r>
+        <w:rPr>
+          <w:rFonts w:ascii="Calibri" w:eastAsia="Calibri" w:hAnsi="Calibri" w:cs="Calibri"/>
+          <w:color w:val="1F2937"/>
+          <w:sz w:val="22"/>
+          <w:szCs w:val="22"/>
+          <w:lang w:eastAsia="zh-CN"/>
+        </w:rPr>
+        <w:t xml:space="preserve">, Huang W. </w:t>
+      </w:r>
+      <w:r>
+        <w:rPr>
+          <w:rFonts w:ascii="Calibri" w:eastAsia="Calibri" w:hAnsi="Calibri" w:cs="Calibri"/>
+          <w:i/>
+          <w:iCs/>
+          <w:color w:val="1F2937"/>
+          <w:sz w:val="22"/>
+          <w:szCs w:val="22"/>
+          <w:lang w:eastAsia="zh-CN"/>
+        </w:rPr>
+        <w:t>Placebo effects on human social trust and approach behavior</w:t>
+      </w:r>
+      <w:r>
+        <w:rPr>
+          <w:rFonts w:ascii="Calibri" w:eastAsia="Calibri" w:hAnsi="Calibri" w:cs="Calibri"/>
+          <w:color w:val="1F2937"/>
+          <w:sz w:val="22"/>
+          <w:szCs w:val="22"/>
+          <w:lang w:eastAsia="zh-CN"/>
+        </w:rPr>
+        <w:t>, 2018, 11th Annual Meeting of The Social &amp; Affective Neuroscience Society. New York</w:t>
+      </w:r>
+      <w:r>
+        <w:rPr>
+          <w:rFonts w:ascii="Calibri" w:eastAsia="Calibri" w:hAnsi="Calibri" w:cs="Calibri"/>
+          <w:color w:val="1F2937"/>
+          <w:sz w:val="22"/>
+          <w:szCs w:val="22"/>
+          <w:lang w:eastAsia="zh-CN"/>
+        </w:rPr>
+        <w:t xml:space="preserve"> City, USA</w:t>
+      </w:r>
+      <w:r>
+        <w:rPr>
+          <w:rFonts w:ascii="Calibri" w:eastAsia="Calibri" w:hAnsi="Calibri" w:cs="Calibri"/>
+          <w:color w:val="1F2937"/>
+          <w:sz w:val="22"/>
+          <w:szCs w:val="22"/>
+          <w:lang w:eastAsia="zh-CN"/>
+        </w:rPr>
+        <w:t>.</w:t>
       </w:r>
     </w:p>
     <w:p>
@@ -2767,6 +3035,7 @@
         <w:spacing w:after="60"/>
       </w:pPr>
       <w:r>
+        <w:lastRenderedPageBreak/>
         <w:t>Attractor networks &amp; decision-making</w:t>
       </w:r>
     </w:p>
@@ -3104,7 +3373,7 @@
     <w:lsdException w:name="Closing" w:semiHidden="1" w:unhideWhenUsed="1"/>
     <w:lsdException w:name="Signature" w:semiHidden="1" w:unhideWhenUsed="1"/>
     <w:lsdException w:name="Default Paragraph Font" w:semiHidden="1" w:uiPriority="1" w:unhideWhenUsed="1"/>
-    <w:lsdException w:name="Body Text" w:semiHidden="1" w:unhideWhenUsed="1"/>
+    <w:lsdException w:name="Body Text" w:semiHidden="1" w:uiPriority="1" w:unhideWhenUsed="1" w:qFormat="1"/>
     <w:lsdException w:name="Body Text Indent" w:semiHidden="1" w:unhideWhenUsed="1"/>
     <w:lsdException w:name="List Continue" w:semiHidden="1" w:unhideWhenUsed="1"/>
     <w:lsdException w:name="List Continue 2" w:semiHidden="1" w:unhideWhenUsed="1"/>
@@ -3622,6 +3891,40 @@
       <w:szCs w:val="20"/>
     </w:rPr>
   </w:style>
+  <w:style w:type="paragraph" w:styleId="BodyText">
+    <w:name w:val="Body Text"/>
+    <w:basedOn w:val="Normal"/>
+    <w:link w:val="BodyTextChar"/>
+    <w:uiPriority w:val="1"/>
+    <w:qFormat/>
+    <w:rsid w:val="00227BE4"/>
+    <w:pPr>
+      <w:widowControl w:val="0"/>
+      <w:autoSpaceDE w:val="0"/>
+      <w:autoSpaceDN w:val="0"/>
+    </w:pPr>
+    <w:rPr>
+      <w:rFonts w:ascii="Times New Roman" w:eastAsia="Times New Roman" w:hAnsi="Times New Roman" w:cs="Times New Roman"/>
+      <w:color w:val="auto"/>
+      <w:sz w:val="20"/>
+      <w:szCs w:val="20"/>
+      <w:lang w:eastAsia="en-US"/>
+    </w:rPr>
+  </w:style>
+  <w:style w:type="character" w:customStyle="1" w:styleId="BodyTextChar">
+    <w:name w:val="Body Text Char"/>
+    <w:basedOn w:val="DefaultParagraphFont"/>
+    <w:link w:val="BodyText"/>
+    <w:uiPriority w:val="1"/>
+    <w:rsid w:val="00227BE4"/>
+    <w:rPr>
+      <w:rFonts w:ascii="Times New Roman" w:eastAsia="Times New Roman" w:hAnsi="Times New Roman" w:cs="Times New Roman"/>
+      <w:color w:val="auto"/>
+      <w:sz w:val="20"/>
+      <w:szCs w:val="20"/>
+      <w:lang w:eastAsia="en-US"/>
+    </w:rPr>
+  </w:style>
 </w:styles>
 </file>
 

--- a/CV_YanX.docx
+++ b/CV_YanX.docx
@@ -570,6 +570,114 @@
         <w:t>Yan, X.</w:t>
       </w:r>
       <w:r>
+        <w:t xml:space="preserve">, Chavez, A. G., Franch, M., Katlowitz, K. A., Gautam, I., Kim, B., Krishna, A., Shrivastava, A., Van </w:t>
+      </w:r>
+      <w:proofErr w:type="spellStart"/>
+      <w:r>
+        <w:t>Arsdel</w:t>
+      </w:r>
+      <w:proofErr w:type="spellEnd"/>
+      <w:r>
+        <w:t xml:space="preserve">, K., Belanger, J., </w:t>
+      </w:r>
+      <w:proofErr w:type="spellStart"/>
+      <w:r>
+        <w:t>Chericoni</w:t>
+      </w:r>
+      <w:proofErr w:type="spellEnd"/>
+      <w:r>
+        <w:t xml:space="preserve">, A., Ismail, T., Mickiewicz, E. A., Paulo, D., Zhu, H., Goldman, A. M., Krishnan, V., Maheshwari, A., Bartoli, E., . . . </w:t>
+      </w:r>
+      <w:r>
+        <w:rPr>
+          <w:b/>
+          <w:bCs/>
+        </w:rPr>
+        <w:t>Hayden, B. Y.†</w:t>
+      </w:r>
+      <w:r>
+        <w:t xml:space="preserve">, </w:t>
+      </w:r>
+      <w:r>
+        <w:rPr>
+          <w:b/>
+          <w:bCs/>
+        </w:rPr>
+        <w:t>Sheth, S. A.†</w:t>
+      </w:r>
+      <w:r>
+        <w:t xml:space="preserve"> (2025). Shared neural geometries for bilingual semantic representations in human hippocampal neurons. </w:t>
+      </w:r>
+      <w:r>
+        <w:rPr>
+          <w:i/>
+          <w:iCs/>
+        </w:rPr>
+        <w:t>bioRxiv</w:t>
+      </w:r>
+      <w:r>
+        <w:t xml:space="preserve">. </w:t>
+      </w:r>
+      <w:hyperlink r:id="rId7" w:history="1">
+        <w:r>
+          <w:rPr>
+            <w:rStyle w:val="Hyperlink"/>
+            <w:color w:val="1F4E79"/>
+          </w:rPr>
+          <w:t>https://doi.org/10.1101/2025.11.16.688726</w:t>
+        </w:r>
+      </w:hyperlink>
+      <w:r>
+        <w:t xml:space="preserve">  </w:t>
+      </w:r>
+      <w:r>
+        <w:rPr>
+          <w:i/>
+          <w:iCs/>
+          <w:color w:val="6B7280"/>
+          <w:sz w:val="20"/>
+          <w:szCs w:val="20"/>
+        </w:rPr>
+        <w:t>[</w:t>
+      </w:r>
+      <w:r>
+        <w:rPr>
+          <w:i/>
+          <w:iCs/>
+          <w:color w:val="6B7280"/>
+          <w:sz w:val="20"/>
+          <w:szCs w:val="20"/>
+        </w:rPr>
+        <w:t>in press</w:t>
+      </w:r>
+      <w:r>
+        <w:rPr>
+          <w:i/>
+          <w:iCs/>
+          <w:color w:val="6B7280"/>
+          <w:sz w:val="20"/>
+          <w:szCs w:val="20"/>
+        </w:rPr>
+        <w:t>, Cell]</w:t>
+      </w:r>
+    </w:p>
+    <w:p>
+      <w:pPr>
+        <w:pStyle w:val="ListParagraph"/>
+        <w:numPr>
+          <w:ilvl w:val="0"/>
+          <w:numId w:val="2"/>
+        </w:numPr>
+        <w:spacing w:after="100"/>
+      </w:pPr>
+      <w:r>
+        <w:rPr>
+          <w:b/>
+          <w:bCs/>
+        </w:rPr>
+        <w:t>Yan, X.</w:t>
+      </w:r>
+      <w:r>
         <w:t xml:space="preserve">, Li, J.-A., Franch, M., Zhu, H., Cowan, R., Belanger, J., Chavez, A. G., Chericoni, A., Ismail, T., </w:t>
       </w:r>
       <w:proofErr w:type="spellStart"/>
@@ -634,7 +742,7 @@
       <w:r>
         <w:t xml:space="preserve">. </w:t>
       </w:r>
-      <w:hyperlink r:id="rId7" w:history="1">
+      <w:hyperlink r:id="rId8" w:history="1">
         <w:r>
           <w:rPr>
             <w:rStyle w:val="Hyperlink"/>
@@ -694,7 +802,7 @@
       <w:r>
         <w:t xml:space="preserve">. </w:t>
       </w:r>
-      <w:hyperlink r:id="rId8" w:history="1">
+      <w:hyperlink r:id="rId9" w:history="1">
         <w:r>
           <w:rPr>
             <w:rStyle w:val="Hyperlink"/>
@@ -714,6 +822,7 @@
         <w:spacing w:after="100"/>
       </w:pPr>
       <w:r>
+        <w:lastRenderedPageBreak/>
         <w:t xml:space="preserve">Franch, M., Katlowitz, K. A., Mickiewicz, E. A., Belanger, J. L., Mathura, R. K., Zhu, H., . . . </w:t>
       </w:r>
       <w:r>
@@ -746,7 +855,7 @@
       <w:r>
         <w:t xml:space="preserve">. </w:t>
       </w:r>
-      <w:hyperlink r:id="rId9" w:history="1">
+      <w:hyperlink r:id="rId10" w:history="1">
         <w:r>
           <w:rPr>
             <w:rStyle w:val="Hyperlink"/>
@@ -767,7 +876,6 @@
       </w:pPr>
       <w:proofErr w:type="spellStart"/>
       <w:r>
-        <w:lastRenderedPageBreak/>
         <w:t>Chericoni</w:t>
       </w:r>
       <w:proofErr w:type="spellEnd"/>
@@ -816,7 +924,7 @@
       <w:r>
         <w:t xml:space="preserve">. </w:t>
       </w:r>
-      <w:hyperlink r:id="rId10" w:history="1">
+      <w:hyperlink r:id="rId11" w:history="1">
         <w:r>
           <w:rPr>
             <w:rStyle w:val="Hyperlink"/>
@@ -825,94 +933,6 @@
           <w:t>https://arxiv.org/abs/2603.04747</w:t>
         </w:r>
       </w:hyperlink>
-    </w:p>
-    <w:p>
-      <w:pPr>
-        <w:pStyle w:val="ListParagraph"/>
-        <w:numPr>
-          <w:ilvl w:val="0"/>
-          <w:numId w:val="2"/>
-        </w:numPr>
-        <w:spacing w:after="100"/>
-      </w:pPr>
-      <w:r>
-        <w:rPr>
-          <w:b/>
-          <w:bCs/>
-        </w:rPr>
-        <w:t>Yan, X.</w:t>
-      </w:r>
-      <w:r>
-        <w:t xml:space="preserve">, Chavez, A. G., Franch, M., Katlowitz, K. A., Gautam, I., Kim, B., Krishna, A., Shrivastava, A., Van </w:t>
-      </w:r>
-      <w:proofErr w:type="spellStart"/>
-      <w:r>
-        <w:t>Arsdel</w:t>
-      </w:r>
-      <w:proofErr w:type="spellEnd"/>
-      <w:r>
-        <w:t xml:space="preserve">, K., Belanger, J., </w:t>
-      </w:r>
-      <w:proofErr w:type="spellStart"/>
-      <w:r>
-        <w:t>Chericoni</w:t>
-      </w:r>
-      <w:proofErr w:type="spellEnd"/>
-      <w:r>
-        <w:t xml:space="preserve">, A., Ismail, T., Mickiewicz, E. A., Paulo, D., Zhu, H., Goldman, A. M., Krishnan, V., Maheshwari, A., Bartoli, E., . . . </w:t>
-      </w:r>
-      <w:r>
-        <w:rPr>
-          <w:b/>
-          <w:bCs/>
-        </w:rPr>
-        <w:t>Hayden, B. Y.†</w:t>
-      </w:r>
-      <w:r>
-        <w:t xml:space="preserve">, </w:t>
-      </w:r>
-      <w:r>
-        <w:rPr>
-          <w:b/>
-          <w:bCs/>
-        </w:rPr>
-        <w:t>Sheth, S. A.†</w:t>
-      </w:r>
-      <w:r>
-        <w:t xml:space="preserve"> (2025). Shared neural geometries for bilingual semantic representations in human hippocampal neurons. </w:t>
-      </w:r>
-      <w:r>
-        <w:rPr>
-          <w:i/>
-          <w:iCs/>
-        </w:rPr>
-        <w:t>bioRxiv</w:t>
-      </w:r>
-      <w:r>
-        <w:t xml:space="preserve">. </w:t>
-      </w:r>
-      <w:hyperlink r:id="rId11" w:history="1">
-        <w:r>
-          <w:rPr>
-            <w:rStyle w:val="Hyperlink"/>
-            <w:color w:val="1F4E79"/>
-          </w:rPr>
-          <w:t>https://doi.org/10.1101/2025.11.16.688726</w:t>
-        </w:r>
-      </w:hyperlink>
-      <w:r>
-        <w:t xml:space="preserve">  </w:t>
-      </w:r>
-      <w:r>
-        <w:rPr>
-          <w:i/>
-          <w:iCs/>
-          <w:color w:val="6B7280"/>
-          <w:sz w:val="20"/>
-          <w:szCs w:val="20"/>
-        </w:rPr>
-        <w:t>[Accepted in principle, Cell]</w:t>
-      </w:r>
     </w:p>
     <w:p>
       <w:pPr>
@@ -1544,42 +1564,42 @@
         <w:spacing w:after="100"/>
       </w:pPr>
       <w:r>
+        <w:t xml:space="preserve">Wang, D., </w:t>
+      </w:r>
+      <w:r>
+        <w:rPr>
+          <w:b/>
+          <w:bCs/>
+        </w:rPr>
+        <w:t>Yan, X.</w:t>
+      </w:r>
+      <w:r>
+        <w:t xml:space="preserve">, Li, M., &amp; Ma, Y. (2017). Neural substrates underlying oxytocin effect: A quantitative meta-analysis of pharmaco-imaging studies. </w:t>
+      </w:r>
+      <w:r>
+        <w:rPr>
+          <w:i/>
+          <w:iCs/>
+        </w:rPr>
+        <w:t>Social Cognitive and Affective Neuroscience</w:t>
+      </w:r>
+      <w:r>
+        <w:t>, 12(10), 1565–1573.</w:t>
+      </w:r>
+    </w:p>
+    <w:p>
+      <w:pPr>
+        <w:spacing w:before="180" w:after="80"/>
+      </w:pPr>
+      <w:r>
+        <w:rPr>
+          <w:b/>
+          <w:bCs/>
+          <w:i/>
+          <w:iCs/>
+          <w:color w:val="1F4E79"/>
+        </w:rPr>
         <w:lastRenderedPageBreak/>
-        <w:t xml:space="preserve">Wang, D., </w:t>
-      </w:r>
-      <w:r>
-        <w:rPr>
-          <w:b/>
-          <w:bCs/>
-        </w:rPr>
-        <w:t>Yan, X.</w:t>
-      </w:r>
-      <w:r>
-        <w:t xml:space="preserve">, Li, M., &amp; Ma, Y. (2017). Neural substrates underlying oxytocin effect: A quantitative meta-analysis of pharmaco-imaging studies. </w:t>
-      </w:r>
-      <w:r>
-        <w:rPr>
-          <w:i/>
-          <w:iCs/>
-        </w:rPr>
-        <w:t>Social Cognitive and Affective Neuroscience</w:t>
-      </w:r>
-      <w:r>
-        <w:t>, 12(10), 1565–1573.</w:t>
-      </w:r>
-    </w:p>
-    <w:p>
-      <w:pPr>
-        <w:spacing w:before="180" w:after="80"/>
-      </w:pPr>
-      <w:r>
-        <w:rPr>
-          <w:b/>
-          <w:bCs/>
-          <w:i/>
-          <w:iCs/>
-          <w:color w:val="1F4E79"/>
-        </w:rPr>
         <w:t>Self-representation and implications for major depressive disorder</w:t>
       </w:r>
     </w:p>
@@ -2169,15 +2189,7 @@
           <w:sz w:val="20"/>
           <w:szCs w:val="20"/>
         </w:rPr>
-        <w:t>BMC Neuroscience</w:t>
-      </w:r>
-      <w:r>
-        <w:rPr>
-          <w:bCs/>
-          <w:sz w:val="20"/>
-          <w:szCs w:val="20"/>
-        </w:rPr>
-        <w:t>.</w:t>
+        <w:t>BMC Neuroscience.</w:t>
       </w:r>
     </w:p>
     <w:p>
@@ -2254,7 +2266,6 @@
           <w:sz w:val="24"/>
           <w:szCs w:val="24"/>
         </w:rPr>
-        <w:lastRenderedPageBreak/>
         <w:t>CONFERENCE PRESENTATIONS</w:t>
       </w:r>
     </w:p>
@@ -2298,6 +2309,7 @@
           <w:szCs w:val="22"/>
           <w:lang w:eastAsia="zh-CN"/>
         </w:rPr>
+        <w:lastRenderedPageBreak/>
         <w:t>Yan X</w:t>
       </w:r>
       <w:r>
@@ -3035,7 +3047,6 @@
         <w:spacing w:after="60"/>
       </w:pPr>
       <w:r>
-        <w:lastRenderedPageBreak/>
         <w:t>Attractor networks &amp; decision-making</w:t>
       </w:r>
     </w:p>

--- a/CV_YanX.docx
+++ b/CV_YanX.docx
@@ -1,32 +1,25 @@
 
 <file path=word/document.xml><?xml version="1.0" encoding="utf-8"?>
-<w:document xmlns:wpc="http://schemas.microsoft.com/office/word/2010/wordprocessingCanvas" xmlns:cx="http://schemas.microsoft.com/office/drawing/2014/chartex" xmlns:cx1="http://schemas.microsoft.com/office/drawing/2015/9/8/chartex" xmlns:cx2="http://schemas.microsoft.com/office/drawing/2015/10/21/chartex" xmlns:cx3="http://schemas.microsoft.com/office/drawing/2016/5/9/chartex" xmlns:cx4="http://schemas.microsoft.com/office/drawing/2016/5/10/chartex" xmlns:cx5="http://schemas.microsoft.com/office/drawing/2016/5/11/chartex" xmlns:cx6="http://schemas.microsoft.com/office/drawing/2016/5/12/chartex" xmlns:cx7="http://schemas.microsoft.com/office/drawing/2016/5/13/chartex" xmlns:cx8="http://schemas.microsoft.com/office/drawing/2016/5/14/chartex" xmlns:mc="http://schemas.openxmlformats.org/markup-compatibility/2006" xmlns:aink="http://schemas.microsoft.com/office/drawing/2016/ink" xmlns:am3d="http://schemas.microsoft.com/office/drawing/2017/model3d" xmlns:o="urn:schemas-microsoft-com:office:office" xmlns:oel="http://schemas.microsoft.com/office/2019/extlst" xmlns:r="http://schemas.openxmlformats.org/officeDocument/2006/relationships" xmlns:m="http://schemas.openxmlformats.org/officeDocument/2006/math" xmlns:v="urn:schemas-microsoft-com:vml" xmlns:wp14="http://schemas.microsoft.com/office/word/2010/wordprocessingDrawing" xmlns:wp="http://schemas.openxmlformats.org/drawingml/2006/wordprocessingDrawing" xmlns:w10="urn:schemas-microsoft-com:office:word" xmlns:w="http://schemas.openxmlformats.org/wordprocessingml/2006/main" xmlns:w14="http://schemas.microsoft.com/office/word/2010/wordml" xmlns:w15="http://schemas.microsoft.com/office/word/2012/wordml" xmlns:w16cex="http://schemas.microsoft.com/office/word/2018/wordml/cex" xmlns:w16cid="http://schemas.microsoft.com/office/word/2016/wordml/cid" xmlns:w16="http://schemas.microsoft.com/office/word/2018/wordml" xmlns:w16du="http://schemas.microsoft.com/office/word/2023/wordml/word16du" xmlns:w16sdtdh="http://schemas.microsoft.com/office/word/2020/wordml/sdtdatahash" xmlns:w16sdtfl="http://schemas.microsoft.com/office/word/2024/wordml/sdtformatlock" xmlns:w16se="http://schemas.microsoft.com/office/word/2015/wordml/symex" xmlns:wpg="http://schemas.microsoft.com/office/word/2010/wordprocessingGroup" xmlns:wpi="http://schemas.microsoft.com/office/word/2010/wordprocessingInk" xmlns:wne="http://schemas.microsoft.com/office/word/2006/wordml" xmlns:wps="http://schemas.microsoft.com/office/word/2010/wordprocessingShape" mc:Ignorable="w14 w15 w16se w16cid w16 w16cex w16sdtdh w16sdtfl w16du wp14">
+<w:document xmlns:wpc="http://schemas.microsoft.com/office/word/2010/wordprocessingCanvas" xmlns:cx="http://schemas.microsoft.com/office/drawing/2014/chartex" xmlns:cx1="http://schemas.microsoft.com/office/drawing/2015/9/8/chartex" xmlns:cx2="http://schemas.microsoft.com/office/drawing/2015/10/21/chartex" xmlns:cx3="http://schemas.microsoft.com/office/drawing/2016/5/9/chartex" xmlns:cx4="http://schemas.microsoft.com/office/drawing/2016/5/10/chartex" xmlns:cx5="http://schemas.microsoft.com/office/drawing/2016/5/11/chartex" xmlns:cx6="http://schemas.microsoft.com/office/drawing/2016/5/12/chartex" xmlns:cx7="http://schemas.microsoft.com/office/drawing/2016/5/13/chartex" xmlns:cx8="http://schemas.microsoft.com/office/drawing/2016/5/14/chartex" xmlns:mc="http://schemas.openxmlformats.org/markup-compatibility/2006" xmlns:m="http://schemas.openxmlformats.org/officeDocument/2006/math" xmlns:aink="http://schemas.microsoft.com/office/drawing/2016/ink" xmlns:am3d="http://schemas.microsoft.com/office/drawing/2017/model3d" xmlns:oel="http://schemas.microsoft.com/office/2019/extlst" xmlns:r="http://schemas.openxmlformats.org/officeDocument/2006/relationships" xmlns:wp14="http://schemas.microsoft.com/office/word/2010/wordprocessingDrawing" xmlns:wp="http://schemas.openxmlformats.org/drawingml/2006/wordprocessingDrawing" xmlns:wpg="http://schemas.microsoft.com/office/word/2010/wordprocessingGroup" xmlns:wpi="http://schemas.microsoft.com/office/word/2010/wordprocessingInk" xmlns:wps="http://schemas.microsoft.com/office/word/2010/wordprocessingShape" xmlns:o="urn:schemas-microsoft-com:office:office" xmlns:v="urn:schemas-microsoft-com:vml" xmlns:w10="urn:schemas-microsoft-com:office:word" xmlns:w="http://schemas.openxmlformats.org/wordprocessingml/2006/main" xmlns:w14="http://schemas.microsoft.com/office/word/2010/wordml" xmlns:w15="http://schemas.microsoft.com/office/word/2012/wordml" xmlns:w16cex="http://schemas.microsoft.com/office/word/2018/wordml/cex" xmlns:w16cid="http://schemas.microsoft.com/office/word/2016/wordml/cid" xmlns:w16="http://schemas.microsoft.com/office/word/2018/wordml" xmlns:w16sdtdh="http://schemas.microsoft.com/office/word/2020/wordml/sdtdatahash" xmlns:w16sdtfl="http://schemas.microsoft.com/office/word/2024/wordml/sdtformatlock" xmlns:w16se="http://schemas.microsoft.com/office/word/2015/wordml/symex" xmlns:w16du="http://schemas.microsoft.com/office/word/2023/wordml/word16du" xmlns:wne="http://schemas.microsoft.com/office/word/2006/wordml" mc:Ignorable="w14 w15 w16se w16cid w16 w16cex w16sdtdh w16sdtfl w16du wp14">
   <w:body>
     <w:p>
       <w:pPr>
-        <w:spacing w:after="60"/>
-      </w:pPr>
-      <w:r>
-        <w:rPr>
-          <w:b/>
-          <w:bCs/>
-          <w:sz w:val="44"/>
-          <w:szCs w:val="44"/>
+        <w:spacing w:after="60" w:line="276" w:lineRule="auto"/>
+        <w:rPr>
+          <w:rFonts w:ascii="Times New Roman" w:hAnsi="Times New Roman" w:cs="Times New Roman"/>
+          <w:sz w:val="32"/>
+          <w:szCs w:val="32"/>
+        </w:rPr>
+      </w:pPr>
+      <w:r>
+        <w:rPr>
+          <w:rFonts w:ascii="Times New Roman" w:hAnsi="Times New Roman" w:cs="Times New Roman"/>
+          <w:b/>
+          <w:bCs/>
+          <w:sz w:val="32"/>
+          <w:szCs w:val="32"/>
         </w:rPr>
         <w:t>Xinyuan Yan, Ph.D.</w:t>
-      </w:r>
-    </w:p>
-    <w:p>
-      <w:pPr>
-        <w:spacing w:after="40"/>
-      </w:pPr>
-      <w:r>
-        <w:rPr>
-          <w:i/>
-          <w:iCs/>
-          <w:color w:val="6B7280"/>
-        </w:rPr>
-        <w:t>Postdoctoral Researcher · Computational Neuroscience &amp; Psychiatry</w:t>
       </w:r>
     </w:p>
     <w:p>
@@ -34,35 +27,32 @@
         <w:pBdr>
           <w:bottom w:val="single" w:sz="6" w:space="6" w:color="1F4E79"/>
         </w:pBdr>
-        <w:spacing w:after="200"/>
-      </w:pPr>
-      <w:r>
-        <w:t xml:space="preserve">Baylor College of </w:t>
-      </w:r>
-      <w:proofErr w:type="gramStart"/>
-      <w:r>
-        <w:t>Medicine  ·</w:t>
-      </w:r>
-      <w:proofErr w:type="gramEnd"/>
-      <w:r>
-        <w:t xml:space="preserve">  </w:t>
-      </w:r>
-      <w:hyperlink r:id="rId5" w:history="1">
+        <w:spacing w:after="200" w:line="276" w:lineRule="auto"/>
+        <w:rPr>
+          <w:rFonts w:ascii="Times New Roman" w:hAnsi="Times New Roman" w:cs="Times New Roman"/>
+        </w:rPr>
+      </w:pPr>
+      <w:hyperlink r:id="rId7" w:history="1">
         <w:r>
           <w:rPr>
             <w:rStyle w:val="Hyperlink"/>
+            <w:rFonts w:ascii="Times New Roman" w:hAnsi="Times New Roman" w:cs="Times New Roman"/>
             <w:color w:val="1F4E79"/>
           </w:rPr>
           <w:t>xinyuanyan2016@gmail.com</w:t>
         </w:r>
       </w:hyperlink>
       <w:r>
+        <w:rPr>
+          <w:rFonts w:ascii="Times New Roman" w:hAnsi="Times New Roman" w:cs="Times New Roman"/>
+        </w:rPr>
         <w:t xml:space="preserve">  ·  </w:t>
       </w:r>
-      <w:hyperlink r:id="rId6" w:history="1">
+      <w:hyperlink r:id="rId8" w:history="1">
         <w:r>
           <w:rPr>
             <w:rStyle w:val="Hyperlink"/>
+            <w:rFonts w:ascii="Times New Roman" w:hAnsi="Times New Roman" w:cs="Times New Roman"/>
             <w:color w:val="1F4E79"/>
           </w:rPr>
           <w:t>Google Scholar</w:t>
@@ -74,16 +64,18 @@
         <w:pBdr>
           <w:bottom w:val="single" w:sz="8" w:space="4" w:color="1F4E79"/>
         </w:pBdr>
-        <w:spacing w:before="280" w:after="120"/>
-      </w:pPr>
-      <w:r>
-        <w:rPr>
+        <w:spacing w:before="280" w:after="120" w:line="276" w:lineRule="auto"/>
+        <w:rPr>
+          <w:rFonts w:ascii="Times New Roman" w:hAnsi="Times New Roman" w:cs="Times New Roman"/>
+        </w:rPr>
+      </w:pPr>
+      <w:r>
+        <w:rPr>
+          <w:rFonts w:ascii="Times New Roman" w:hAnsi="Times New Roman" w:cs="Times New Roman"/>
           <w:b/>
           <w:bCs/>
           <w:color w:val="1F4E79"/>
           <w:spacing w:val="20"/>
-          <w:sz w:val="24"/>
-          <w:szCs w:val="24"/>
         </w:rPr>
         <w:t>EDUCATION</w:t>
       </w:r>
@@ -93,44 +85,58 @@
         <w:tabs>
           <w:tab w:val="right" w:pos="9026"/>
         </w:tabs>
-        <w:spacing w:after="60"/>
-      </w:pPr>
-      <w:r>
-        <w:rPr>
+        <w:spacing w:after="60" w:line="276" w:lineRule="auto"/>
+        <w:rPr>
+          <w:rFonts w:ascii="Times New Roman" w:hAnsi="Times New Roman" w:cs="Times New Roman"/>
+        </w:rPr>
+      </w:pPr>
+      <w:r>
+        <w:rPr>
+          <w:rFonts w:ascii="Times New Roman" w:hAnsi="Times New Roman" w:cs="Times New Roman"/>
           <w:b/>
           <w:bCs/>
         </w:rPr>
         <w:t>Postdoctoral Researcher</w:t>
       </w:r>
       <w:r>
+        <w:rPr>
+          <w:rFonts w:ascii="Times New Roman" w:hAnsi="Times New Roman" w:cs="Times New Roman"/>
+        </w:rPr>
         <w:t>, Neurosurgery &amp; Neuroscience</w:t>
       </w:r>
       <w:r>
+        <w:rPr>
+          <w:rFonts w:ascii="Times New Roman" w:hAnsi="Times New Roman" w:cs="Times New Roman"/>
+        </w:rPr>
         <w:tab/>
       </w:r>
       <w:r>
         <w:rPr>
+          <w:rFonts w:ascii="Times New Roman" w:hAnsi="Times New Roman" w:cs="Times New Roman"/>
           <w:color w:val="6B7280"/>
-          <w:sz w:val="20"/>
-          <w:szCs w:val="20"/>
         </w:rPr>
         <w:t>April 2025 – Present</w:t>
       </w:r>
     </w:p>
     <w:p>
       <w:pPr>
-        <w:spacing w:after="80"/>
-      </w:pPr>
-      <w:r>
+        <w:spacing w:after="80" w:line="276" w:lineRule="auto"/>
+        <w:rPr>
+          <w:rFonts w:ascii="Times New Roman" w:hAnsi="Times New Roman" w:cs="Times New Roman"/>
+        </w:rPr>
+      </w:pPr>
+      <w:r>
+        <w:rPr>
+          <w:rFonts w:ascii="Times New Roman" w:hAnsi="Times New Roman" w:cs="Times New Roman"/>
+        </w:rPr>
         <w:t xml:space="preserve">Baylor College of Medicine    </w:t>
       </w:r>
       <w:r>
         <w:rPr>
+          <w:rFonts w:ascii="Times New Roman" w:hAnsi="Times New Roman" w:cs="Times New Roman"/>
           <w:i/>
           <w:iCs/>
           <w:color w:val="6B7280"/>
-          <w:sz w:val="20"/>
-          <w:szCs w:val="20"/>
         </w:rPr>
         <w:t>Advisors: Benjamin Y. Hayden &amp; Sameer A. Sheth</w:t>
       </w:r>
@@ -140,44 +146,58 @@
         <w:tabs>
           <w:tab w:val="right" w:pos="9026"/>
         </w:tabs>
-        <w:spacing w:after="60"/>
-      </w:pPr>
-      <w:r>
-        <w:rPr>
+        <w:spacing w:after="60" w:line="276" w:lineRule="auto"/>
+        <w:rPr>
+          <w:rFonts w:ascii="Times New Roman" w:hAnsi="Times New Roman" w:cs="Times New Roman"/>
+        </w:rPr>
+      </w:pPr>
+      <w:r>
+        <w:rPr>
+          <w:rFonts w:ascii="Times New Roman" w:hAnsi="Times New Roman" w:cs="Times New Roman"/>
           <w:b/>
           <w:bCs/>
         </w:rPr>
         <w:t>Postdoctoral Researcher</w:t>
       </w:r>
       <w:r>
+        <w:rPr>
+          <w:rFonts w:ascii="Times New Roman" w:hAnsi="Times New Roman" w:cs="Times New Roman"/>
+        </w:rPr>
         <w:t>, Psychiatry &amp; Neuroscience</w:t>
       </w:r>
       <w:r>
+        <w:rPr>
+          <w:rFonts w:ascii="Times New Roman" w:hAnsi="Times New Roman" w:cs="Times New Roman"/>
+        </w:rPr>
         <w:tab/>
       </w:r>
       <w:r>
         <w:rPr>
+          <w:rFonts w:ascii="Times New Roman" w:hAnsi="Times New Roman" w:cs="Times New Roman"/>
           <w:color w:val="6B7280"/>
-          <w:sz w:val="20"/>
-          <w:szCs w:val="20"/>
         </w:rPr>
         <w:t>March 2022 – March 2025</w:t>
       </w:r>
     </w:p>
     <w:p>
       <w:pPr>
-        <w:spacing w:after="80"/>
-      </w:pPr>
-      <w:r>
+        <w:spacing w:after="80" w:line="276" w:lineRule="auto"/>
+        <w:rPr>
+          <w:rFonts w:ascii="Times New Roman" w:hAnsi="Times New Roman" w:cs="Times New Roman"/>
+        </w:rPr>
+      </w:pPr>
+      <w:r>
+        <w:rPr>
+          <w:rFonts w:ascii="Times New Roman" w:hAnsi="Times New Roman" w:cs="Times New Roman"/>
+        </w:rPr>
         <w:t xml:space="preserve">University of Minnesota    </w:t>
       </w:r>
       <w:r>
         <w:rPr>
+          <w:rFonts w:ascii="Times New Roman" w:hAnsi="Times New Roman" w:cs="Times New Roman"/>
           <w:i/>
           <w:iCs/>
           <w:color w:val="6B7280"/>
-          <w:sz w:val="20"/>
-          <w:szCs w:val="20"/>
         </w:rPr>
         <w:t>Advisors: Alexander Herman &amp; David Darrow</w:t>
       </w:r>
@@ -187,54 +207,65 @@
         <w:tabs>
           <w:tab w:val="right" w:pos="9026"/>
         </w:tabs>
-        <w:spacing w:after="60"/>
-      </w:pPr>
-      <w:r>
-        <w:rPr>
+        <w:spacing w:after="60" w:line="276" w:lineRule="auto"/>
+        <w:rPr>
+          <w:rFonts w:ascii="Times New Roman" w:hAnsi="Times New Roman" w:cs="Times New Roman"/>
+        </w:rPr>
+      </w:pPr>
+      <w:r>
+        <w:rPr>
+          <w:rFonts w:ascii="Times New Roman" w:hAnsi="Times New Roman" w:cs="Times New Roman"/>
           <w:b/>
           <w:bCs/>
         </w:rPr>
         <w:t>Ph.D.</w:t>
       </w:r>
       <w:r>
+        <w:rPr>
+          <w:rFonts w:ascii="Times New Roman" w:hAnsi="Times New Roman" w:cs="Times New Roman"/>
+        </w:rPr>
         <w:t>, Cognitive Neuroscience</w:t>
       </w:r>
       <w:r>
+        <w:rPr>
+          <w:rFonts w:ascii="Times New Roman" w:hAnsi="Times New Roman" w:cs="Times New Roman"/>
+        </w:rPr>
         <w:tab/>
       </w:r>
       <w:r>
         <w:rPr>
+          <w:rFonts w:ascii="Times New Roman" w:hAnsi="Times New Roman" w:cs="Times New Roman"/>
           <w:color w:val="6B7280"/>
-          <w:sz w:val="20"/>
-          <w:szCs w:val="20"/>
         </w:rPr>
         <w:t>September 2016 – January 2022</w:t>
       </w:r>
     </w:p>
     <w:p>
       <w:pPr>
-        <w:spacing w:after="80"/>
-      </w:pPr>
-      <w:r>
+        <w:spacing w:after="80" w:line="276" w:lineRule="auto"/>
+        <w:rPr>
+          <w:rFonts w:ascii="Times New Roman" w:hAnsi="Times New Roman" w:cs="Times New Roman"/>
+        </w:rPr>
+      </w:pPr>
+      <w:r>
+        <w:rPr>
+          <w:rFonts w:ascii="Times New Roman" w:hAnsi="Times New Roman" w:cs="Times New Roman"/>
+        </w:rPr>
         <w:t>IDG/McGovern Institute for Brain Research, State Key Laboratory of Cognitive Neuroscience and Learning</w:t>
       </w:r>
     </w:p>
     <w:p>
       <w:pPr>
-        <w:spacing w:after="80"/>
-      </w:pPr>
-      <w:r>
-        <w:t xml:space="preserve">Beijing Normal University    </w:t>
-      </w:r>
-      <w:r>
-        <w:rPr>
-          <w:i/>
-          <w:iCs/>
-          <w:color w:val="6B7280"/>
-          <w:sz w:val="20"/>
-          <w:szCs w:val="20"/>
-        </w:rPr>
-        <w:t>Advisor: Yina Ma</w:t>
+        <w:spacing w:after="80" w:line="276" w:lineRule="auto"/>
+        <w:rPr>
+          <w:rFonts w:ascii="Times New Roman" w:hAnsi="Times New Roman" w:cs="Times New Roman"/>
+        </w:rPr>
+      </w:pPr>
+      <w:r>
+        <w:rPr>
+          <w:rFonts w:ascii="Times New Roman" w:hAnsi="Times New Roman" w:cs="Times New Roman"/>
+        </w:rPr>
+        <w:t>Beijing Normal University</w:t>
       </w:r>
     </w:p>
     <w:p>
@@ -242,35 +273,50 @@
         <w:tabs>
           <w:tab w:val="right" w:pos="9026"/>
         </w:tabs>
-        <w:spacing w:after="60"/>
-      </w:pPr>
-      <w:r>
-        <w:rPr>
+        <w:spacing w:after="60" w:line="276" w:lineRule="auto"/>
+        <w:rPr>
+          <w:rFonts w:ascii="Times New Roman" w:hAnsi="Times New Roman" w:cs="Times New Roman"/>
+        </w:rPr>
+      </w:pPr>
+      <w:r>
+        <w:rPr>
+          <w:rFonts w:ascii="Times New Roman" w:hAnsi="Times New Roman" w:cs="Times New Roman"/>
           <w:b/>
           <w:bCs/>
         </w:rPr>
         <w:t>B.Sc.</w:t>
       </w:r>
       <w:r>
+        <w:rPr>
+          <w:rFonts w:ascii="Times New Roman" w:hAnsi="Times New Roman" w:cs="Times New Roman"/>
+        </w:rPr>
         <w:t>, Psychology</w:t>
       </w:r>
       <w:r>
+        <w:rPr>
+          <w:rFonts w:ascii="Times New Roman" w:hAnsi="Times New Roman" w:cs="Times New Roman"/>
+        </w:rPr>
         <w:tab/>
       </w:r>
       <w:r>
         <w:rPr>
+          <w:rFonts w:ascii="Times New Roman" w:hAnsi="Times New Roman" w:cs="Times New Roman"/>
           <w:color w:val="6B7280"/>
-          <w:sz w:val="20"/>
-          <w:szCs w:val="20"/>
         </w:rPr>
         <w:t>September 2012 – June 2016</w:t>
       </w:r>
     </w:p>
     <w:p>
       <w:pPr>
-        <w:spacing w:after="80"/>
-      </w:pPr>
-      <w:r>
+        <w:spacing w:after="80" w:line="276" w:lineRule="auto"/>
+        <w:rPr>
+          <w:rFonts w:ascii="Times New Roman" w:hAnsi="Times New Roman" w:cs="Times New Roman"/>
+        </w:rPr>
+      </w:pPr>
+      <w:r>
+        <w:rPr>
+          <w:rFonts w:ascii="Times New Roman" w:hAnsi="Times New Roman" w:cs="Times New Roman"/>
+        </w:rPr>
         <w:t>Northeast Normal University</w:t>
       </w:r>
     </w:p>
@@ -279,16 +325,18 @@
         <w:pBdr>
           <w:bottom w:val="single" w:sz="8" w:space="4" w:color="1F4E79"/>
         </w:pBdr>
-        <w:spacing w:before="280" w:after="120"/>
-      </w:pPr>
-      <w:r>
-        <w:rPr>
+        <w:spacing w:before="280" w:after="120" w:line="276" w:lineRule="auto"/>
+        <w:rPr>
+          <w:rFonts w:ascii="Times New Roman" w:hAnsi="Times New Roman" w:cs="Times New Roman"/>
+        </w:rPr>
+      </w:pPr>
+      <w:r>
+        <w:rPr>
+          <w:rFonts w:ascii="Times New Roman" w:hAnsi="Times New Roman" w:cs="Times New Roman"/>
           <w:b/>
           <w:bCs/>
           <w:color w:val="1F4E79"/>
           <w:spacing w:val="20"/>
-          <w:sz w:val="24"/>
-          <w:szCs w:val="24"/>
         </w:rPr>
         <w:t>FELLOWSHIPS &amp; AWARDS</w:t>
       </w:r>
@@ -298,27 +346,41 @@
         <w:tabs>
           <w:tab w:val="right" w:pos="9026"/>
         </w:tabs>
-        <w:spacing w:after="60"/>
-      </w:pPr>
-      <w:r>
+        <w:spacing w:after="60" w:line="276" w:lineRule="auto"/>
+        <w:rPr>
+          <w:rFonts w:ascii="Times New Roman" w:hAnsi="Times New Roman" w:cs="Times New Roman"/>
+        </w:rPr>
+      </w:pPr>
+      <w:r>
+        <w:rPr>
+          <w:rFonts w:ascii="Times New Roman" w:hAnsi="Times New Roman" w:cs="Times New Roman"/>
+        </w:rPr>
         <w:t>Travel Award, Computational and Systems Neuroscience (</w:t>
       </w:r>
       <w:proofErr w:type="spellStart"/>
       <w:r>
+        <w:rPr>
+          <w:rFonts w:ascii="Times New Roman" w:hAnsi="Times New Roman" w:cs="Times New Roman"/>
+        </w:rPr>
         <w:t>Cosyne</w:t>
       </w:r>
       <w:proofErr w:type="spellEnd"/>
       <w:r>
+        <w:rPr>
+          <w:rFonts w:ascii="Times New Roman" w:hAnsi="Times New Roman" w:cs="Times New Roman"/>
+        </w:rPr>
         <w:t>), Montreal</w:t>
       </w:r>
       <w:r>
+        <w:rPr>
+          <w:rFonts w:ascii="Times New Roman" w:hAnsi="Times New Roman" w:cs="Times New Roman"/>
+        </w:rPr>
         <w:tab/>
       </w:r>
       <w:r>
         <w:rPr>
+          <w:rFonts w:ascii="Times New Roman" w:hAnsi="Times New Roman" w:cs="Times New Roman"/>
           <w:color w:val="6B7280"/>
-          <w:sz w:val="20"/>
-          <w:szCs w:val="20"/>
         </w:rPr>
         <w:t>2023</w:t>
       </w:r>
@@ -328,19 +390,27 @@
         <w:tabs>
           <w:tab w:val="right" w:pos="9026"/>
         </w:tabs>
-        <w:spacing w:after="60"/>
-      </w:pPr>
-      <w:r>
+        <w:spacing w:after="60" w:line="276" w:lineRule="auto"/>
+        <w:rPr>
+          <w:rFonts w:ascii="Times New Roman" w:hAnsi="Times New Roman" w:cs="Times New Roman"/>
+        </w:rPr>
+      </w:pPr>
+      <w:r>
+        <w:rPr>
+          <w:rFonts w:ascii="Times New Roman" w:hAnsi="Times New Roman" w:cs="Times New Roman"/>
+        </w:rPr>
         <w:t>Trainee Professional Development Award, Society for Neuroscience</w:t>
       </w:r>
       <w:r>
+        <w:rPr>
+          <w:rFonts w:ascii="Times New Roman" w:hAnsi="Times New Roman" w:cs="Times New Roman"/>
+        </w:rPr>
         <w:tab/>
       </w:r>
       <w:r>
         <w:rPr>
+          <w:rFonts w:ascii="Times New Roman" w:hAnsi="Times New Roman" w:cs="Times New Roman"/>
           <w:color w:val="6B7280"/>
-          <w:sz w:val="20"/>
-          <w:szCs w:val="20"/>
         </w:rPr>
         <w:t>2022</w:t>
       </w:r>
@@ -350,24 +420,35 @@
         <w:tabs>
           <w:tab w:val="right" w:pos="9026"/>
         </w:tabs>
-        <w:spacing w:after="60"/>
+        <w:spacing w:after="60" w:line="276" w:lineRule="auto"/>
+        <w:rPr>
+          <w:rFonts w:ascii="Times New Roman" w:hAnsi="Times New Roman" w:cs="Times New Roman"/>
+        </w:rPr>
       </w:pPr>
       <w:proofErr w:type="spellStart"/>
       <w:r>
+        <w:rPr>
+          <w:rFonts w:ascii="Times New Roman" w:hAnsi="Times New Roman" w:cs="Times New Roman"/>
+        </w:rPr>
         <w:t>MnDrive</w:t>
       </w:r>
       <w:proofErr w:type="spellEnd"/>
       <w:r>
+        <w:rPr>
+          <w:rFonts w:ascii="Times New Roman" w:hAnsi="Times New Roman" w:cs="Times New Roman"/>
+        </w:rPr>
         <w:t xml:space="preserve"> Neuromodulation Research Fellowship, University of Minnesota Medical School</w:t>
       </w:r>
       <w:r>
+        <w:rPr>
+          <w:rFonts w:ascii="Times New Roman" w:hAnsi="Times New Roman" w:cs="Times New Roman"/>
+        </w:rPr>
         <w:tab/>
       </w:r>
       <w:r>
         <w:rPr>
+          <w:rFonts w:ascii="Times New Roman" w:hAnsi="Times New Roman" w:cs="Times New Roman"/>
           <w:color w:val="6B7280"/>
-          <w:sz w:val="20"/>
-          <w:szCs w:val="20"/>
         </w:rPr>
         <w:t>2022</w:t>
       </w:r>
@@ -377,19 +458,27 @@
         <w:tabs>
           <w:tab w:val="right" w:pos="9026"/>
         </w:tabs>
-        <w:spacing w:after="60"/>
-      </w:pPr>
-      <w:r>
+        <w:spacing w:after="60" w:line="276" w:lineRule="auto"/>
+        <w:rPr>
+          <w:rFonts w:ascii="Times New Roman" w:hAnsi="Times New Roman" w:cs="Times New Roman"/>
+        </w:rPr>
+      </w:pPr>
+      <w:r>
+        <w:rPr>
+          <w:rFonts w:ascii="Times New Roman" w:hAnsi="Times New Roman" w:cs="Times New Roman"/>
+        </w:rPr>
         <w:t>Fellowship, Computational and Cognitive Neuroscience (CCN) Summer School, CSHL Asia</w:t>
       </w:r>
       <w:r>
+        <w:rPr>
+          <w:rFonts w:ascii="Times New Roman" w:hAnsi="Times New Roman" w:cs="Times New Roman"/>
+        </w:rPr>
         <w:tab/>
       </w:r>
       <w:r>
         <w:rPr>
+          <w:rFonts w:ascii="Times New Roman" w:hAnsi="Times New Roman" w:cs="Times New Roman"/>
           <w:color w:val="6B7280"/>
-          <w:sz w:val="20"/>
-          <w:szCs w:val="20"/>
         </w:rPr>
         <w:t>2021</w:t>
       </w:r>
@@ -399,19 +488,27 @@
         <w:tabs>
           <w:tab w:val="right" w:pos="9026"/>
         </w:tabs>
-        <w:spacing w:after="60"/>
-      </w:pPr>
-      <w:r>
+        <w:spacing w:after="60" w:line="276" w:lineRule="auto"/>
+        <w:rPr>
+          <w:rFonts w:ascii="Times New Roman" w:hAnsi="Times New Roman" w:cs="Times New Roman"/>
+        </w:rPr>
+      </w:pPr>
+      <w:r>
+        <w:rPr>
+          <w:rFonts w:ascii="Times New Roman" w:hAnsi="Times New Roman" w:cs="Times New Roman"/>
+        </w:rPr>
         <w:t>Fellowship, Kavli Summer Institute in Cognitive Neuroscience, UC Santa Barbara</w:t>
       </w:r>
       <w:r>
+        <w:rPr>
+          <w:rFonts w:ascii="Times New Roman" w:hAnsi="Times New Roman" w:cs="Times New Roman"/>
+        </w:rPr>
         <w:tab/>
       </w:r>
       <w:r>
         <w:rPr>
+          <w:rFonts w:ascii="Times New Roman" w:hAnsi="Times New Roman" w:cs="Times New Roman"/>
           <w:color w:val="6B7280"/>
-          <w:sz w:val="20"/>
-          <w:szCs w:val="20"/>
         </w:rPr>
         <w:t>2019</w:t>
       </w:r>
@@ -421,19 +518,27 @@
         <w:tabs>
           <w:tab w:val="right" w:pos="9026"/>
         </w:tabs>
-        <w:spacing w:after="60"/>
-      </w:pPr>
-      <w:r>
+        <w:spacing w:after="60" w:line="276" w:lineRule="auto"/>
+        <w:rPr>
+          <w:rFonts w:ascii="Times New Roman" w:hAnsi="Times New Roman" w:cs="Times New Roman"/>
+        </w:rPr>
+      </w:pPr>
+      <w:r>
+        <w:rPr>
+          <w:rFonts w:ascii="Times New Roman" w:hAnsi="Times New Roman" w:cs="Times New Roman"/>
+        </w:rPr>
         <w:t>Distinguished Graduate Research Fellowship, State Key Laboratory of Cognitive Neuroscience and Learning</w:t>
       </w:r>
       <w:r>
+        <w:rPr>
+          <w:rFonts w:ascii="Times New Roman" w:hAnsi="Times New Roman" w:cs="Times New Roman"/>
+        </w:rPr>
         <w:tab/>
       </w:r>
       <w:r>
         <w:rPr>
+          <w:rFonts w:ascii="Times New Roman" w:hAnsi="Times New Roman" w:cs="Times New Roman"/>
           <w:color w:val="6B7280"/>
-          <w:sz w:val="20"/>
-          <w:szCs w:val="20"/>
         </w:rPr>
         <w:t>2018</w:t>
       </w:r>
@@ -443,19 +548,27 @@
         <w:tabs>
           <w:tab w:val="right" w:pos="9026"/>
         </w:tabs>
-        <w:spacing w:after="60"/>
-      </w:pPr>
-      <w:r>
+        <w:spacing w:after="60" w:line="276" w:lineRule="auto"/>
+        <w:rPr>
+          <w:rFonts w:ascii="Times New Roman" w:hAnsi="Times New Roman" w:cs="Times New Roman"/>
+        </w:rPr>
+      </w:pPr>
+      <w:r>
+        <w:rPr>
+          <w:rFonts w:ascii="Times New Roman" w:hAnsi="Times New Roman" w:cs="Times New Roman"/>
+        </w:rPr>
         <w:t>National Graduate Research Fellowship, China</w:t>
       </w:r>
       <w:r>
+        <w:rPr>
+          <w:rFonts w:ascii="Times New Roman" w:hAnsi="Times New Roman" w:cs="Times New Roman"/>
+        </w:rPr>
         <w:tab/>
       </w:r>
       <w:r>
         <w:rPr>
+          <w:rFonts w:ascii="Times New Roman" w:hAnsi="Times New Roman" w:cs="Times New Roman"/>
           <w:color w:val="6B7280"/>
-          <w:sz w:val="20"/>
-          <w:szCs w:val="20"/>
         </w:rPr>
         <w:t>2018</w:t>
       </w:r>
@@ -465,85 +578,89 @@
         <w:pBdr>
           <w:bottom w:val="single" w:sz="8" w:space="4" w:color="1F4E79"/>
         </w:pBdr>
-        <w:spacing w:before="280" w:after="120"/>
-      </w:pPr>
-      <w:r>
-        <w:rPr>
+        <w:spacing w:before="280" w:after="120" w:line="276" w:lineRule="auto"/>
+        <w:rPr>
+          <w:rFonts w:ascii="Times New Roman" w:hAnsi="Times New Roman" w:cs="Times New Roman"/>
+        </w:rPr>
+      </w:pPr>
+      <w:r>
+        <w:rPr>
+          <w:rFonts w:ascii="Times New Roman" w:hAnsi="Times New Roman" w:cs="Times New Roman"/>
           <w:b/>
           <w:bCs/>
           <w:color w:val="1F4E79"/>
           <w:spacing w:val="20"/>
-          <w:sz w:val="24"/>
-          <w:szCs w:val="24"/>
         </w:rPr>
         <w:t>PUBLICATIONS</w:t>
       </w:r>
     </w:p>
     <w:p>
       <w:pPr>
-        <w:spacing w:after="80"/>
-      </w:pPr>
-      <w:r>
-        <w:rPr>
+        <w:spacing w:after="80" w:line="276" w:lineRule="auto"/>
+        <w:rPr>
+          <w:rFonts w:ascii="Times New Roman" w:hAnsi="Times New Roman" w:cs="Times New Roman"/>
+        </w:rPr>
+      </w:pPr>
+      <w:r>
+        <w:rPr>
+          <w:rFonts w:ascii="Times New Roman" w:hAnsi="Times New Roman" w:cs="Times New Roman"/>
           <w:i/>
           <w:iCs/>
           <w:color w:val="6B7280"/>
-          <w:sz w:val="20"/>
-          <w:szCs w:val="20"/>
         </w:rPr>
         <w:t xml:space="preserve">† </w:t>
       </w:r>
       <w:proofErr w:type="gramStart"/>
       <w:r>
         <w:rPr>
+          <w:rFonts w:ascii="Times New Roman" w:hAnsi="Times New Roman" w:cs="Times New Roman"/>
           <w:i/>
           <w:iCs/>
           <w:color w:val="6B7280"/>
-          <w:sz w:val="20"/>
-          <w:szCs w:val="20"/>
         </w:rPr>
         <w:t>indicates</w:t>
       </w:r>
       <w:proofErr w:type="gramEnd"/>
       <w:r>
         <w:rPr>
+          <w:rFonts w:ascii="Times New Roman" w:hAnsi="Times New Roman" w:cs="Times New Roman"/>
           <w:i/>
           <w:iCs/>
           <w:color w:val="6B7280"/>
-          <w:sz w:val="20"/>
-          <w:szCs w:val="20"/>
         </w:rPr>
         <w:t xml:space="preserve"> co-last author. * </w:t>
       </w:r>
       <w:proofErr w:type="gramStart"/>
       <w:r>
         <w:rPr>
+          <w:rFonts w:ascii="Times New Roman" w:hAnsi="Times New Roman" w:cs="Times New Roman"/>
           <w:i/>
           <w:iCs/>
           <w:color w:val="6B7280"/>
-          <w:sz w:val="20"/>
-          <w:szCs w:val="20"/>
         </w:rPr>
         <w:t>indicates</w:t>
       </w:r>
       <w:proofErr w:type="gramEnd"/>
       <w:r>
         <w:rPr>
+          <w:rFonts w:ascii="Times New Roman" w:hAnsi="Times New Roman" w:cs="Times New Roman"/>
           <w:i/>
           <w:iCs/>
           <w:color w:val="6B7280"/>
-          <w:sz w:val="20"/>
-          <w:szCs w:val="20"/>
         </w:rPr>
         <w:t xml:space="preserve"> co-first author.</w:t>
       </w:r>
     </w:p>
     <w:p>
       <w:pPr>
-        <w:spacing w:before="180" w:after="80"/>
-      </w:pPr>
-      <w:r>
-        <w:rPr>
+        <w:spacing w:before="180" w:after="80" w:line="276" w:lineRule="auto"/>
+        <w:rPr>
+          <w:rFonts w:ascii="Times New Roman" w:hAnsi="Times New Roman" w:cs="Times New Roman"/>
+        </w:rPr>
+      </w:pPr>
+      <w:r>
+        <w:rPr>
+          <w:rFonts w:ascii="Times New Roman" w:hAnsi="Times New Roman" w:cs="Times New Roman"/>
           <w:b/>
           <w:bCs/>
           <w:i/>
@@ -558,107 +675,49 @@
         <w:pStyle w:val="ListParagraph"/>
         <w:numPr>
           <w:ilvl w:val="0"/>
-          <w:numId w:val="2"/>
+          <w:numId w:val="4"/>
         </w:numPr>
-        <w:spacing w:after="100"/>
-      </w:pPr>
-      <w:r>
-        <w:rPr>
-          <w:b/>
-          <w:bCs/>
-        </w:rPr>
-        <w:t>Yan, X.</w:t>
-      </w:r>
-      <w:r>
-        <w:t xml:space="preserve">, Chavez, A. G., Franch, M., Katlowitz, K. A., Gautam, I., Kim, B., Krishna, A., Shrivastava, A., Van </w:t>
-      </w:r>
-      <w:proofErr w:type="spellStart"/>
-      <w:r>
-        <w:t>Arsdel</w:t>
-      </w:r>
-      <w:proofErr w:type="spellEnd"/>
-      <w:r>
-        <w:t xml:space="preserve">, K., Belanger, J., </w:t>
-      </w:r>
-      <w:proofErr w:type="spellStart"/>
-      <w:r>
-        <w:t>Chericoni</w:t>
-      </w:r>
-      <w:proofErr w:type="spellEnd"/>
-      <w:r>
-        <w:t xml:space="preserve">, A., Ismail, T., Mickiewicz, E. A., Paulo, D., Zhu, H., Goldman, A. M., Krishnan, V., Maheshwari, A., Bartoli, E., . . . </w:t>
-      </w:r>
-      <w:r>
-        <w:rPr>
-          <w:b/>
-          <w:bCs/>
-        </w:rPr>
-        <w:t>Hayden, B. Y.†</w:t>
-      </w:r>
-      <w:r>
-        <w:t xml:space="preserve">, </w:t>
-      </w:r>
-      <w:r>
-        <w:rPr>
-          <w:b/>
-          <w:bCs/>
-        </w:rPr>
-        <w:t>Sheth, S. A.†</w:t>
-      </w:r>
-      <w:r>
-        <w:t xml:space="preserve"> (2025). Shared neural geometries for bilingual semantic representations in human hippocampal neurons. </w:t>
-      </w:r>
-      <w:r>
-        <w:rPr>
-          <w:i/>
-          <w:iCs/>
-        </w:rPr>
-        <w:t>bioRxiv</w:t>
-      </w:r>
-      <w:r>
-        <w:t xml:space="preserve">. </w:t>
-      </w:r>
-      <w:hyperlink r:id="rId7" w:history="1">
-        <w:r>
-          <w:rPr>
-            <w:rStyle w:val="Hyperlink"/>
-            <w:color w:val="1F4E79"/>
-          </w:rPr>
-          <w:t>https://doi.org/10.1101/2025.11.16.688726</w:t>
-        </w:r>
-      </w:hyperlink>
-      <w:r>
-        <w:t xml:space="preserve">  </w:t>
-      </w:r>
-      <w:r>
-        <w:rPr>
-          <w:i/>
-          <w:iCs/>
-          <w:color w:val="6B7280"/>
-          <w:sz w:val="20"/>
-          <w:szCs w:val="20"/>
-        </w:rPr>
-        <w:t>[</w:t>
-      </w:r>
-      <w:r>
-        <w:rPr>
-          <w:i/>
-          <w:iCs/>
-          <w:color w:val="6B7280"/>
-          <w:sz w:val="20"/>
-          <w:szCs w:val="20"/>
-        </w:rPr>
-        <w:t>in press</w:t>
-      </w:r>
-      <w:r>
-        <w:rPr>
-          <w:i/>
-          <w:iCs/>
-          <w:color w:val="6B7280"/>
-          <w:sz w:val="20"/>
-          <w:szCs w:val="20"/>
-        </w:rPr>
-        <w:t>, Cell]</w:t>
+        <w:spacing w:line="276" w:lineRule="auto"/>
+        <w:rPr>
+          <w:rFonts w:ascii="Times New Roman" w:hAnsi="Times New Roman" w:cs="Times New Roman"/>
+        </w:rPr>
+      </w:pPr>
+      <w:r>
+        <w:rPr>
+          <w:rFonts w:ascii="Times New Roman" w:hAnsi="Times New Roman" w:cs="Times New Roman"/>
+          <w:b/>
+          <w:bCs/>
+        </w:rPr>
+        <w:t>Yan X</w:t>
+      </w:r>
+      <w:r>
+        <w:rPr>
+          <w:rFonts w:ascii="Times New Roman" w:hAnsi="Times New Roman" w:cs="Times New Roman"/>
+        </w:rPr>
+        <w:t xml:space="preserve">, Chavez AG, Franch M, …, Hayden BY†, Sheth SA† (2026). Shared neural geometries for bilingual semantic representations in human hippocampal neurons. </w:t>
+      </w:r>
+      <w:r>
+        <w:rPr>
+          <w:rStyle w:val="Emphasis"/>
+          <w:rFonts w:ascii="Times New Roman" w:hAnsi="Times New Roman" w:cs="Times New Roman"/>
+          <w:b/>
+          <w:bCs/>
+        </w:rPr>
+        <w:t>Cell</w:t>
+      </w:r>
+      <w:r>
+        <w:rPr>
+          <w:rFonts w:ascii="Times New Roman" w:hAnsi="Times New Roman" w:cs="Times New Roman"/>
+          <w:b/>
+          <w:bCs/>
+        </w:rPr>
+        <w:t>.</w:t>
+      </w:r>
+      <w:r>
+        <w:rPr>
+          <w:rFonts w:ascii="Times New Roman" w:hAnsi="Times New Roman" w:cs="Times New Roman"/>
+        </w:rPr>
+        <w:t xml:space="preserve"> </w:t>
       </w:r>
     </w:p>
     <w:p>
@@ -666,382 +725,389 @@
         <w:pStyle w:val="ListParagraph"/>
         <w:numPr>
           <w:ilvl w:val="0"/>
-          <w:numId w:val="2"/>
+          <w:numId w:val="4"/>
         </w:numPr>
-        <w:spacing w:after="100"/>
-      </w:pPr>
-      <w:r>
-        <w:rPr>
-          <w:b/>
-          <w:bCs/>
-        </w:rPr>
-        <w:t>Yan, X.</w:t>
-      </w:r>
-      <w:r>
-        <w:t xml:space="preserve">, Li, J.-A., Franch, M., Zhu, H., Cowan, R., Belanger, J., Chavez, A. G., Chericoni, A., Ismail, T., </w:t>
+        <w:spacing w:line="276" w:lineRule="auto"/>
+        <w:rPr>
+          <w:rFonts w:ascii="Times New Roman" w:hAnsi="Times New Roman" w:cs="Times New Roman"/>
+        </w:rPr>
+      </w:pPr>
+      <w:r>
+        <w:rPr>
+          <w:rFonts w:ascii="Times New Roman" w:hAnsi="Times New Roman" w:cs="Times New Roman"/>
+          <w:b/>
+          <w:bCs/>
+        </w:rPr>
+        <w:t>Yan X</w:t>
+      </w:r>
+      <w:r>
+        <w:rPr>
+          <w:rFonts w:ascii="Times New Roman" w:hAnsi="Times New Roman" w:cs="Times New Roman"/>
+        </w:rPr>
+        <w:t xml:space="preserve">, Li JA, Franch M, . . . Hayden BY†, Sheth SA† (2026). </w:t>
       </w:r>
       <w:proofErr w:type="spellStart"/>
       <w:r>
-        <w:t>Katlowitz</w:t>
+        <w:rPr>
+          <w:rFonts w:ascii="Times New Roman" w:hAnsi="Times New Roman" w:cs="Times New Roman"/>
+        </w:rPr>
+        <w:t>Polysemanticity</w:t>
       </w:r>
       <w:proofErr w:type="spellEnd"/>
       <w:r>
-        <w:t xml:space="preserve">, K. A., Kolibius, L. D., Mickiewicz, E. A., Paulo, D., Bartoli, E., Hennig, J. A., </w:t>
-      </w:r>
-      <w:proofErr w:type="spellStart"/>
-      <w:r>
-        <w:t>Frączek</w:t>
-      </w:r>
-      <w:proofErr w:type="spellEnd"/>
-      <w:r>
-        <w:t xml:space="preserve">, T. M., Provenza, N. R., Rahimpour, S., </w:t>
-      </w:r>
-      <w:proofErr w:type="spellStart"/>
-      <w:r>
-        <w:t>Shofty</w:t>
-      </w:r>
-      <w:proofErr w:type="spellEnd"/>
-      <w:r>
-        <w:t xml:space="preserve">, B., . . . </w:t>
-      </w:r>
-      <w:r>
-        <w:rPr>
-          <w:b/>
-          <w:bCs/>
-        </w:rPr>
-        <w:t>Hayden, B. Y.†</w:t>
-      </w:r>
-      <w:r>
-        <w:t xml:space="preserve">, </w:t>
-      </w:r>
-      <w:r>
-        <w:rPr>
-          <w:b/>
-          <w:bCs/>
-        </w:rPr>
-        <w:t>Sheth, S. A.†</w:t>
-      </w:r>
-      <w:r>
-        <w:t xml:space="preserve"> (2026). </w:t>
-      </w:r>
-      <w:proofErr w:type="spellStart"/>
-      <w:r>
-        <w:t>Polysemanticity</w:t>
-      </w:r>
-      <w:proofErr w:type="spellEnd"/>
-      <w:r>
+        <w:rPr>
+          <w:rFonts w:ascii="Times New Roman" w:hAnsi="Times New Roman" w:cs="Times New Roman"/>
+        </w:rPr>
         <w:t xml:space="preserve"> in human hippocampal neurons. </w:t>
       </w:r>
       <w:r>
         <w:rPr>
-          <w:i/>
-          <w:iCs/>
+          <w:rStyle w:val="Emphasis"/>
+          <w:rFonts w:ascii="Times New Roman" w:hAnsi="Times New Roman" w:cs="Times New Roman"/>
+          <w:b/>
+          <w:bCs/>
         </w:rPr>
         <w:t>bioRxiv</w:t>
       </w:r>
       <w:r>
-        <w:t xml:space="preserve">. </w:t>
-      </w:r>
-      <w:hyperlink r:id="rId8" w:history="1">
-        <w:r>
-          <w:rPr>
-            <w:rStyle w:val="Hyperlink"/>
-            <w:color w:val="1F4E79"/>
-          </w:rPr>
-          <w:t>https://doi.org/10.64898/2026.05.02.722435</w:t>
-        </w:r>
-      </w:hyperlink>
+        <w:rPr>
+          <w:rFonts w:ascii="Times New Roman" w:hAnsi="Times New Roman" w:cs="Times New Roman"/>
+          <w:b/>
+          <w:bCs/>
+        </w:rPr>
+        <w:t>.</w:t>
+      </w:r>
+      <w:r>
+        <w:rPr>
+          <w:rFonts w:ascii="Times New Roman" w:hAnsi="Times New Roman" w:cs="Times New Roman"/>
+        </w:rPr>
+        <w:t xml:space="preserve"> </w:t>
+      </w:r>
     </w:p>
     <w:p>
       <w:pPr>
         <w:pStyle w:val="ListParagraph"/>
         <w:numPr>
           <w:ilvl w:val="0"/>
-          <w:numId w:val="2"/>
+          <w:numId w:val="4"/>
         </w:numPr>
-        <w:spacing w:after="100"/>
-      </w:pPr>
-      <w:r>
-        <w:t xml:space="preserve">Zhu, H., Franch, M., Mickiewicz, E., Belanger, J., Cowan, R. L., </w:t>
-      </w:r>
+        <w:spacing w:line="276" w:lineRule="auto"/>
+        <w:rPr>
+          <w:rFonts w:ascii="Times New Roman" w:hAnsi="Times New Roman" w:cs="Times New Roman"/>
+          <w:b/>
+          <w:bCs/>
+        </w:rPr>
+      </w:pPr>
       <w:proofErr w:type="spellStart"/>
       <w:r>
-        <w:t>Katlowitz</w:t>
+        <w:rPr>
+          <w:rFonts w:ascii="Times New Roman" w:hAnsi="Times New Roman" w:cs="Times New Roman"/>
+        </w:rPr>
+        <w:t>Chericoni</w:t>
       </w:r>
       <w:proofErr w:type="spellEnd"/>
       <w:r>
-        <w:t xml:space="preserve">, K., . . . </w:t>
-      </w:r>
-      <w:r>
-        <w:rPr>
-          <w:b/>
-          <w:bCs/>
-        </w:rPr>
-        <w:t>Hayden, B. Y.†</w:t>
-      </w:r>
-      <w:r>
-        <w:t xml:space="preserve">, </w:t>
-      </w:r>
-      <w:r>
-        <w:rPr>
-          <w:b/>
-          <w:bCs/>
-        </w:rPr>
-        <w:t>Sheth, S. A.†</w:t>
-      </w:r>
-      <w:r>
-        <w:t xml:space="preserve"> (2026). A geometric foundation for word meaning in the brain. </w:t>
-      </w:r>
-      <w:r>
-        <w:rPr>
-          <w:i/>
-          <w:iCs/>
-        </w:rPr>
-        <w:t>bioRxiv</w:t>
-      </w:r>
-      <w:r>
+        <w:rPr>
+          <w:rFonts w:ascii="Times New Roman" w:hAnsi="Times New Roman" w:cs="Times New Roman"/>
+        </w:rPr>
+        <w:t xml:space="preserve"> A, Diao C, </w:t>
+      </w:r>
+      <w:r>
+        <w:rPr>
+          <w:rFonts w:ascii="Times New Roman" w:hAnsi="Times New Roman" w:cs="Times New Roman"/>
+          <w:b/>
+          <w:bCs/>
+        </w:rPr>
+        <w:t>Yan X</w:t>
+      </w:r>
+      <w:r>
+        <w:rPr>
+          <w:rFonts w:ascii="Times New Roman" w:hAnsi="Times New Roman" w:cs="Times New Roman"/>
+        </w:rPr>
+        <w:t xml:space="preserve">, . . . Sheth SA†, Hayden BY† (2026). Neural geometry in the human hippocampus enables generalization across spatial position and gaze. </w:t>
+      </w:r>
+      <w:proofErr w:type="spellStart"/>
+      <w:r>
+        <w:rPr>
+          <w:rStyle w:val="Emphasis"/>
+          <w:rFonts w:ascii="Times New Roman" w:hAnsi="Times New Roman" w:cs="Times New Roman"/>
+        </w:rPr>
+        <w:t>arXiv</w:t>
+      </w:r>
+      <w:proofErr w:type="spellEnd"/>
+      <w:r>
+        <w:rPr>
+          <w:rFonts w:ascii="Times New Roman" w:hAnsi="Times New Roman" w:cs="Times New Roman"/>
+        </w:rPr>
         <w:t xml:space="preserve">. </w:t>
       </w:r>
-      <w:hyperlink r:id="rId9" w:history="1">
-        <w:r>
-          <w:rPr>
-            <w:rStyle w:val="Hyperlink"/>
-            <w:color w:val="1F4E79"/>
-          </w:rPr>
-          <w:t>https://doi.org/10.64898/2026.01.28.702241</w:t>
-        </w:r>
-      </w:hyperlink>
+      <w:r>
+        <w:rPr>
+          <w:rStyle w:val="Emphasis"/>
+          <w:rFonts w:ascii="Times New Roman" w:hAnsi="Times New Roman" w:cs="Times New Roman"/>
+          <w:b/>
+          <w:bCs/>
+        </w:rPr>
+        <w:t>Neuron</w:t>
+      </w:r>
+      <w:r>
+        <w:rPr>
+          <w:rFonts w:ascii="Times New Roman" w:hAnsi="Times New Roman" w:cs="Times New Roman"/>
+          <w:b/>
+          <w:bCs/>
+        </w:rPr>
+        <w:t xml:space="preserve"> (in press). </w:t>
+      </w:r>
     </w:p>
     <w:p>
       <w:pPr>
         <w:pStyle w:val="ListParagraph"/>
         <w:numPr>
           <w:ilvl w:val="0"/>
-          <w:numId w:val="2"/>
+          <w:numId w:val="4"/>
         </w:numPr>
-        <w:spacing w:after="100"/>
-      </w:pPr>
-      <w:r>
-        <w:lastRenderedPageBreak/>
-        <w:t xml:space="preserve">Franch, M., Katlowitz, K. A., Mickiewicz, E. A., Belanger, J. L., Mathura, R. K., Zhu, H., . . . </w:t>
-      </w:r>
-      <w:r>
-        <w:rPr>
-          <w:b/>
-          <w:bCs/>
-        </w:rPr>
-        <w:t>Hayden, B. Y.†</w:t>
-      </w:r>
-      <w:r>
-        <w:t xml:space="preserve">, </w:t>
-      </w:r>
-      <w:r>
-        <w:rPr>
-          <w:b/>
-          <w:bCs/>
-        </w:rPr>
-        <w:t>Sheth, S. A.†</w:t>
-      </w:r>
-      <w:r>
-        <w:t xml:space="preserve"> (2026). Neural signatures of impaired semantic contextualization in autism spectrum disorder. </w:t>
-      </w:r>
-      <w:r>
-        <w:rPr>
-          <w:i/>
-          <w:iCs/>
-        </w:rPr>
-        <w:t>bioRxiv</w:t>
-      </w:r>
-      <w:r>
+        <w:spacing w:line="276" w:lineRule="auto"/>
+        <w:rPr>
+          <w:rFonts w:ascii="Times New Roman" w:hAnsi="Times New Roman" w:cs="Times New Roman"/>
+          <w:b/>
+          <w:bCs/>
+        </w:rPr>
+      </w:pPr>
+      <w:r>
+        <w:rPr>
+          <w:rFonts w:ascii="Times New Roman" w:hAnsi="Times New Roman" w:cs="Times New Roman"/>
+        </w:rPr>
+        <w:t xml:space="preserve">Xiong HD*, </w:t>
+      </w:r>
+      <w:r>
+        <w:rPr>
+          <w:rFonts w:ascii="Times New Roman" w:hAnsi="Times New Roman" w:cs="Times New Roman"/>
+          <w:b/>
+          <w:bCs/>
+        </w:rPr>
+        <w:t>Yan X</w:t>
+      </w:r>
+      <w:r>
+        <w:rPr>
+          <w:rFonts w:ascii="Times New Roman" w:hAnsi="Times New Roman" w:cs="Times New Roman"/>
+        </w:rPr>
+        <w:t xml:space="preserve">*, Li JA, Xue J, Mattar MG, Wilson RC (2026). Thinking Under Uncertainty: Evidence Use and Information-Seeking in Language Models. </w:t>
+      </w:r>
+      <w:proofErr w:type="spellStart"/>
+      <w:r>
+        <w:rPr>
+          <w:rStyle w:val="Emphasis"/>
+          <w:rFonts w:ascii="Times New Roman" w:hAnsi="Times New Roman" w:cs="Times New Roman"/>
+          <w:b/>
+          <w:bCs/>
+        </w:rPr>
+        <w:t>arXiv</w:t>
+      </w:r>
+      <w:proofErr w:type="spellEnd"/>
+      <w:r>
+        <w:rPr>
+          <w:rStyle w:val="Emphasis"/>
+          <w:rFonts w:ascii="Times New Roman" w:hAnsi="Times New Roman" w:cs="Times New Roman"/>
+          <w:b/>
+          <w:bCs/>
+        </w:rPr>
+        <w:t xml:space="preserve"> preprint</w:t>
+      </w:r>
+      <w:r>
+        <w:rPr>
+          <w:rFonts w:ascii="Times New Roman" w:hAnsi="Times New Roman" w:cs="Times New Roman"/>
+          <w:b/>
+          <w:bCs/>
+        </w:rPr>
         <w:t xml:space="preserve">. </w:t>
       </w:r>
-      <w:hyperlink r:id="rId10" w:history="1">
-        <w:r>
-          <w:rPr>
-            <w:rStyle w:val="Hyperlink"/>
-            <w:color w:val="1F4E79"/>
-          </w:rPr>
-          <w:t>https://doi.org/10.1101/2026.03.16.712048</w:t>
-        </w:r>
-      </w:hyperlink>
     </w:p>
     <w:p>
       <w:pPr>
         <w:pStyle w:val="ListParagraph"/>
         <w:numPr>
           <w:ilvl w:val="0"/>
-          <w:numId w:val="2"/>
+          <w:numId w:val="4"/>
         </w:numPr>
-        <w:spacing w:after="100"/>
-      </w:pPr>
-      <w:proofErr w:type="spellStart"/>
-      <w:r>
-        <w:t>Chericoni</w:t>
-      </w:r>
-      <w:proofErr w:type="spellEnd"/>
-      <w:r>
-        <w:t xml:space="preserve">, A., Diao, C., </w:t>
-      </w:r>
-      <w:r>
-        <w:rPr>
-          <w:b/>
-          <w:bCs/>
-        </w:rPr>
-        <w:t>Yan, X.</w:t>
-      </w:r>
-      <w:r>
-        <w:t xml:space="preserve">, Ismail, T., Mickiewicz, E. A., Franch, M., . . . </w:t>
-      </w:r>
-      <w:r>
-        <w:rPr>
-          <w:b/>
-          <w:bCs/>
-        </w:rPr>
-        <w:t>Hayden, B. Y.†</w:t>
-      </w:r>
-      <w:r>
-        <w:t xml:space="preserve">, </w:t>
-      </w:r>
-      <w:r>
-        <w:rPr>
-          <w:b/>
-          <w:bCs/>
-        </w:rPr>
-        <w:t>Sheth, S. A.†</w:t>
-      </w:r>
-      <w:r>
-        <w:t xml:space="preserve"> (2026). Neural geometry in the human hippocampus enables generalization across spatial position and gaze. </w:t>
-      </w:r>
-      <w:proofErr w:type="spellStart"/>
-      <w:r>
-        <w:rPr>
-          <w:i/>
-          <w:iCs/>
-        </w:rPr>
-        <w:t>arXiv</w:t>
-      </w:r>
-      <w:proofErr w:type="spellEnd"/>
-      <w:r>
-        <w:t xml:space="preserve">. </w:t>
-      </w:r>
-      <w:hyperlink r:id="rId11" w:history="1">
-        <w:r>
-          <w:rPr>
-            <w:rStyle w:val="Hyperlink"/>
-            <w:color w:val="1F4E79"/>
-          </w:rPr>
-          <w:t>https://arxiv.org/abs/2603.04747</w:t>
-        </w:r>
-      </w:hyperlink>
+        <w:spacing w:line="276" w:lineRule="auto"/>
+        <w:rPr>
+          <w:rFonts w:ascii="Times New Roman" w:hAnsi="Times New Roman" w:cs="Times New Roman"/>
+        </w:rPr>
+      </w:pPr>
+      <w:r>
+        <w:rPr>
+          <w:rFonts w:ascii="Times New Roman" w:hAnsi="Times New Roman" w:cs="Times New Roman"/>
+        </w:rPr>
+        <w:t xml:space="preserve">Chavez AG, </w:t>
+      </w:r>
+      <w:r>
+        <w:rPr>
+          <w:rFonts w:ascii="Times New Roman" w:hAnsi="Times New Roman" w:cs="Times New Roman"/>
+          <w:b/>
+          <w:bCs/>
+        </w:rPr>
+        <w:t>Yan X</w:t>
+      </w:r>
+      <w:r>
+        <w:rPr>
+          <w:rFonts w:ascii="Times New Roman" w:hAnsi="Times New Roman" w:cs="Times New Roman"/>
+        </w:rPr>
+        <w:t xml:space="preserve">, Franch M, . . . Hayden BY (2026). Hippocampus serves as a repository for spoken and heard word meanings during conversations. </w:t>
+      </w:r>
+      <w:r>
+        <w:rPr>
+          <w:rStyle w:val="Emphasis"/>
+          <w:rFonts w:ascii="Times New Roman" w:hAnsi="Times New Roman" w:cs="Times New Roman"/>
+          <w:b/>
+          <w:bCs/>
+        </w:rPr>
+        <w:t>bioRxiv</w:t>
+      </w:r>
+      <w:r>
+        <w:rPr>
+          <w:rFonts w:ascii="Times New Roman" w:hAnsi="Times New Roman" w:cs="Times New Roman"/>
+          <w:b/>
+          <w:bCs/>
+        </w:rPr>
+        <w:t>.</w:t>
+      </w:r>
+      <w:r>
+        <w:rPr>
+          <w:rFonts w:ascii="Times New Roman" w:hAnsi="Times New Roman" w:cs="Times New Roman"/>
+        </w:rPr>
+        <w:t xml:space="preserve"> </w:t>
+      </w:r>
     </w:p>
     <w:p>
       <w:pPr>
         <w:pStyle w:val="ListParagraph"/>
         <w:numPr>
           <w:ilvl w:val="0"/>
-          <w:numId w:val="2"/>
+          <w:numId w:val="4"/>
         </w:numPr>
-        <w:spacing w:after="100"/>
-      </w:pPr>
-      <w:r>
-        <w:t xml:space="preserve">Mickiewicz, E. A., Franch, M., Katlowitz, K. A., Chavez, A. G., Zhu, H., </w:t>
-      </w:r>
-      <w:proofErr w:type="spellStart"/>
-      <w:r>
-        <w:t>Chericoni</w:t>
-      </w:r>
-      <w:proofErr w:type="spellEnd"/>
-      <w:r>
-        <w:t xml:space="preserve">, A., . . . Hayden, B. Y. (2025). A </w:t>
-      </w:r>
-      <w:proofErr w:type="spellStart"/>
-      <w:r>
-        <w:t>semantotopic</w:t>
-      </w:r>
-      <w:proofErr w:type="spellEnd"/>
-      <w:r>
-        <w:t xml:space="preserve"> map in the human hippocampus. </w:t>
-      </w:r>
-      <w:r>
-        <w:rPr>
-          <w:i/>
-          <w:iCs/>
+        <w:spacing w:line="276" w:lineRule="auto"/>
+        <w:rPr>
+          <w:rFonts w:ascii="Times New Roman" w:hAnsi="Times New Roman" w:cs="Times New Roman"/>
+        </w:rPr>
+      </w:pPr>
+      <w:r>
+        <w:rPr>
+          <w:rFonts w:ascii="Times New Roman" w:hAnsi="Times New Roman" w:cs="Times New Roman"/>
+        </w:rPr>
+        <w:t xml:space="preserve">Ismail T, Chavez AG, </w:t>
+      </w:r>
+      <w:r>
+        <w:rPr>
+          <w:rFonts w:ascii="Times New Roman" w:hAnsi="Times New Roman" w:cs="Times New Roman"/>
+          <w:b/>
+          <w:bCs/>
+        </w:rPr>
+        <w:t>Yan X</w:t>
+      </w:r>
+      <w:r>
+        <w:rPr>
+          <w:rFonts w:ascii="Times New Roman" w:hAnsi="Times New Roman" w:cs="Times New Roman"/>
+        </w:rPr>
+        <w:t xml:space="preserve">, ... Hayden BY (2026). Estimation of neuronal tuning for word meaning from passively recorded naturalistic speech. </w:t>
+      </w:r>
+      <w:r>
+        <w:rPr>
+          <w:rStyle w:val="Emphasis"/>
+          <w:rFonts w:ascii="Times New Roman" w:hAnsi="Times New Roman" w:cs="Times New Roman"/>
+          <w:b/>
+          <w:bCs/>
         </w:rPr>
         <w:t>bioRxiv</w:t>
       </w:r>
       <w:r>
+        <w:rPr>
+          <w:rFonts w:ascii="Times New Roman" w:hAnsi="Times New Roman" w:cs="Times New Roman"/>
+          <w:b/>
+          <w:bCs/>
+        </w:rPr>
         <w:t xml:space="preserve">. </w:t>
       </w:r>
-      <w:hyperlink r:id="rId12" w:history="1">
-        <w:r>
-          <w:rPr>
-            <w:rStyle w:val="Hyperlink"/>
-            <w:color w:val="1F4E79"/>
-          </w:rPr>
-          <w:t>https://doi.org/10.1101/2025.10.31.685959</w:t>
-        </w:r>
-      </w:hyperlink>
+    </w:p>
+    <w:p>
+      <w:pPr>
+        <w:spacing w:before="180" w:after="80" w:line="276" w:lineRule="auto"/>
+        <w:rPr>
+          <w:rFonts w:ascii="Times New Roman" w:hAnsi="Times New Roman" w:cs="Times New Roman"/>
+        </w:rPr>
+      </w:pPr>
+      <w:r>
+        <w:rPr>
+          <w:rFonts w:ascii="Times New Roman" w:hAnsi="Times New Roman" w:cs="Times New Roman"/>
+          <w:b/>
+          <w:bCs/>
+          <w:i/>
+          <w:iCs/>
+          <w:color w:val="1F4E79"/>
+        </w:rPr>
+        <w:lastRenderedPageBreak/>
+        <w:t>Concepts about uncertainty and implications for affective disorders</w:t>
+      </w:r>
+    </w:p>
+    <w:p>
+      <w:pPr>
+        <w:spacing w:after="80" w:line="276" w:lineRule="auto"/>
+        <w:rPr>
+          <w:rFonts w:ascii="Times New Roman" w:hAnsi="Times New Roman" w:cs="Times New Roman"/>
+        </w:rPr>
+      </w:pPr>
+      <w:r>
+        <w:rPr>
+          <w:rFonts w:ascii="Times New Roman" w:hAnsi="Times New Roman" w:cs="Times New Roman"/>
+          <w:i/>
+          <w:iCs/>
+          <w:color w:val="6B7280"/>
+        </w:rPr>
+        <w:t>Skill set: computational modeling, intracranial EEG</w:t>
+      </w:r>
     </w:p>
     <w:p>
       <w:pPr>
         <w:pStyle w:val="ListParagraph"/>
         <w:numPr>
           <w:ilvl w:val="0"/>
-          <w:numId w:val="2"/>
+          <w:numId w:val="4"/>
         </w:numPr>
-        <w:spacing w:after="100"/>
-      </w:pPr>
-      <w:r>
-        <w:t xml:space="preserve">Chavez, A. G., Franch, M., Mickiewicz, E. A., Baltazar, W., Belanger, J. L., Devara, D., . . . Hayden, B. Y. (2025). Mirror manifolds: Partially overlapping neural subspaces for speaking and listening. </w:t>
-      </w:r>
-      <w:r>
-        <w:rPr>
-          <w:i/>
-          <w:iCs/>
-        </w:rPr>
-        <w:t>bioRxiv</w:t>
-      </w:r>
-      <w:r>
-        <w:t xml:space="preserve">. </w:t>
-      </w:r>
-      <w:hyperlink r:id="rId13" w:history="1">
-        <w:r>
-          <w:rPr>
-            <w:rStyle w:val="Hyperlink"/>
-            <w:color w:val="1F4E79"/>
-          </w:rPr>
-          <w:t>https://doi.org/10.1101/2025.09.20.677504</w:t>
-        </w:r>
-      </w:hyperlink>
-    </w:p>
-    <w:p>
-      <w:pPr>
-        <w:spacing w:before="180" w:after="80"/>
-      </w:pPr>
-      <w:r>
-        <w:rPr>
-          <w:b/>
-          <w:bCs/>
-          <w:i/>
-          <w:iCs/>
-          <w:color w:val="1F4E79"/>
-        </w:rPr>
-        <w:t>Beliefs about uncertainty (explore–exploit) and implications for affective disorders</w:t>
-      </w:r>
-    </w:p>
-    <w:p>
-      <w:pPr>
-        <w:spacing w:after="80"/>
-      </w:pPr>
-      <w:r>
-        <w:rPr>
-          <w:i/>
-          <w:iCs/>
-          <w:color w:val="6B7280"/>
-          <w:sz w:val="20"/>
-          <w:szCs w:val="20"/>
-        </w:rPr>
-        <w:t>Skill set: computational modeling, intracranial EEG</w:t>
+        <w:spacing w:before="180" w:after="80" w:line="276" w:lineRule="auto"/>
+        <w:rPr>
+          <w:rFonts w:ascii="Times New Roman" w:hAnsi="Times New Roman" w:cs="Times New Roman"/>
+        </w:rPr>
+      </w:pPr>
+      <w:r>
+        <w:rPr>
+          <w:rFonts w:ascii="Times New Roman" w:hAnsi="Times New Roman" w:cs="Times New Roman"/>
+          <w:b/>
+          <w:bCs/>
+        </w:rPr>
+        <w:t>Yan X</w:t>
+      </w:r>
+      <w:r>
+        <w:rPr>
+          <w:rFonts w:ascii="Times New Roman" w:hAnsi="Times New Roman" w:cs="Times New Roman"/>
+        </w:rPr>
+        <w:t xml:space="preserve">, Peterson CM, Schmidt LM, Koenig S, Nixdorf DR, Herman A, Darrow D (2026). Impaired adaptive learning in chronic pain contributes to apathy. </w:t>
+      </w:r>
+      <w:proofErr w:type="spellStart"/>
+      <w:r>
+        <w:rPr>
+          <w:rFonts w:ascii="Times New Roman" w:hAnsi="Times New Roman" w:cs="Times New Roman"/>
+          <w:b/>
+          <w:bCs/>
+          <w:i/>
+          <w:iCs/>
+        </w:rPr>
+        <w:t>eLife</w:t>
+      </w:r>
+      <w:proofErr w:type="spellEnd"/>
+      <w:r>
+        <w:rPr>
+          <w:rFonts w:ascii="Times New Roman" w:hAnsi="Times New Roman" w:cs="Times New Roman"/>
+        </w:rPr>
+        <w:t>, 2026-01.</w:t>
       </w:r>
     </w:p>
     <w:p>
@@ -1049,31 +1115,50 @@
         <w:pStyle w:val="ListParagraph"/>
         <w:numPr>
           <w:ilvl w:val="0"/>
-          <w:numId w:val="2"/>
+          <w:numId w:val="4"/>
         </w:numPr>
-        <w:spacing w:after="100"/>
-      </w:pPr>
-      <w:r>
-        <w:rPr>
-          <w:b/>
-          <w:bCs/>
-        </w:rPr>
-        <w:t>Yan, X.</w:t>
-      </w:r>
-      <w:r>
-        <w:t xml:space="preserve">, Peterson, C. M., Schmidt, L. M., Koenig, S., Nixdorf, D. R., Herman, A., &amp; Darrow, D. (2025). Impaired adaptive learning in chronic pain contributes to apathy. </w:t>
+        <w:spacing w:before="180" w:after="80" w:line="276" w:lineRule="auto"/>
+        <w:rPr>
+          <w:rFonts w:ascii="Times New Roman" w:hAnsi="Times New Roman" w:cs="Times New Roman"/>
+        </w:rPr>
+      </w:pPr>
+      <w:r>
+        <w:rPr>
+          <w:rFonts w:ascii="Times New Roman" w:hAnsi="Times New Roman" w:cs="Times New Roman"/>
+          <w:b/>
+          <w:bCs/>
+        </w:rPr>
+        <w:t>Yan X</w:t>
+      </w:r>
+      <w:r>
+        <w:rPr>
+          <w:rFonts w:ascii="Times New Roman" w:hAnsi="Times New Roman" w:cs="Times New Roman"/>
+        </w:rPr>
+        <w:t xml:space="preserve">, </w:t>
       </w:r>
       <w:proofErr w:type="spellStart"/>
       <w:r>
         <w:rPr>
-          <w:i/>
-          <w:iCs/>
-        </w:rPr>
-        <w:t>eLife</w:t>
+          <w:rFonts w:ascii="Times New Roman" w:hAnsi="Times New Roman" w:cs="Times New Roman"/>
+        </w:rPr>
+        <w:t>Ebitz</w:t>
       </w:r>
       <w:proofErr w:type="spellEnd"/>
       <w:r>
-        <w:t>.</w:t>
+        <w:rPr>
+          <w:rFonts w:ascii="Times New Roman" w:hAnsi="Times New Roman" w:cs="Times New Roman"/>
+        </w:rPr>
+        <w:t xml:space="preserve"> RB, Grissom N, Darrow DP, Herman AB (2025). Distinct computational mechanisms of uncertainty processing explain opposing exploratory behaviors in anxiety and apathy. </w:t>
+      </w:r>
+      <w:r>
+        <w:rPr>
+          <w:rFonts w:ascii="Times New Roman" w:hAnsi="Times New Roman" w:cs="Times New Roman"/>
+          <w:b/>
+          <w:bCs/>
+          <w:i/>
+          <w:iCs/>
+        </w:rPr>
+        <w:t>Biological Psychiatry: Cognitive Neuroscience and Neuroimaging.</w:t>
       </w:r>
     </w:p>
     <w:p>
@@ -1081,39 +1166,64 @@
         <w:pStyle w:val="ListParagraph"/>
         <w:numPr>
           <w:ilvl w:val="0"/>
-          <w:numId w:val="2"/>
+          <w:numId w:val="4"/>
         </w:numPr>
-        <w:spacing w:after="100"/>
-      </w:pPr>
-      <w:r>
-        <w:rPr>
-          <w:b/>
-          <w:bCs/>
-        </w:rPr>
-        <w:t>Yan, X.</w:t>
-      </w:r>
-      <w:r>
-        <w:t xml:space="preserve">, Ebitz, B. R., Darrow, D. P., &amp; Herman, A. B. (2025). Nonlinear modulation of human exploration by distinct sources of uncertainty. </w:t>
-      </w:r>
-      <w:r>
-        <w:rPr>
-          <w:i/>
-          <w:iCs/>
-        </w:rPr>
-        <w:t>bioRxiv</w:t>
-      </w:r>
-      <w:r>
-        <w:t xml:space="preserve">, 2025-04.  </w:t>
-      </w:r>
-      <w:r>
-        <w:rPr>
-          <w:i/>
-          <w:iCs/>
-          <w:color w:val="6B7280"/>
-          <w:sz w:val="20"/>
-          <w:szCs w:val="20"/>
-        </w:rPr>
-        <w:t>[Under review at PNAS]</w:t>
+        <w:spacing w:before="180" w:after="80" w:line="276" w:lineRule="auto"/>
+        <w:rPr>
+          <w:rFonts w:ascii="Times New Roman" w:hAnsi="Times New Roman" w:cs="Times New Roman"/>
+        </w:rPr>
+      </w:pPr>
+      <w:r>
+        <w:rPr>
+          <w:rFonts w:ascii="Times New Roman" w:hAnsi="Times New Roman" w:cs="Times New Roman"/>
+        </w:rPr>
+        <w:t xml:space="preserve">Jin T, Zhang S, </w:t>
+      </w:r>
+      <w:r>
+        <w:rPr>
+          <w:rFonts w:ascii="Times New Roman" w:hAnsi="Times New Roman" w:cs="Times New Roman"/>
+          <w:b/>
+          <w:bCs/>
+        </w:rPr>
+        <w:t>Yan X</w:t>
+      </w:r>
+      <w:r>
+        <w:rPr>
+          <w:rFonts w:ascii="Times New Roman" w:hAnsi="Times New Roman" w:cs="Times New Roman"/>
+        </w:rPr>
+        <w:t xml:space="preserve">, </w:t>
+      </w:r>
+      <w:proofErr w:type="spellStart"/>
+      <w:r>
+        <w:rPr>
+          <w:rFonts w:ascii="Times New Roman" w:hAnsi="Times New Roman" w:cs="Times New Roman"/>
+        </w:rPr>
+        <w:t>Vilares</w:t>
+      </w:r>
+      <w:proofErr w:type="spellEnd"/>
+      <w:r>
+        <w:rPr>
+          <w:rFonts w:ascii="Times New Roman" w:hAnsi="Times New Roman" w:cs="Times New Roman"/>
+        </w:rPr>
+        <w:t xml:space="preserve"> I (2026). Social Influence in Donation Behavior: The Effect of Mean, Variance, and Psychopathy. </w:t>
+      </w:r>
+      <w:proofErr w:type="spellStart"/>
+      <w:r>
+        <w:rPr>
+          <w:rFonts w:ascii="Times New Roman" w:hAnsi="Times New Roman" w:cs="Times New Roman"/>
+          <w:b/>
+          <w:bCs/>
+          <w:i/>
+          <w:iCs/>
+        </w:rPr>
+        <w:t>eLife</w:t>
+      </w:r>
+      <w:proofErr w:type="spellEnd"/>
+      <w:r>
+        <w:rPr>
+          <w:rFonts w:ascii="Times New Roman" w:hAnsi="Times New Roman" w:cs="Times New Roman"/>
+        </w:rPr>
+        <w:t>, 2026-08.</w:t>
       </w:r>
     </w:p>
     <w:p>
@@ -1121,39 +1231,64 @@
         <w:pStyle w:val="ListParagraph"/>
         <w:numPr>
           <w:ilvl w:val="0"/>
-          <w:numId w:val="2"/>
+          <w:numId w:val="4"/>
         </w:numPr>
-        <w:spacing w:after="100"/>
-      </w:pPr>
-      <w:r>
-        <w:rPr>
-          <w:b/>
-          <w:bCs/>
-        </w:rPr>
-        <w:t>Yan, X.</w:t>
-      </w:r>
-      <w:r>
-        <w:t xml:space="preserve">, König, S. D., Ebitz, R. B., Hayden, B. Y., Darrow, D. P., &amp; Herman, A. B. (2025). Dynamic prefrontal coupling coordinates adaptive decision-making. </w:t>
-      </w:r>
-      <w:r>
-        <w:rPr>
-          <w:i/>
-          <w:iCs/>
-        </w:rPr>
-        <w:t>Research Square</w:t>
-      </w:r>
-      <w:r>
-        <w:t xml:space="preserve">, rs-3.  </w:t>
-      </w:r>
-      <w:r>
-        <w:rPr>
-          <w:i/>
-          <w:iCs/>
-          <w:color w:val="6B7280"/>
-          <w:sz w:val="20"/>
-          <w:szCs w:val="20"/>
-        </w:rPr>
-        <w:t>[Under review at Nature Communications]</w:t>
+        <w:spacing w:before="180" w:after="80" w:line="276" w:lineRule="auto"/>
+        <w:rPr>
+          <w:rFonts w:ascii="Times New Roman" w:hAnsi="Times New Roman" w:cs="Times New Roman"/>
+        </w:rPr>
+      </w:pPr>
+      <w:r>
+        <w:rPr>
+          <w:rFonts w:ascii="Times New Roman" w:hAnsi="Times New Roman" w:cs="Times New Roman"/>
+          <w:b/>
+          <w:bCs/>
+        </w:rPr>
+        <w:t>Yan X</w:t>
+      </w:r>
+      <w:r>
+        <w:rPr>
+          <w:rFonts w:ascii="Times New Roman" w:hAnsi="Times New Roman" w:cs="Times New Roman"/>
+        </w:rPr>
+        <w:t xml:space="preserve">, </w:t>
+      </w:r>
+      <w:proofErr w:type="spellStart"/>
+      <w:r>
+        <w:rPr>
+          <w:rFonts w:ascii="Times New Roman" w:hAnsi="Times New Roman" w:cs="Times New Roman"/>
+        </w:rPr>
+        <w:t>Ebitz</w:t>
+      </w:r>
+      <w:proofErr w:type="spellEnd"/>
+      <w:r>
+        <w:rPr>
+          <w:rFonts w:ascii="Times New Roman" w:hAnsi="Times New Roman" w:cs="Times New Roman"/>
+        </w:rPr>
+        <w:t xml:space="preserve"> BR, Darrow DP, Herman AB (2025). Nonlinear modulation of human exploration by distinct sources of uncertainty.</w:t>
+      </w:r>
+      <w:r>
+        <w:rPr>
+          <w:rFonts w:ascii="Times New Roman" w:hAnsi="Times New Roman" w:cs="Times New Roman"/>
+          <w:b/>
+          <w:bCs/>
+        </w:rPr>
+        <w:t xml:space="preserve"> </w:t>
+      </w:r>
+      <w:r>
+        <w:rPr>
+          <w:rFonts w:ascii="Times New Roman" w:hAnsi="Times New Roman" w:cs="Times New Roman"/>
+          <w:b/>
+          <w:bCs/>
+          <w:i/>
+          <w:iCs/>
+        </w:rPr>
+        <w:t>bioRxiv</w:t>
+      </w:r>
+      <w:r>
+        <w:rPr>
+          <w:rFonts w:ascii="Times New Roman" w:hAnsi="Times New Roman" w:cs="Times New Roman"/>
+        </w:rPr>
+        <w:t>, 2025-04.</w:t>
       </w:r>
     </w:p>
     <w:p>
@@ -1161,29 +1296,56 @@
         <w:pStyle w:val="ListParagraph"/>
         <w:numPr>
           <w:ilvl w:val="0"/>
-          <w:numId w:val="2"/>
+          <w:numId w:val="4"/>
         </w:numPr>
-        <w:spacing w:after="100"/>
-      </w:pPr>
-      <w:r>
-        <w:rPr>
-          <w:b/>
-          <w:bCs/>
-        </w:rPr>
-        <w:t>Yan, X.</w:t>
-      </w:r>
-      <w:r>
-        <w:t xml:space="preserve">, Ebitz, R. B., Grissom, N., Darrow, D. P., &amp; Herman, A. B. (2025). Distinct computational mechanisms of uncertainty processing explain opposing exploratory behaviors in anxiety and apathy. </w:t>
-      </w:r>
-      <w:r>
-        <w:rPr>
-          <w:i/>
-          <w:iCs/>
-        </w:rPr>
-        <w:t>Biological Psychiatry: Cognitive Neuroscience and Neuroimaging</w:t>
-      </w:r>
-      <w:r>
-        <w:t>.</w:t>
+        <w:spacing w:before="180" w:after="80" w:line="276" w:lineRule="auto"/>
+        <w:rPr>
+          <w:rFonts w:ascii="Times New Roman" w:hAnsi="Times New Roman" w:cs="Times New Roman"/>
+        </w:rPr>
+      </w:pPr>
+      <w:r>
+        <w:rPr>
+          <w:rFonts w:ascii="Times New Roman" w:hAnsi="Times New Roman" w:cs="Times New Roman"/>
+          <w:b/>
+          <w:bCs/>
+        </w:rPr>
+        <w:t xml:space="preserve"> Yan X</w:t>
+      </w:r>
+      <w:r>
+        <w:rPr>
+          <w:rFonts w:ascii="Times New Roman" w:hAnsi="Times New Roman" w:cs="Times New Roman"/>
+        </w:rPr>
+        <w:t xml:space="preserve">, König SD, </w:t>
+      </w:r>
+      <w:proofErr w:type="spellStart"/>
+      <w:r>
+        <w:rPr>
+          <w:rFonts w:ascii="Times New Roman" w:hAnsi="Times New Roman" w:cs="Times New Roman"/>
+        </w:rPr>
+        <w:t>Ebitz</w:t>
+      </w:r>
+      <w:proofErr w:type="spellEnd"/>
+      <w:r>
+        <w:rPr>
+          <w:rFonts w:ascii="Times New Roman" w:hAnsi="Times New Roman" w:cs="Times New Roman"/>
+        </w:rPr>
+        <w:t xml:space="preserve"> RB, Hayden BY, Darrow DP, Herman AB (2025). Dynamic prefrontal coupling coordinates adaptive decision-making. </w:t>
+      </w:r>
+      <w:r>
+        <w:rPr>
+          <w:rFonts w:ascii="Times New Roman" w:hAnsi="Times New Roman" w:cs="Times New Roman"/>
+          <w:b/>
+          <w:bCs/>
+          <w:i/>
+          <w:iCs/>
+        </w:rPr>
+        <w:t>Research Square</w:t>
+      </w:r>
+      <w:r>
+        <w:rPr>
+          <w:rFonts w:ascii="Times New Roman" w:hAnsi="Times New Roman" w:cs="Times New Roman"/>
+        </w:rPr>
+        <w:t>, rs-3.</w:t>
       </w:r>
     </w:p>
     <w:p>
@@ -1191,31 +1353,69 @@
         <w:pStyle w:val="ListParagraph"/>
         <w:numPr>
           <w:ilvl w:val="0"/>
-          <w:numId w:val="2"/>
+          <w:numId w:val="4"/>
         </w:numPr>
-        <w:spacing w:after="100"/>
-      </w:pPr>
-      <w:r>
-        <w:t xml:space="preserve">Knep, E., </w:t>
-      </w:r>
-      <w:r>
-        <w:rPr>
-          <w:b/>
-          <w:bCs/>
-        </w:rPr>
-        <w:t>Yan, X.</w:t>
-      </w:r>
-      <w:r>
-        <w:t xml:space="preserve">, Chen, C. S., Jacob, S., Darrow, D. P., Ebitz, R. B., . . . Herman, A. B. (2025). Social aloofness is associated with non-social explore–exploit decisions. </w:t>
-      </w:r>
-      <w:r>
-        <w:rPr>
+        <w:spacing w:before="180" w:after="80" w:line="276" w:lineRule="auto"/>
+        <w:rPr>
+          <w:rFonts w:ascii="Times New Roman" w:hAnsi="Times New Roman" w:cs="Times New Roman"/>
+        </w:rPr>
+      </w:pPr>
+      <w:proofErr w:type="spellStart"/>
+      <w:r>
+        <w:rPr>
+          <w:rFonts w:ascii="Times New Roman" w:hAnsi="Times New Roman" w:cs="Times New Roman"/>
+        </w:rPr>
+        <w:t>Knep</w:t>
+      </w:r>
+      <w:proofErr w:type="spellEnd"/>
+      <w:r>
+        <w:rPr>
+          <w:rFonts w:ascii="Times New Roman" w:hAnsi="Times New Roman" w:cs="Times New Roman"/>
+        </w:rPr>
+        <w:t xml:space="preserve"> E, </w:t>
+      </w:r>
+      <w:r>
+        <w:rPr>
+          <w:rFonts w:ascii="Times New Roman" w:hAnsi="Times New Roman" w:cs="Times New Roman"/>
+          <w:b/>
+          <w:bCs/>
+        </w:rPr>
+        <w:t>Yan X</w:t>
+      </w:r>
+      <w:r>
+        <w:rPr>
+          <w:rFonts w:ascii="Times New Roman" w:hAnsi="Times New Roman" w:cs="Times New Roman"/>
+        </w:rPr>
+        <w:t xml:space="preserve">, Chen CS, Jacob S, Darrow DP, </w:t>
+      </w:r>
+      <w:proofErr w:type="spellStart"/>
+      <w:r>
+        <w:rPr>
+          <w:rFonts w:ascii="Times New Roman" w:hAnsi="Times New Roman" w:cs="Times New Roman"/>
+        </w:rPr>
+        <w:t>Ebitz</w:t>
+      </w:r>
+      <w:proofErr w:type="spellEnd"/>
+      <w:r>
+        <w:rPr>
+          <w:rFonts w:ascii="Times New Roman" w:hAnsi="Times New Roman" w:cs="Times New Roman"/>
+        </w:rPr>
+        <w:t xml:space="preserve"> RB, . . . Herman AB (2025). Social aloofness is associated with non-social explore–exploit decisions. </w:t>
+      </w:r>
+      <w:r>
+        <w:rPr>
+          <w:rFonts w:ascii="Times New Roman" w:hAnsi="Times New Roman" w:cs="Times New Roman"/>
+          <w:b/>
+          <w:bCs/>
           <w:i/>
           <w:iCs/>
         </w:rPr>
         <w:t>Communications Psychology</w:t>
       </w:r>
       <w:r>
+        <w:rPr>
+          <w:rFonts w:ascii="Times New Roman" w:hAnsi="Times New Roman" w:cs="Times New Roman"/>
+        </w:rPr>
         <w:t>, 3(1), 106.</w:t>
       </w:r>
     </w:p>
@@ -1224,72 +1424,98 @@
         <w:pStyle w:val="ListParagraph"/>
         <w:numPr>
           <w:ilvl w:val="0"/>
-          <w:numId w:val="2"/>
+          <w:numId w:val="4"/>
         </w:numPr>
-        <w:spacing w:after="100"/>
-      </w:pPr>
-      <w:r>
-        <w:t xml:space="preserve">Abbaszadeh, M., </w:t>
-      </w:r>
-      <w:proofErr w:type="spellStart"/>
-      <w:r>
-        <w:t>Ozanick</w:t>
-      </w:r>
-      <w:proofErr w:type="spellEnd"/>
-      <w:r>
-        <w:t xml:space="preserve">, E., Magen, N., Darrow, D., </w:t>
-      </w:r>
-      <w:r>
-        <w:rPr>
-          <w:b/>
-          <w:bCs/>
-        </w:rPr>
-        <w:t>Yan, X.</w:t>
-      </w:r>
-      <w:r>
-        <w:t xml:space="preserve">, Grissom, N., . . . Ebitz, B. R. (2025). Individual differences in sequential decision-making. </w:t>
-      </w:r>
-      <w:r>
-        <w:rPr>
+        <w:spacing w:before="180" w:after="80" w:line="276" w:lineRule="auto"/>
+        <w:rPr>
+          <w:rFonts w:ascii="Times New Roman" w:hAnsi="Times New Roman" w:cs="Times New Roman"/>
+          <w:i/>
+          <w:iCs/>
+          <w:color w:val="1F4E79"/>
+        </w:rPr>
+      </w:pPr>
+      <w:r>
+        <w:rPr>
+          <w:rFonts w:ascii="Times New Roman" w:hAnsi="Times New Roman" w:cs="Times New Roman"/>
+        </w:rPr>
+        <w:t xml:space="preserve">Cao D*, Cui J*, </w:t>
+      </w:r>
+      <w:r>
+        <w:rPr>
+          <w:rFonts w:ascii="Times New Roman" w:hAnsi="Times New Roman" w:cs="Times New Roman"/>
+          <w:b/>
+          <w:bCs/>
+        </w:rPr>
+        <w:t>Yan X</w:t>
+      </w:r>
+      <w:r>
+        <w:rPr>
+          <w:rFonts w:ascii="Times New Roman" w:hAnsi="Times New Roman" w:cs="Times New Roman"/>
+        </w:rPr>
+        <w:t xml:space="preserve">*, Zhang X, Dang Y, Zhao H, . . . Zhang Y (2025). Dynamic interactions in human amygdala subregions support hierarchical processing of fearful faces. </w:t>
+      </w:r>
+      <w:r>
+        <w:rPr>
+          <w:rFonts w:ascii="Times New Roman" w:hAnsi="Times New Roman" w:cs="Times New Roman"/>
+          <w:b/>
+          <w:bCs/>
           <w:i/>
           <w:iCs/>
         </w:rPr>
         <w:t>bioRxiv</w:t>
       </w:r>
       <w:r>
-        <w:t xml:space="preserve">.  </w:t>
-      </w:r>
-      <w:r>
-        <w:rPr>
+        <w:rPr>
+          <w:rFonts w:ascii="Times New Roman" w:hAnsi="Times New Roman" w:cs="Times New Roman"/>
+        </w:rPr>
+        <w:t>, 2025-11.</w:t>
+      </w:r>
+    </w:p>
+    <w:p>
+      <w:pPr>
+        <w:spacing w:before="180" w:after="80" w:line="276" w:lineRule="auto"/>
+        <w:rPr>
+          <w:rFonts w:ascii="Times New Roman" w:hAnsi="Times New Roman" w:cs="Times New Roman"/>
+        </w:rPr>
+      </w:pPr>
+      <w:r>
+        <w:rPr>
+          <w:rFonts w:ascii="Times New Roman" w:hAnsi="Times New Roman" w:cs="Times New Roman"/>
+          <w:b/>
+          <w:bCs/>
+          <w:i/>
+          <w:iCs/>
+          <w:color w:val="1F4E79"/>
+        </w:rPr>
+        <w:t xml:space="preserve">Social-Concepts &amp; Social </w:t>
+      </w:r>
+      <w:r>
+        <w:rPr>
+          <w:rFonts w:ascii="Times New Roman" w:hAnsi="Times New Roman" w:cs="Times New Roman"/>
+          <w:b/>
+          <w:bCs/>
+          <w:i/>
+          <w:iCs/>
+          <w:color w:val="1F4E79"/>
+        </w:rPr>
+        <w:t>Cognition</w:t>
+      </w:r>
+    </w:p>
+    <w:p>
+      <w:pPr>
+        <w:spacing w:after="80" w:line="276" w:lineRule="auto"/>
+        <w:rPr>
+          <w:rFonts w:ascii="Times New Roman" w:hAnsi="Times New Roman" w:cs="Times New Roman"/>
+        </w:rPr>
+      </w:pPr>
+      <w:r>
+        <w:rPr>
+          <w:rFonts w:ascii="Times New Roman" w:hAnsi="Times New Roman" w:cs="Times New Roman"/>
           <w:i/>
           <w:iCs/>
           <w:color w:val="6B7280"/>
-          <w:sz w:val="20"/>
-          <w:szCs w:val="20"/>
-        </w:rPr>
-        <w:t xml:space="preserve">[Under review at </w:t>
-      </w:r>
-      <w:proofErr w:type="spellStart"/>
-      <w:r>
-        <w:rPr>
-          <w:i/>
-          <w:iCs/>
-          <w:color w:val="6B7280"/>
-          <w:sz w:val="20"/>
-          <w:szCs w:val="20"/>
-        </w:rPr>
-        <w:t>iScience</w:t>
-      </w:r>
-      <w:proofErr w:type="spellEnd"/>
-      <w:r>
-        <w:rPr>
-          <w:i/>
-          <w:iCs/>
-          <w:color w:val="6B7280"/>
-          <w:sz w:val="20"/>
-          <w:szCs w:val="20"/>
-        </w:rPr>
-        <w:t>]</w:t>
+        </w:rPr>
+        <w:t>Skill set: computational modeling, fMRI</w:t>
       </w:r>
     </w:p>
     <w:p>
@@ -1297,62 +1523,42 @@
         <w:pStyle w:val="ListParagraph"/>
         <w:numPr>
           <w:ilvl w:val="0"/>
-          <w:numId w:val="2"/>
+          <w:numId w:val="4"/>
         </w:numPr>
-        <w:spacing w:after="100"/>
-      </w:pPr>
-      <w:r>
-        <w:t xml:space="preserve">Cao, D.*, Cui, J.*, </w:t>
-      </w:r>
-      <w:r>
-        <w:rPr>
-          <w:b/>
-          <w:bCs/>
-        </w:rPr>
-        <w:t>Yan, X.*</w:t>
-      </w:r>
-      <w:r>
-        <w:t xml:space="preserve">, Zhang, X., Dang, Y., Zhao, H., . . . Zhang, Y. (2025). Dynamic interactions in human amygdala subregions support hierarchical processing of fearful faces. </w:t>
-      </w:r>
-      <w:r>
-        <w:rPr>
-          <w:i/>
-          <w:iCs/>
-        </w:rPr>
-        <w:t>bioRxiv</w:t>
-      </w:r>
-      <w:r>
-        <w:t>, 2025-11.</w:t>
-      </w:r>
-    </w:p>
-    <w:p>
-      <w:pPr>
-        <w:spacing w:before="180" w:after="80"/>
-      </w:pPr>
-      <w:r>
-        <w:rPr>
-          <w:b/>
-          <w:bCs/>
-          <w:i/>
-          <w:iCs/>
-          <w:color w:val="1F4E79"/>
-        </w:rPr>
-        <w:t>Social decision-making and its modulation</w:t>
-      </w:r>
-    </w:p>
-    <w:p>
-      <w:pPr>
-        <w:spacing w:after="80"/>
-      </w:pPr>
-      <w:r>
-        <w:rPr>
-          <w:i/>
-          <w:iCs/>
-          <w:color w:val="6B7280"/>
-          <w:sz w:val="20"/>
-          <w:szCs w:val="20"/>
-        </w:rPr>
-        <w:t>Skill set: computational modeling, fMRI</w:t>
+        <w:spacing w:before="180" w:after="80" w:line="276" w:lineRule="auto"/>
+        <w:rPr>
+          <w:rFonts w:ascii="Times New Roman" w:hAnsi="Times New Roman" w:cs="Times New Roman"/>
+        </w:rPr>
+      </w:pPr>
+      <w:r>
+        <w:rPr>
+          <w:rFonts w:ascii="Times New Roman" w:hAnsi="Times New Roman" w:cs="Times New Roman"/>
+          <w:b/>
+          <w:bCs/>
+        </w:rPr>
+        <w:t>Yan X</w:t>
+      </w:r>
+      <w:r>
+        <w:rPr>
+          <w:rFonts w:ascii="Times New Roman" w:hAnsi="Times New Roman" w:cs="Times New Roman"/>
+        </w:rPr>
+        <w:t xml:space="preserve">, Yong X, Huang W, Ma Y (2018). Placebo treatment facilitates social trust and approach behavior. </w:t>
+      </w:r>
+      <w:r>
+        <w:rPr>
+          <w:rFonts w:ascii="Times New Roman" w:hAnsi="Times New Roman" w:cs="Times New Roman"/>
+          <w:b/>
+          <w:bCs/>
+          <w:i/>
+          <w:iCs/>
+        </w:rPr>
+        <w:t>PNAS</w:t>
+      </w:r>
+      <w:r>
+        <w:rPr>
+          <w:rFonts w:ascii="Times New Roman" w:hAnsi="Times New Roman" w:cs="Times New Roman"/>
+        </w:rPr>
+        <w:t xml:space="preserve">, 115(22), 5732–5737. </w:t>
       </w:r>
     </w:p>
     <w:p>
@@ -1360,32 +1566,48 @@
         <w:pStyle w:val="ListParagraph"/>
         <w:numPr>
           <w:ilvl w:val="0"/>
-          <w:numId w:val="2"/>
+          <w:numId w:val="4"/>
         </w:numPr>
-        <w:spacing w:after="100"/>
-      </w:pPr>
-      <w:r>
-        <w:t xml:space="preserve">Kappes, A., </w:t>
-      </w:r>
-      <w:r>
-        <w:rPr>
-          <w:b/>
-          <w:bCs/>
-        </w:rPr>
-        <w:t>Yan, X.</w:t>
-      </w:r>
-      <w:r>
-        <w:t xml:space="preserve">, Crockett, M. J., &amp; Ma, Y. (2025). Cultural differences in vicarious optimism. </w:t>
-      </w:r>
-      <w:r>
-        <w:rPr>
-          <w:i/>
-          <w:iCs/>
-        </w:rPr>
-        <w:t>Personality and Social Psychology Bulletin</w:t>
-      </w:r>
-      <w:r>
-        <w:t>, 01461672251319566.</w:t>
+        <w:spacing w:before="180" w:after="80" w:line="276" w:lineRule="auto"/>
+        <w:rPr>
+          <w:rFonts w:ascii="Times New Roman" w:hAnsi="Times New Roman" w:cs="Times New Roman"/>
+        </w:rPr>
+      </w:pPr>
+      <w:r>
+        <w:rPr>
+          <w:rFonts w:ascii="Times New Roman" w:hAnsi="Times New Roman" w:cs="Times New Roman"/>
+        </w:rPr>
+        <w:t xml:space="preserve">Liu Y, Li S#, Lin W#, Li W#, </w:t>
+      </w:r>
+      <w:r>
+        <w:rPr>
+          <w:rFonts w:ascii="Times New Roman" w:hAnsi="Times New Roman" w:cs="Times New Roman"/>
+          <w:b/>
+          <w:bCs/>
+        </w:rPr>
+        <w:t>Yan X</w:t>
+      </w:r>
+      <w:r>
+        <w:rPr>
+          <w:rFonts w:ascii="Times New Roman" w:hAnsi="Times New Roman" w:cs="Times New Roman"/>
+        </w:rPr>
+        <w:t xml:space="preserve">, Wang X, Pan X, Rutledge RB, Ma Y (2019). Amygdala activity tracks deviations from social preferences. </w:t>
+      </w:r>
+      <w:r>
+        <w:rPr>
+          <w:rFonts w:ascii="Times New Roman" w:hAnsi="Times New Roman" w:cs="Times New Roman"/>
+          <w:b/>
+          <w:bCs/>
+          <w:i/>
+          <w:iCs/>
+        </w:rPr>
+        <w:t>Nature Neuroscience</w:t>
+      </w:r>
+      <w:r>
+        <w:rPr>
+          <w:rFonts w:ascii="Times New Roman" w:hAnsi="Times New Roman" w:cs="Times New Roman"/>
+        </w:rPr>
+        <w:t>, 22(4), 633–641. [# co-second author]</w:t>
       </w:r>
     </w:p>
     <w:p>
@@ -1393,31 +1615,95 @@
         <w:pStyle w:val="ListParagraph"/>
         <w:numPr>
           <w:ilvl w:val="0"/>
-          <w:numId w:val="2"/>
+          <w:numId w:val="4"/>
         </w:numPr>
-        <w:spacing w:after="100"/>
-      </w:pPr>
-      <w:r>
-        <w:rPr>
-          <w:b/>
-          <w:bCs/>
-        </w:rPr>
-        <w:t>Yan, X.</w:t>
-      </w:r>
-      <w:r>
-        <w:t xml:space="preserve"> (2024). Too smart for one's own good? Evolution favors individuals with a low-level theory of mind in a complex network. </w:t>
-      </w:r>
-      <w:proofErr w:type="spellStart"/>
-      <w:r>
-        <w:rPr>
-          <w:i/>
-          <w:iCs/>
-        </w:rPr>
-        <w:t>PsyArXiv</w:t>
-      </w:r>
-      <w:proofErr w:type="spellEnd"/>
-      <w:r>
-        <w:t>.</w:t>
+        <w:spacing w:before="180" w:after="80" w:line="276" w:lineRule="auto"/>
+        <w:rPr>
+          <w:rFonts w:ascii="Times New Roman" w:hAnsi="Times New Roman" w:cs="Times New Roman"/>
+        </w:rPr>
+      </w:pPr>
+      <w:r>
+        <w:rPr>
+          <w:rFonts w:ascii="Times New Roman" w:hAnsi="Times New Roman" w:cs="Times New Roman"/>
+        </w:rPr>
+        <w:t xml:space="preserve">Wang D, </w:t>
+      </w:r>
+      <w:r>
+        <w:rPr>
+          <w:rFonts w:ascii="Times New Roman" w:hAnsi="Times New Roman" w:cs="Times New Roman"/>
+          <w:b/>
+          <w:bCs/>
+        </w:rPr>
+        <w:t>Yan X</w:t>
+      </w:r>
+      <w:r>
+        <w:rPr>
+          <w:rFonts w:ascii="Times New Roman" w:hAnsi="Times New Roman" w:cs="Times New Roman"/>
+        </w:rPr>
+        <w:t xml:space="preserve">, Li M, Ma Y (2017). Neural substrates underlying oxytocin effect: A quantitative meta-analysis of pharmaco-imaging studies. </w:t>
+      </w:r>
+      <w:r>
+        <w:rPr>
+          <w:rFonts w:ascii="Times New Roman" w:hAnsi="Times New Roman" w:cs="Times New Roman"/>
+          <w:b/>
+          <w:bCs/>
+          <w:i/>
+          <w:iCs/>
+        </w:rPr>
+        <w:t>Social Cognitive and Affective Neuroscience</w:t>
+      </w:r>
+      <w:r>
+        <w:rPr>
+          <w:rFonts w:ascii="Times New Roman" w:hAnsi="Times New Roman" w:cs="Times New Roman"/>
+        </w:rPr>
+        <w:t>, 12(10), 1565–1573.</w:t>
+      </w:r>
+    </w:p>
+    <w:p>
+      <w:pPr>
+        <w:spacing w:before="180" w:after="80" w:line="276" w:lineRule="auto"/>
+        <w:rPr>
+          <w:rFonts w:ascii="Times New Roman" w:hAnsi="Times New Roman" w:cs="Times New Roman"/>
+        </w:rPr>
+      </w:pPr>
+      <w:r>
+        <w:rPr>
+          <w:rFonts w:ascii="Times New Roman" w:hAnsi="Times New Roman" w:cs="Times New Roman"/>
+          <w:b/>
+          <w:bCs/>
+          <w:i/>
+          <w:iCs/>
+          <w:color w:val="1F4E79"/>
+        </w:rPr>
+        <w:t>Self-Concepts</w:t>
+      </w:r>
+      <w:r>
+        <w:rPr>
+          <w:rFonts w:ascii="Times New Roman" w:hAnsi="Times New Roman" w:cs="Times New Roman"/>
+          <w:b/>
+          <w:bCs/>
+          <w:i/>
+          <w:iCs/>
+          <w:color w:val="1F4E79"/>
+        </w:rPr>
+        <w:t xml:space="preserve"> and implications for major depressive disorder</w:t>
+      </w:r>
+    </w:p>
+    <w:p>
+      <w:pPr>
+        <w:spacing w:after="80" w:line="276" w:lineRule="auto"/>
+        <w:rPr>
+          <w:rFonts w:ascii="Times New Roman" w:hAnsi="Times New Roman" w:cs="Times New Roman"/>
+        </w:rPr>
+      </w:pPr>
+      <w:r>
+        <w:rPr>
+          <w:rFonts w:ascii="Times New Roman" w:hAnsi="Times New Roman" w:cs="Times New Roman"/>
+          <w:i/>
+          <w:iCs/>
+          <w:color w:val="6B7280"/>
+        </w:rPr>
+        <w:t>Skill set: fMRI</w:t>
       </w:r>
     </w:p>
     <w:p>
@@ -1425,60 +1711,42 @@
         <w:pStyle w:val="ListParagraph"/>
         <w:numPr>
           <w:ilvl w:val="0"/>
-          <w:numId w:val="2"/>
+          <w:numId w:val="4"/>
         </w:numPr>
-        <w:spacing w:after="100"/>
-      </w:pPr>
-      <w:r>
-        <w:t xml:space="preserve">Zheng, S.†, </w:t>
-      </w:r>
-      <w:r>
-        <w:rPr>
-          <w:b/>
-          <w:bCs/>
-        </w:rPr>
-        <w:t>Yan, X.†</w:t>
-      </w:r>
-      <w:r>
-        <w:t xml:space="preserve">, Siegel, J., </w:t>
-      </w:r>
-      <w:proofErr w:type="spellStart"/>
-      <w:r>
-        <w:t>Chituc</w:t>
-      </w:r>
-      <w:proofErr w:type="spellEnd"/>
-      <w:r>
-        <w:t xml:space="preserve">, V., Li, S., Crockett, M., &amp; Ma, Y. (2020). Self-serving karmic beliefs: </w:t>
-      </w:r>
-      <w:proofErr w:type="spellStart"/>
-      <w:r>
-        <w:t>Prosociality</w:t>
-      </w:r>
-      <w:proofErr w:type="spellEnd"/>
-      <w:r>
-        <w:t xml:space="preserve"> influences vicarious optimism. </w:t>
-      </w:r>
-      <w:proofErr w:type="spellStart"/>
-      <w:r>
-        <w:rPr>
-          <w:i/>
-          <w:iCs/>
-        </w:rPr>
-        <w:t>PsyArXiv</w:t>
-      </w:r>
-      <w:proofErr w:type="spellEnd"/>
-      <w:r>
-        <w:t xml:space="preserve">.  </w:t>
-      </w:r>
-      <w:r>
-        <w:rPr>
-          <w:i/>
-          <w:iCs/>
-          <w:color w:val="6B7280"/>
-          <w:sz w:val="20"/>
-          <w:szCs w:val="20"/>
-        </w:rPr>
-        <w:t>[† co-first author]</w:t>
+        <w:spacing w:after="100" w:line="276" w:lineRule="auto"/>
+        <w:rPr>
+          <w:rFonts w:ascii="Times New Roman" w:hAnsi="Times New Roman" w:cs="Times New Roman"/>
+        </w:rPr>
+      </w:pPr>
+      <w:r>
+        <w:rPr>
+          <w:rFonts w:ascii="Times New Roman" w:hAnsi="Times New Roman" w:cs="Times New Roman"/>
+          <w:b/>
+          <w:bCs/>
+        </w:rPr>
+        <w:t xml:space="preserve">Yan X </w:t>
+      </w:r>
+      <w:r>
+        <w:rPr>
+          <w:rFonts w:ascii="Times New Roman" w:hAnsi="Times New Roman" w:cs="Times New Roman"/>
+        </w:rPr>
+        <w:t xml:space="preserve">(2024). Neural dynamics of self-referential processing and the insight for decoding self-concepts. </w:t>
+      </w:r>
+      <w:r>
+        <w:rPr>
+          <w:rFonts w:ascii="Times New Roman" w:hAnsi="Times New Roman" w:cs="Times New Roman"/>
+          <w:b/>
+          <w:bCs/>
+          <w:i/>
+          <w:iCs/>
+        </w:rPr>
+        <w:t>Journal of Neuroscience</w:t>
+      </w:r>
+      <w:r>
+        <w:rPr>
+          <w:rFonts w:ascii="Times New Roman" w:hAnsi="Times New Roman" w:cs="Times New Roman"/>
+        </w:rPr>
+        <w:t>, 44(30). [Commentary]</w:t>
       </w:r>
     </w:p>
     <w:p>
@@ -1486,42 +1754,99 @@
         <w:pStyle w:val="ListParagraph"/>
         <w:numPr>
           <w:ilvl w:val="0"/>
-          <w:numId w:val="2"/>
+          <w:numId w:val="4"/>
         </w:numPr>
-        <w:spacing w:after="100"/>
-      </w:pPr>
-      <w:r>
-        <w:t xml:space="preserve">Liu, Y., Li, S.#, Lin, W.#, Li, W.#, </w:t>
-      </w:r>
-      <w:r>
-        <w:rPr>
-          <w:b/>
-          <w:bCs/>
-        </w:rPr>
-        <w:t>Yan, X.</w:t>
-      </w:r>
-      <w:r>
-        <w:t xml:space="preserve">, Wang, X., Pan, X., Rutledge, R. B., &amp; Ma, Y. (2019). Amygdala activity tracks deviations from social preferences. </w:t>
-      </w:r>
-      <w:r>
-        <w:rPr>
-          <w:i/>
-          <w:iCs/>
-        </w:rPr>
-        <w:t>Nature Neuroscience</w:t>
-      </w:r>
-      <w:r>
-        <w:t xml:space="preserve">, 22(4), 633–641.  </w:t>
-      </w:r>
-      <w:r>
-        <w:rPr>
+        <w:spacing w:after="100" w:line="276" w:lineRule="auto"/>
+        <w:rPr>
+          <w:rFonts w:ascii="Times New Roman" w:hAnsi="Times New Roman" w:cs="Times New Roman"/>
+        </w:rPr>
+      </w:pPr>
+      <w:r>
+        <w:rPr>
+          <w:rFonts w:ascii="Times New Roman" w:hAnsi="Times New Roman" w:cs="Times New Roman"/>
+        </w:rPr>
+        <w:t xml:space="preserve">Feng C†, </w:t>
+      </w:r>
+      <w:r>
+        <w:rPr>
+          <w:rFonts w:ascii="Times New Roman" w:hAnsi="Times New Roman" w:cs="Times New Roman"/>
+          <w:b/>
+          <w:bCs/>
+        </w:rPr>
+        <w:t>Yan X†</w:t>
+      </w:r>
+      <w:r>
+        <w:rPr>
+          <w:rFonts w:ascii="Times New Roman" w:hAnsi="Times New Roman" w:cs="Times New Roman"/>
+        </w:rPr>
+        <w:t xml:space="preserve">, Huang W, Han S, Ma Y (2018). Neural representations of the multidimensional self in the cortical midline structures. </w:t>
+      </w:r>
+      <w:proofErr w:type="spellStart"/>
+      <w:r>
+        <w:rPr>
+          <w:rFonts w:ascii="Times New Roman" w:hAnsi="Times New Roman" w:cs="Times New Roman"/>
+          <w:b/>
+          <w:bCs/>
+          <w:i/>
+          <w:iCs/>
+        </w:rPr>
+        <w:t>NeuroImage</w:t>
+      </w:r>
+      <w:proofErr w:type="spellEnd"/>
+      <w:r>
+        <w:rPr>
+          <w:rFonts w:ascii="Times New Roman" w:hAnsi="Times New Roman" w:cs="Times New Roman"/>
+          <w:b/>
+          <w:bCs/>
+          <w:i/>
+          <w:iCs/>
+        </w:rPr>
+        <w:t>,</w:t>
+      </w:r>
+      <w:r>
+        <w:rPr>
+          <w:rFonts w:ascii="Times New Roman" w:hAnsi="Times New Roman" w:cs="Times New Roman"/>
+        </w:rPr>
+        <w:t xml:space="preserve"> 183, 291–299. [† co-first author]</w:t>
+      </w:r>
+    </w:p>
+    <w:p>
+      <w:pPr>
+        <w:spacing w:before="180" w:after="80" w:line="276" w:lineRule="auto"/>
+        <w:rPr>
+          <w:rFonts w:ascii="Times New Roman" w:hAnsi="Times New Roman" w:cs="Times New Roman"/>
+        </w:rPr>
+      </w:pPr>
+      <w:r>
+        <w:rPr>
+          <w:rFonts w:ascii="Times New Roman" w:hAnsi="Times New Roman" w:cs="Times New Roman"/>
+          <w:b/>
+          <w:bCs/>
+          <w:i/>
+          <w:iCs/>
+          <w:color w:val="1F4E79"/>
+        </w:rPr>
+        <w:t>Cortisol and the stress model</w:t>
+      </w:r>
+    </w:p>
+    <w:p>
+      <w:pPr>
+        <w:spacing w:after="100" w:line="276" w:lineRule="auto"/>
+        <w:rPr>
+          <w:rFonts w:ascii="Times New Roman" w:hAnsi="Times New Roman" w:cs="Times New Roman"/>
           <w:i/>
           <w:iCs/>
           <w:color w:val="6B7280"/>
-          <w:sz w:val="20"/>
-          <w:szCs w:val="20"/>
-        </w:rPr>
-        <w:t>[# co-second author]</w:t>
+        </w:rPr>
+      </w:pPr>
+      <w:r>
+        <w:rPr>
+          <w:rFonts w:ascii="Times New Roman" w:hAnsi="Times New Roman" w:cs="Times New Roman"/>
+          <w:i/>
+          <w:iCs/>
+          <w:color w:val="6B7280"/>
+        </w:rPr>
+        <w:t>Skill set: resting-state fMRI</w:t>
       </w:r>
     </w:p>
     <w:p>
@@ -1529,29 +1854,53 @@
         <w:pStyle w:val="ListParagraph"/>
         <w:numPr>
           <w:ilvl w:val="0"/>
-          <w:numId w:val="2"/>
+          <w:numId w:val="4"/>
         </w:numPr>
-        <w:spacing w:after="100"/>
-      </w:pPr>
-      <w:r>
-        <w:rPr>
-          <w:b/>
-          <w:bCs/>
-        </w:rPr>
-        <w:t>Yan, X.</w:t>
-      </w:r>
-      <w:r>
-        <w:t xml:space="preserve">, Yong, X., Huang, W., &amp; Ma, Y. (2018). Placebo treatment facilitates social trust and approach behavior. </w:t>
-      </w:r>
-      <w:r>
-        <w:rPr>
-          <w:i/>
-          <w:iCs/>
-        </w:rPr>
-        <w:t>PNAS</w:t>
-      </w:r>
-      <w:r>
-        <w:t>, 115(22), 5732–5737.</w:t>
+        <w:spacing w:after="100" w:line="276" w:lineRule="auto"/>
+        <w:rPr>
+          <w:rFonts w:ascii="Times New Roman" w:hAnsi="Times New Roman" w:cs="Times New Roman"/>
+        </w:rPr>
+      </w:pPr>
+      <w:r>
+        <w:rPr>
+          <w:rFonts w:ascii="Times New Roman" w:eastAsia="Times New Roman" w:hAnsi="Times New Roman" w:cs="Times New Roman"/>
+          <w:color w:val="auto"/>
+        </w:rPr>
+        <w:t xml:space="preserve">Feng Z, Zhang H, Zhou T, Yu X, Zhang Y, </w:t>
+      </w:r>
+      <w:r>
+        <w:rPr>
+          <w:rFonts w:ascii="Times New Roman" w:eastAsia="Times New Roman" w:hAnsi="Times New Roman" w:cs="Times New Roman"/>
+          <w:b/>
+          <w:bCs/>
+          <w:color w:val="auto"/>
+        </w:rPr>
+        <w:t>Yan X*</w:t>
+      </w:r>
+      <w:r>
+        <w:rPr>
+          <w:rFonts w:ascii="Times New Roman" w:eastAsia="Times New Roman" w:hAnsi="Times New Roman" w:cs="Times New Roman"/>
+          <w:color w:val="auto"/>
+        </w:rPr>
+        <w:t xml:space="preserve"> (2023). Dynamic functional connectivity changes associated with psychiatric traits and cognitive deficits in Cushing’s disease. </w:t>
+      </w:r>
+      <w:r>
+        <w:rPr>
+          <w:rFonts w:ascii="Times New Roman" w:eastAsia="Times New Roman" w:hAnsi="Times New Roman" w:cs="Times New Roman"/>
+          <w:b/>
+          <w:bCs/>
+          <w:i/>
+          <w:iCs/>
+          <w:color w:val="auto"/>
+        </w:rPr>
+        <w:t>Translational Psychiatry</w:t>
+      </w:r>
+      <w:r>
+        <w:rPr>
+          <w:rFonts w:ascii="Times New Roman" w:eastAsia="Times New Roman" w:hAnsi="Times New Roman" w:cs="Times New Roman"/>
+          <w:color w:val="auto"/>
+        </w:rPr>
+        <w:t>, 13(1), 308. [* corresponding author]</w:t>
       </w:r>
     </w:p>
     <w:p>
@@ -1559,63 +1908,64 @@
         <w:pStyle w:val="ListParagraph"/>
         <w:numPr>
           <w:ilvl w:val="0"/>
-          <w:numId w:val="2"/>
+          <w:numId w:val="4"/>
         </w:numPr>
-        <w:spacing w:after="100"/>
-      </w:pPr>
-      <w:r>
-        <w:t xml:space="preserve">Wang, D., </w:t>
-      </w:r>
-      <w:r>
-        <w:rPr>
-          <w:b/>
-          <w:bCs/>
-        </w:rPr>
-        <w:t>Yan, X.</w:t>
-      </w:r>
-      <w:r>
-        <w:t xml:space="preserve">, Li, M., &amp; Ma, Y. (2017). Neural substrates underlying oxytocin effect: A quantitative meta-analysis of pharmaco-imaging studies. </w:t>
-      </w:r>
-      <w:r>
-        <w:rPr>
-          <w:i/>
-          <w:iCs/>
-        </w:rPr>
-        <w:t>Social Cognitive and Affective Neuroscience</w:t>
-      </w:r>
-      <w:r>
-        <w:t>, 12(10), 1565–1573.</w:t>
-      </w:r>
-    </w:p>
-    <w:p>
-      <w:pPr>
-        <w:spacing w:before="180" w:after="80"/>
-      </w:pPr>
-      <w:r>
-        <w:rPr>
-          <w:b/>
-          <w:bCs/>
-          <w:i/>
-          <w:iCs/>
-          <w:color w:val="1F4E79"/>
+        <w:spacing w:line="276" w:lineRule="auto"/>
+        <w:rPr>
+          <w:rFonts w:ascii="Times New Roman" w:eastAsia="Times New Roman" w:hAnsi="Times New Roman" w:cs="Times New Roman"/>
+          <w:color w:val="auto"/>
+        </w:rPr>
+      </w:pPr>
+      <w:r>
+        <w:rPr>
+          <w:rFonts w:ascii="Times New Roman" w:eastAsia="Times New Roman" w:hAnsi="Times New Roman" w:cs="Times New Roman"/>
+          <w:color w:val="auto"/>
         </w:rPr>
         <w:lastRenderedPageBreak/>
-        <w:t>Self-representation and implications for major depressive disorder</w:t>
-      </w:r>
-    </w:p>
-    <w:p>
-      <w:pPr>
-        <w:spacing w:after="80"/>
-      </w:pPr>
-      <w:r>
-        <w:rPr>
-          <w:i/>
-          <w:iCs/>
-          <w:color w:val="6B7280"/>
-          <w:sz w:val="20"/>
-          <w:szCs w:val="20"/>
-        </w:rPr>
-        <w:t>Skill set: fMRI</w:t>
+        <w:t xml:space="preserve">Shang G, Zhou T, </w:t>
+      </w:r>
+      <w:r>
+        <w:rPr>
+          <w:rFonts w:ascii="Times New Roman" w:eastAsia="Times New Roman" w:hAnsi="Times New Roman" w:cs="Times New Roman"/>
+          <w:b/>
+          <w:bCs/>
+          <w:color w:val="auto"/>
+        </w:rPr>
+        <w:t>Yan X</w:t>
+      </w:r>
+      <w:r>
+        <w:rPr>
+          <w:rFonts w:ascii="Times New Roman" w:eastAsia="Times New Roman" w:hAnsi="Times New Roman" w:cs="Times New Roman"/>
+          <w:color w:val="auto"/>
+        </w:rPr>
+        <w:t xml:space="preserve">, . . . Zhang Y (2025). Multiscale analysis reveals hippocampal subfield vulnerabilities to chronic cortisol overexposure: Evidence from Cushing’s disease. </w:t>
+      </w:r>
+      <w:r>
+        <w:rPr>
+          <w:rFonts w:ascii="Times New Roman" w:eastAsia="Times New Roman" w:hAnsi="Times New Roman" w:cs="Times New Roman"/>
+          <w:b/>
+          <w:bCs/>
+          <w:i/>
+          <w:iCs/>
+          <w:color w:val="auto"/>
+        </w:rPr>
+        <w:t>Biological Psychiatry: Cognitive Neuroscience and Neuroimaging</w:t>
+      </w:r>
+      <w:r>
+        <w:rPr>
+          <w:rFonts w:ascii="Times New Roman" w:eastAsia="Times New Roman" w:hAnsi="Times New Roman" w:cs="Times New Roman"/>
+          <w:b/>
+          <w:bCs/>
+          <w:color w:val="auto"/>
+        </w:rPr>
+        <w:t>.</w:t>
+      </w:r>
+      <w:r>
+        <w:rPr>
+          <w:rFonts w:ascii="Times New Roman" w:eastAsia="Times New Roman" w:hAnsi="Times New Roman" w:cs="Times New Roman"/>
+          <w:color w:val="auto"/>
+        </w:rPr>
+        <w:t xml:space="preserve"> </w:t>
       </w:r>
     </w:p>
     <w:p>
@@ -1623,347 +1973,70 @@
         <w:pStyle w:val="ListParagraph"/>
         <w:numPr>
           <w:ilvl w:val="0"/>
-          <w:numId w:val="2"/>
+          <w:numId w:val="4"/>
         </w:numPr>
-        <w:spacing w:after="100"/>
-      </w:pPr>
-      <w:r>
-        <w:rPr>
-          <w:b/>
-          <w:bCs/>
-        </w:rPr>
-        <w:t>Yan, X.</w:t>
-      </w:r>
-      <w:r>
-        <w:t xml:space="preserve"> (2024). Neural dynamics of self-referential processing and the insight for decoding self-concepts. </w:t>
-      </w:r>
-      <w:r>
-        <w:rPr>
-          <w:i/>
-          <w:iCs/>
-        </w:rPr>
-        <w:t>Journal of Neuroscience</w:t>
-      </w:r>
-      <w:r>
-        <w:t xml:space="preserve">, 44(30).  </w:t>
-      </w:r>
-      <w:r>
-        <w:rPr>
-          <w:i/>
-          <w:iCs/>
-          <w:color w:val="6B7280"/>
-          <w:sz w:val="20"/>
-          <w:szCs w:val="20"/>
-        </w:rPr>
-        <w:t>[Commentary]</w:t>
-      </w:r>
-    </w:p>
-    <w:p>
-      <w:pPr>
-        <w:pStyle w:val="ListParagraph"/>
-        <w:numPr>
-          <w:ilvl w:val="0"/>
-          <w:numId w:val="2"/>
-        </w:numPr>
-        <w:spacing w:after="100"/>
-      </w:pPr>
-      <w:r>
-        <w:t xml:space="preserve">Feng, C.†, </w:t>
-      </w:r>
-      <w:r>
-        <w:rPr>
-          <w:b/>
-          <w:bCs/>
-        </w:rPr>
-        <w:t>Yan, X.†</w:t>
-      </w:r>
-      <w:r>
-        <w:t xml:space="preserve">, Huang, W., Han, S., &amp; Ma, Y. (2018). Neural representations of the multidimensional self in the cortical midline structures. </w:t>
+        <w:spacing w:line="276" w:lineRule="auto"/>
+        <w:rPr>
+          <w:rFonts w:ascii="Times New Roman" w:eastAsia="Times New Roman" w:hAnsi="Times New Roman" w:cs="Times New Roman"/>
+          <w:color w:val="auto"/>
+        </w:rPr>
+      </w:pPr>
+      <w:r>
+        <w:rPr>
+          <w:rFonts w:ascii="Times New Roman" w:eastAsia="Times New Roman" w:hAnsi="Times New Roman" w:cs="Times New Roman"/>
+          <w:color w:val="auto"/>
+        </w:rPr>
+        <w:t xml:space="preserve">Liu B, Mao Z, </w:t>
+      </w:r>
+      <w:r>
+        <w:rPr>
+          <w:rFonts w:ascii="Times New Roman" w:eastAsia="Times New Roman" w:hAnsi="Times New Roman" w:cs="Times New Roman"/>
+          <w:b/>
+          <w:bCs/>
+          <w:color w:val="auto"/>
+        </w:rPr>
+        <w:t>Yan X</w:t>
+      </w:r>
+      <w:r>
+        <w:rPr>
+          <w:rFonts w:ascii="Times New Roman" w:eastAsia="Times New Roman" w:hAnsi="Times New Roman" w:cs="Times New Roman"/>
+          <w:color w:val="auto"/>
+        </w:rPr>
+        <w:t xml:space="preserve">, Yang H, Xu J, Feng Z, Zhang Y, Yu X (2024). Structural network topologies are associated with deep brain stimulation outcomes in </w:t>
       </w:r>
       <w:proofErr w:type="spellStart"/>
       <w:r>
         <w:rPr>
-          <w:i/>
-          <w:iCs/>
-        </w:rPr>
-        <w:t>NeuroImage</w:t>
+          <w:rFonts w:ascii="Times New Roman" w:eastAsia="Times New Roman" w:hAnsi="Times New Roman" w:cs="Times New Roman"/>
+          <w:color w:val="auto"/>
+        </w:rPr>
+        <w:t>Meige</w:t>
       </w:r>
       <w:proofErr w:type="spellEnd"/>
       <w:r>
-        <w:t xml:space="preserve">, 183, 291–299.  </w:t>
-      </w:r>
-      <w:r>
-        <w:rPr>
-          <w:i/>
-          <w:iCs/>
-          <w:color w:val="6B7280"/>
-          <w:sz w:val="20"/>
-          <w:szCs w:val="20"/>
-        </w:rPr>
-        <w:t>[† co-first author]</w:t>
-      </w:r>
-    </w:p>
-    <w:p>
-      <w:pPr>
-        <w:pStyle w:val="ListParagraph"/>
-        <w:numPr>
-          <w:ilvl w:val="0"/>
-          <w:numId w:val="2"/>
-        </w:numPr>
-        <w:spacing w:after="100"/>
-      </w:pPr>
-      <w:r>
-        <w:t xml:space="preserve">Ma, Y., Li, S., Wang, C., Liu, Y., Li, W., </w:t>
-      </w:r>
-      <w:r>
-        <w:rPr>
-          <w:b/>
-          <w:bCs/>
-        </w:rPr>
-        <w:t>Yan, X.</w:t>
-      </w:r>
-      <w:r>
-        <w:t xml:space="preserve">, Chen, Q., &amp; Han, S. (2016). Distinct oxytocin effects on belief updating in response to desirable and undesirable feedback. </w:t>
-      </w:r>
-      <w:r>
-        <w:rPr>
-          <w:i/>
-          <w:iCs/>
-        </w:rPr>
-        <w:t>PNAS</w:t>
-      </w:r>
-      <w:r>
-        <w:t>, 113(33), 9256–9261.</w:t>
-      </w:r>
-    </w:p>
-    <w:p>
-      <w:pPr>
-        <w:spacing w:before="180" w:after="80"/>
-      </w:pPr>
-      <w:r>
-        <w:rPr>
-          <w:b/>
-          <w:bCs/>
-          <w:i/>
-          <w:iCs/>
-          <w:color w:val="1F4E79"/>
-        </w:rPr>
-        <w:t>Cortisol and the stress model</w:t>
-      </w:r>
-    </w:p>
-    <w:p>
-      <w:pPr>
-        <w:spacing w:after="80"/>
-      </w:pPr>
-      <w:r>
-        <w:rPr>
-          <w:i/>
-          <w:iCs/>
-          <w:color w:val="6B7280"/>
-          <w:sz w:val="20"/>
-          <w:szCs w:val="20"/>
-        </w:rPr>
-        <w:t>Skill set: resting-state fMRI</w:t>
-      </w:r>
-    </w:p>
-    <w:p>
-      <w:pPr>
-        <w:pStyle w:val="ListParagraph"/>
-        <w:numPr>
-          <w:ilvl w:val="0"/>
-          <w:numId w:val="2"/>
-        </w:numPr>
-        <w:spacing w:after="100"/>
-      </w:pPr>
-      <w:r>
-        <w:t xml:space="preserve">Shang, G., Zhou, T., </w:t>
-      </w:r>
-      <w:r>
-        <w:rPr>
-          <w:b/>
-          <w:bCs/>
-        </w:rPr>
-        <w:t>Yan, X.</w:t>
-      </w:r>
-      <w:r>
-        <w:t xml:space="preserve">, He, K., Liu, B., Feng, Z., . . . Zhang, Y. (2025). Multiscale analysis reveals hippocampal subfield vulnerabilities to chronic cortisol overexposure: Evidence from Cushing's disease. </w:t>
-      </w:r>
-      <w:r>
-        <w:rPr>
-          <w:i/>
-          <w:iCs/>
-        </w:rPr>
-        <w:t>Biological Psychiatry: Cognitive Neuroscience and Neuroimaging</w:t>
-      </w:r>
-      <w:r>
-        <w:t>.</w:t>
-      </w:r>
-    </w:p>
-    <w:p>
-      <w:pPr>
-        <w:pStyle w:val="ListParagraph"/>
-        <w:numPr>
-          <w:ilvl w:val="0"/>
-          <w:numId w:val="2"/>
-        </w:numPr>
-        <w:spacing w:after="100"/>
-      </w:pPr>
-      <w:r>
-        <w:t xml:space="preserve">Feng, Z., Zhou, T., </w:t>
-      </w:r>
-      <w:r>
-        <w:rPr>
-          <w:b/>
-          <w:bCs/>
-        </w:rPr>
-        <w:t>Yan, X.</w:t>
-      </w:r>
-      <w:r>
-        <w:t xml:space="preserve">, He, K., Liu, H., Yu, X., Lu, R., Ma, Z., Yu, X., &amp; Zhang, Y. (2025). Selective hippocampal subfield atrophy mediates cognitive decline in Cushing's disease. </w:t>
-      </w:r>
-      <w:r>
-        <w:rPr>
-          <w:i/>
-          <w:iCs/>
-        </w:rPr>
-        <w:t>Brain and Behavior</w:t>
-      </w:r>
-      <w:r>
-        <w:t>, 15(11), e71030.</w:t>
-      </w:r>
-    </w:p>
-    <w:p>
-      <w:pPr>
-        <w:pStyle w:val="ListParagraph"/>
-        <w:numPr>
-          <w:ilvl w:val="0"/>
-          <w:numId w:val="2"/>
-        </w:numPr>
-        <w:spacing w:after="100"/>
-      </w:pPr>
-      <w:r>
-        <w:t xml:space="preserve">Shang, G., Zhou, T., Yu, X., </w:t>
-      </w:r>
-      <w:r>
-        <w:rPr>
-          <w:b/>
-          <w:bCs/>
-        </w:rPr>
-        <w:t>Yan, X.</w:t>
-      </w:r>
-      <w:r>
-        <w:t xml:space="preserve">, He, K., Liu, B., Feng, Z., Zhang, Y., &amp; Yu, X. (2024). Chronic hypercortisolism disrupts the principal functional gradient in Cushing's disease: A multi-scale </w:t>
-      </w:r>
-      <w:proofErr w:type="spellStart"/>
-      <w:r>
-        <w:t>connectomics</w:t>
-      </w:r>
-      <w:proofErr w:type="spellEnd"/>
-      <w:r>
-        <w:t xml:space="preserve"> and transcriptomics study. </w:t>
-      </w:r>
-      <w:proofErr w:type="spellStart"/>
-      <w:r>
-        <w:rPr>
-          <w:i/>
-          <w:iCs/>
-        </w:rPr>
-        <w:t>NeuroImage</w:t>
-      </w:r>
-      <w:proofErr w:type="spellEnd"/>
-      <w:r>
-        <w:rPr>
-          <w:i/>
-          <w:iCs/>
-        </w:rPr>
-        <w:t>: Clinical</w:t>
-      </w:r>
-      <w:r>
-        <w:t>, 43, 103652.</w:t>
-      </w:r>
-    </w:p>
-    <w:p>
-      <w:pPr>
-        <w:pStyle w:val="ListParagraph"/>
-        <w:numPr>
-          <w:ilvl w:val="0"/>
-          <w:numId w:val="2"/>
-        </w:numPr>
-        <w:spacing w:after="100"/>
-      </w:pPr>
-      <w:r>
-        <w:t xml:space="preserve">Liu, B., Mao, Z., </w:t>
-      </w:r>
-      <w:r>
-        <w:rPr>
-          <w:b/>
-          <w:bCs/>
-        </w:rPr>
-        <w:t>Yan, X.</w:t>
-      </w:r>
-      <w:r>
-        <w:t xml:space="preserve">, Yang, H., Xu, J., Feng, Z., Zhang, Y., &amp; Yu, X. (2024). Structural network topologies are associated with deep brain stimulation outcomes in </w:t>
-      </w:r>
-      <w:proofErr w:type="spellStart"/>
-      <w:r>
-        <w:t>Meige</w:t>
-      </w:r>
-      <w:proofErr w:type="spellEnd"/>
-      <w:r>
+        <w:rPr>
+          <w:rFonts w:ascii="Times New Roman" w:eastAsia="Times New Roman" w:hAnsi="Times New Roman" w:cs="Times New Roman"/>
+          <w:color w:val="auto"/>
+        </w:rPr>
         <w:t xml:space="preserve"> syndrome. </w:t>
       </w:r>
       <w:r>
         <w:rPr>
-          <w:i/>
-          <w:iCs/>
+          <w:rFonts w:ascii="Times New Roman" w:eastAsia="Times New Roman" w:hAnsi="Times New Roman" w:cs="Times New Roman"/>
+          <w:b/>
+          <w:bCs/>
+          <w:i/>
+          <w:iCs/>
+          <w:color w:val="auto"/>
         </w:rPr>
         <w:t>Neurotherapeutics</w:t>
       </w:r>
       <w:r>
-        <w:t>, 21(4), e00367.</w:t>
-      </w:r>
-    </w:p>
-    <w:p>
-      <w:pPr>
-        <w:pStyle w:val="ListParagraph"/>
-        <w:numPr>
-          <w:ilvl w:val="0"/>
-          <w:numId w:val="2"/>
-        </w:numPr>
-        <w:spacing w:after="100"/>
-      </w:pPr>
-      <w:r>
-        <w:t xml:space="preserve">Feng, Z., Zhang, H., Zhou, T., Yu, X., Zhang, Y., &amp; </w:t>
-      </w:r>
-      <w:r>
-        <w:rPr>
-          <w:b/>
-          <w:bCs/>
-        </w:rPr>
-        <w:t>Yan, X.*</w:t>
-      </w:r>
-      <w:r>
-        <w:t xml:space="preserve"> (2023). Dynamic functional connectivity changes associated with psychiatric traits and cognitive deficits in Cushing's disease. </w:t>
-      </w:r>
-      <w:r>
-        <w:rPr>
-          <w:i/>
-          <w:iCs/>
-        </w:rPr>
-        <w:t>Translational Psychiatry</w:t>
-      </w:r>
-      <w:r>
-        <w:t xml:space="preserve">, 13(1), 308.  </w:t>
-      </w:r>
-      <w:r>
-        <w:rPr>
-          <w:i/>
-          <w:iCs/>
-          <w:color w:val="6B7280"/>
-          <w:sz w:val="20"/>
-          <w:szCs w:val="20"/>
-        </w:rPr>
-        <w:t>[* corresponding author]</w:t>
+        <w:rPr>
+          <w:rFonts w:ascii="Times New Roman" w:eastAsia="Times New Roman" w:hAnsi="Times New Roman" w:cs="Times New Roman"/>
+          <w:color w:val="auto"/>
+        </w:rPr>
+        <w:t xml:space="preserve">, 21(4), e00367. </w:t>
       </w:r>
     </w:p>
     <w:p>
@@ -1971,16 +2044,18 @@
         <w:pBdr>
           <w:bottom w:val="single" w:sz="8" w:space="4" w:color="1F4E79"/>
         </w:pBdr>
-        <w:spacing w:before="280" w:after="120"/>
-      </w:pPr>
-      <w:r>
-        <w:rPr>
+        <w:spacing w:before="280" w:after="120" w:line="276" w:lineRule="auto"/>
+        <w:rPr>
+          <w:rFonts w:ascii="Times New Roman" w:hAnsi="Times New Roman" w:cs="Times New Roman"/>
+        </w:rPr>
+      </w:pPr>
+      <w:r>
+        <w:rPr>
+          <w:rFonts w:ascii="Times New Roman" w:hAnsi="Times New Roman" w:cs="Times New Roman"/>
           <w:b/>
           <w:bCs/>
           <w:color w:val="1F4E79"/>
           <w:spacing w:val="20"/>
-          <w:sz w:val="24"/>
-          <w:szCs w:val="24"/>
         </w:rPr>
         <w:t>EDITORIAL SERVICE</w:t>
       </w:r>
@@ -1992,30 +2067,42 @@
           <w:ilvl w:val="0"/>
           <w:numId w:val="3"/>
         </w:numPr>
-        <w:spacing w:after="60"/>
-      </w:pPr>
-      <w:r>
-        <w:rPr>
+        <w:spacing w:after="60" w:line="276" w:lineRule="auto"/>
+        <w:rPr>
+          <w:rFonts w:ascii="Times New Roman" w:hAnsi="Times New Roman" w:cs="Times New Roman"/>
+        </w:rPr>
+      </w:pPr>
+      <w:r>
+        <w:rPr>
+          <w:rFonts w:ascii="Times New Roman" w:hAnsi="Times New Roman" w:cs="Times New Roman"/>
           <w:b/>
           <w:bCs/>
         </w:rPr>
         <w:t>Guest Associate Editor</w:t>
       </w:r>
       <w:r>
+        <w:rPr>
+          <w:rFonts w:ascii="Times New Roman" w:hAnsi="Times New Roman" w:cs="Times New Roman"/>
+        </w:rPr>
         <w:t xml:space="preserve">, </w:t>
       </w:r>
       <w:r>
         <w:rPr>
+          <w:rFonts w:ascii="Times New Roman" w:hAnsi="Times New Roman" w:cs="Times New Roman"/>
           <w:i/>
           <w:iCs/>
         </w:rPr>
         <w:t>Frontiers in Human Neuroscience</w:t>
       </w:r>
       <w:r>
+        <w:rPr>
+          <w:rFonts w:ascii="Times New Roman" w:hAnsi="Times New Roman" w:cs="Times New Roman"/>
+        </w:rPr>
         <w:t xml:space="preserve"> — Research Topic: </w:t>
       </w:r>
       <w:r>
         <w:rPr>
+          <w:rFonts w:ascii="Times New Roman" w:hAnsi="Times New Roman" w:cs="Times New Roman"/>
           <w:i/>
           <w:iCs/>
         </w:rPr>
@@ -2024,28 +2111,30 @@
       <w:proofErr w:type="gramStart"/>
       <w:r>
         <w:rPr>
+          <w:rFonts w:ascii="Times New Roman" w:hAnsi="Times New Roman" w:cs="Times New Roman"/>
           <w:i/>
           <w:iCs/>
         </w:rPr>
         <w:t>2023</w:t>
       </w:r>
       <w:r>
+        <w:rPr>
+          <w:rFonts w:ascii="Times New Roman" w:hAnsi="Times New Roman" w:cs="Times New Roman"/>
+        </w:rPr>
         <w:t xml:space="preserve">  </w:t>
       </w:r>
       <w:r>
         <w:rPr>
+          <w:rFonts w:ascii="Times New Roman" w:hAnsi="Times New Roman" w:cs="Times New Roman"/>
           <w:color w:val="6B7280"/>
-          <w:sz w:val="20"/>
-          <w:szCs w:val="20"/>
         </w:rPr>
         <w:t>(</w:t>
       </w:r>
       <w:proofErr w:type="gramEnd"/>
       <w:r>
         <w:rPr>
+          <w:rFonts w:ascii="Times New Roman" w:hAnsi="Times New Roman" w:cs="Times New Roman"/>
           <w:color w:val="6B7280"/>
-          <w:sz w:val="20"/>
-          <w:szCs w:val="20"/>
         </w:rPr>
         <w:t>Oct 2023 – Dec 2023)</w:t>
       </w:r>
@@ -2055,139 +2144,227 @@
         <w:pBdr>
           <w:bottom w:val="single" w:sz="8" w:space="4" w:color="1F4E79"/>
         </w:pBdr>
-        <w:spacing w:before="280" w:after="120"/>
-      </w:pPr>
-      <w:r>
-        <w:rPr>
+        <w:spacing w:before="280" w:after="120" w:line="276" w:lineRule="auto"/>
+        <w:rPr>
+          <w:rFonts w:ascii="Times New Roman" w:hAnsi="Times New Roman" w:cs="Times New Roman"/>
+        </w:rPr>
+      </w:pPr>
+      <w:r>
+        <w:rPr>
+          <w:rFonts w:ascii="Times New Roman" w:hAnsi="Times New Roman" w:cs="Times New Roman"/>
           <w:b/>
           <w:bCs/>
           <w:color w:val="1F4E79"/>
           <w:spacing w:val="20"/>
-          <w:sz w:val="24"/>
-          <w:szCs w:val="24"/>
         </w:rPr>
         <w:t>AD-HOC REVIEWER</w:t>
       </w:r>
     </w:p>
     <w:p>
       <w:pPr>
-        <w:spacing w:after="80"/>
+        <w:spacing w:after="80" w:line="276" w:lineRule="auto"/>
+        <w:rPr>
+          <w:rFonts w:ascii="Times New Roman" w:hAnsi="Times New Roman" w:cs="Times New Roman"/>
+        </w:rPr>
       </w:pPr>
       <w:proofErr w:type="gramStart"/>
       <w:r>
+        <w:rPr>
+          <w:rFonts w:ascii="Times New Roman" w:hAnsi="Times New Roman" w:cs="Times New Roman"/>
+        </w:rPr>
         <w:t>PNAS  ·</w:t>
       </w:r>
       <w:proofErr w:type="gramEnd"/>
       <w:r>
+        <w:rPr>
+          <w:rFonts w:ascii="Times New Roman" w:hAnsi="Times New Roman" w:cs="Times New Roman"/>
+        </w:rPr>
         <w:t xml:space="preserve">  Nature </w:t>
       </w:r>
       <w:proofErr w:type="gramStart"/>
       <w:r>
+        <w:rPr>
+          <w:rFonts w:ascii="Times New Roman" w:hAnsi="Times New Roman" w:cs="Times New Roman"/>
+        </w:rPr>
         <w:t>Communications  ·</w:t>
       </w:r>
       <w:proofErr w:type="gramEnd"/>
       <w:r>
+        <w:rPr>
+          <w:rFonts w:ascii="Times New Roman" w:hAnsi="Times New Roman" w:cs="Times New Roman"/>
+        </w:rPr>
         <w:t xml:space="preserve">  Communications </w:t>
       </w:r>
       <w:proofErr w:type="gramStart"/>
       <w:r>
+        <w:rPr>
+          <w:rFonts w:ascii="Times New Roman" w:hAnsi="Times New Roman" w:cs="Times New Roman"/>
+        </w:rPr>
         <w:t>Biology  ·</w:t>
       </w:r>
       <w:proofErr w:type="gramEnd"/>
       <w:r>
+        <w:rPr>
+          <w:rFonts w:ascii="Times New Roman" w:hAnsi="Times New Roman" w:cs="Times New Roman"/>
+        </w:rPr>
         <w:t xml:space="preserve">  Translational </w:t>
       </w:r>
       <w:proofErr w:type="gramStart"/>
       <w:r>
+        <w:rPr>
+          <w:rFonts w:ascii="Times New Roman" w:hAnsi="Times New Roman" w:cs="Times New Roman"/>
+        </w:rPr>
         <w:t>Psychiatry  ·</w:t>
       </w:r>
       <w:proofErr w:type="gramEnd"/>
       <w:r>
+        <w:rPr>
+          <w:rFonts w:ascii="Times New Roman" w:hAnsi="Times New Roman" w:cs="Times New Roman"/>
+        </w:rPr>
         <w:t xml:space="preserve">  Brain and </w:t>
       </w:r>
       <w:proofErr w:type="gramStart"/>
       <w:r>
+        <w:rPr>
+          <w:rFonts w:ascii="Times New Roman" w:hAnsi="Times New Roman" w:cs="Times New Roman"/>
+        </w:rPr>
         <w:t>Behavior  ·</w:t>
       </w:r>
       <w:proofErr w:type="gramEnd"/>
       <w:r>
+        <w:rPr>
+          <w:rFonts w:ascii="Times New Roman" w:hAnsi="Times New Roman" w:cs="Times New Roman"/>
+        </w:rPr>
         <w:t xml:space="preserve">  </w:t>
       </w:r>
       <w:proofErr w:type="spellStart"/>
       <w:r>
+        <w:rPr>
+          <w:rFonts w:ascii="Times New Roman" w:hAnsi="Times New Roman" w:cs="Times New Roman"/>
+        </w:rPr>
         <w:t>Psychoradiology</w:t>
       </w:r>
       <w:proofErr w:type="spellEnd"/>
       <w:r>
+        <w:rPr>
+          <w:rFonts w:ascii="Times New Roman" w:hAnsi="Times New Roman" w:cs="Times New Roman"/>
+        </w:rPr>
         <w:t xml:space="preserve"> (Oxford </w:t>
       </w:r>
       <w:proofErr w:type="gramStart"/>
       <w:r>
+        <w:rPr>
+          <w:rFonts w:ascii="Times New Roman" w:hAnsi="Times New Roman" w:cs="Times New Roman"/>
+        </w:rPr>
         <w:t>Academic)  ·</w:t>
       </w:r>
       <w:proofErr w:type="gramEnd"/>
       <w:r>
+        <w:rPr>
+          <w:rFonts w:ascii="Times New Roman" w:hAnsi="Times New Roman" w:cs="Times New Roman"/>
+        </w:rPr>
         <w:t xml:space="preserve">  Self and </w:t>
       </w:r>
       <w:proofErr w:type="gramStart"/>
       <w:r>
+        <w:rPr>
+          <w:rFonts w:ascii="Times New Roman" w:hAnsi="Times New Roman" w:cs="Times New Roman"/>
+        </w:rPr>
         <w:t>Identity  ·</w:t>
       </w:r>
       <w:proofErr w:type="gramEnd"/>
       <w:r>
+        <w:rPr>
+          <w:rFonts w:ascii="Times New Roman" w:hAnsi="Times New Roman" w:cs="Times New Roman"/>
+        </w:rPr>
         <w:t xml:space="preserve">  Frontiers in </w:t>
       </w:r>
       <w:proofErr w:type="gramStart"/>
       <w:r>
+        <w:rPr>
+          <w:rFonts w:ascii="Times New Roman" w:hAnsi="Times New Roman" w:cs="Times New Roman"/>
+        </w:rPr>
         <w:t>Psychology  ·</w:t>
       </w:r>
       <w:proofErr w:type="gramEnd"/>
       <w:r>
+        <w:rPr>
+          <w:rFonts w:ascii="Times New Roman" w:hAnsi="Times New Roman" w:cs="Times New Roman"/>
+        </w:rPr>
         <w:t xml:space="preserve">  Frontiers in </w:t>
       </w:r>
       <w:proofErr w:type="gramStart"/>
       <w:r>
+        <w:rPr>
+          <w:rFonts w:ascii="Times New Roman" w:hAnsi="Times New Roman" w:cs="Times New Roman"/>
+        </w:rPr>
         <w:t>Psychiatry  ·</w:t>
       </w:r>
       <w:proofErr w:type="gramEnd"/>
       <w:r>
+        <w:rPr>
+          <w:rFonts w:ascii="Times New Roman" w:hAnsi="Times New Roman" w:cs="Times New Roman"/>
+        </w:rPr>
         <w:t xml:space="preserve">  Frontiers in Human </w:t>
       </w:r>
       <w:proofErr w:type="gramStart"/>
       <w:r>
+        <w:rPr>
+          <w:rFonts w:ascii="Times New Roman" w:hAnsi="Times New Roman" w:cs="Times New Roman"/>
+        </w:rPr>
         <w:t>Neuroscience</w:t>
       </w:r>
       <w:r>
+        <w:rPr>
+          <w:rFonts w:ascii="Times New Roman" w:hAnsi="Times New Roman" w:cs="Times New Roman"/>
+        </w:rPr>
         <w:t xml:space="preserve">  ·</w:t>
       </w:r>
       <w:proofErr w:type="gramEnd"/>
       <w:r>
+        <w:rPr>
+          <w:rFonts w:ascii="Times New Roman" w:hAnsi="Times New Roman" w:cs="Times New Roman"/>
+        </w:rPr>
         <w:t xml:space="preserve">  Frontiers in </w:t>
       </w:r>
       <w:proofErr w:type="gramStart"/>
       <w:r>
+        <w:rPr>
+          <w:rFonts w:ascii="Times New Roman" w:hAnsi="Times New Roman" w:cs="Times New Roman"/>
+        </w:rPr>
         <w:t>Endocrinology  ·</w:t>
       </w:r>
       <w:proofErr w:type="gramEnd"/>
       <w:r>
+        <w:rPr>
+          <w:rFonts w:ascii="Times New Roman" w:hAnsi="Times New Roman" w:cs="Times New Roman"/>
+        </w:rPr>
         <w:t xml:space="preserve">  Frontiers in Robotics and </w:t>
       </w:r>
       <w:proofErr w:type="gramStart"/>
       <w:r>
+        <w:rPr>
+          <w:rFonts w:ascii="Times New Roman" w:hAnsi="Times New Roman" w:cs="Times New Roman"/>
+        </w:rPr>
         <w:t>AI</w:t>
       </w:r>
       <w:r>
+        <w:rPr>
+          <w:rFonts w:ascii="Times New Roman" w:hAnsi="Times New Roman" w:cs="Times New Roman"/>
+        </w:rPr>
         <w:t xml:space="preserve">  ·</w:t>
       </w:r>
       <w:proofErr w:type="gramEnd"/>
       <w:r>
+        <w:rPr>
+          <w:rFonts w:ascii="Times New Roman" w:hAnsi="Times New Roman" w:cs="Times New Roman"/>
+        </w:rPr>
         <w:t xml:space="preserve">  </w:t>
       </w:r>
       <w:r>
         <w:rPr>
-          <w:bCs/>
-          <w:sz w:val="20"/>
-          <w:szCs w:val="20"/>
+          <w:rFonts w:ascii="Times New Roman" w:hAnsi="Times New Roman" w:cs="Times New Roman"/>
+          <w:bCs/>
         </w:rPr>
         <w:t>BMC Neuroscience.</w:t>
       </w:r>
@@ -2197,16 +2374,18 @@
         <w:pBdr>
           <w:bottom w:val="single" w:sz="8" w:space="4" w:color="1F4E79"/>
         </w:pBdr>
-        <w:spacing w:before="280" w:after="120"/>
-      </w:pPr>
-      <w:r>
-        <w:rPr>
+        <w:spacing w:before="280" w:after="120" w:line="276" w:lineRule="auto"/>
+        <w:rPr>
+          <w:rFonts w:ascii="Times New Roman" w:hAnsi="Times New Roman" w:cs="Times New Roman"/>
+        </w:rPr>
+      </w:pPr>
+      <w:r>
+        <w:rPr>
+          <w:rFonts w:ascii="Times New Roman" w:hAnsi="Times New Roman" w:cs="Times New Roman"/>
           <w:b/>
           <w:bCs/>
           <w:color w:val="1F4E79"/>
           <w:spacing w:val="20"/>
-          <w:sz w:val="24"/>
-          <w:szCs w:val="24"/>
         </w:rPr>
         <w:t>PROFESSIONAL MEMBERSHIPS</w:t>
       </w:r>
@@ -2218,9 +2397,15 @@
           <w:ilvl w:val="0"/>
           <w:numId w:val="3"/>
         </w:numPr>
-        <w:spacing w:after="60"/>
-      </w:pPr>
-      <w:r>
+        <w:spacing w:after="60" w:line="276" w:lineRule="auto"/>
+        <w:rPr>
+          <w:rFonts w:ascii="Times New Roman" w:hAnsi="Times New Roman" w:cs="Times New Roman"/>
+        </w:rPr>
+      </w:pPr>
+      <w:r>
+        <w:rPr>
+          <w:rFonts w:ascii="Times New Roman" w:hAnsi="Times New Roman" w:cs="Times New Roman"/>
+        </w:rPr>
         <w:t>Society for Neuroscience</w:t>
       </w:r>
     </w:p>
@@ -2231,10 +2416,193 @@
           <w:ilvl w:val="0"/>
           <w:numId w:val="3"/>
         </w:numPr>
-        <w:spacing w:after="60"/>
-      </w:pPr>
-      <w:r>
+        <w:spacing w:after="60" w:line="276" w:lineRule="auto"/>
+        <w:rPr>
+          <w:rFonts w:ascii="Times New Roman" w:hAnsi="Times New Roman" w:cs="Times New Roman"/>
+        </w:rPr>
+      </w:pPr>
+      <w:r>
+        <w:rPr>
+          <w:rFonts w:ascii="Times New Roman" w:hAnsi="Times New Roman" w:cs="Times New Roman"/>
+        </w:rPr>
         <w:t>Society of Biological Psychiatry (Regular Member)</w:t>
+      </w:r>
+    </w:p>
+    <w:p>
+      <w:pPr>
+        <w:pBdr>
+          <w:bottom w:val="single" w:sz="8" w:space="4" w:color="1F4E79"/>
+        </w:pBdr>
+        <w:spacing w:before="280" w:after="120" w:line="276" w:lineRule="auto"/>
+        <w:rPr>
+          <w:rFonts w:ascii="Times New Roman" w:hAnsi="Times New Roman" w:cs="Times New Roman"/>
+        </w:rPr>
+      </w:pPr>
+      <w:r>
+        <w:rPr>
+          <w:rFonts w:ascii="Times New Roman" w:hAnsi="Times New Roman" w:cs="Times New Roman"/>
+          <w:b/>
+          <w:bCs/>
+          <w:color w:val="1F4E79"/>
+          <w:spacing w:val="20"/>
+        </w:rPr>
+        <w:t>CONFERENCE PRESENTATIONS</w:t>
+      </w:r>
+    </w:p>
+    <w:p>
+      <w:pPr>
+        <w:spacing w:before="180" w:after="80" w:line="276" w:lineRule="auto"/>
+        <w:rPr>
+          <w:rFonts w:ascii="Times New Roman" w:hAnsi="Times New Roman" w:cs="Times New Roman"/>
+        </w:rPr>
+      </w:pPr>
+      <w:r>
+        <w:rPr>
+          <w:rFonts w:ascii="Times New Roman" w:hAnsi="Times New Roman" w:cs="Times New Roman"/>
+          <w:b/>
+          <w:bCs/>
+          <w:i/>
+          <w:iCs/>
+          <w:color w:val="1F4E79"/>
+        </w:rPr>
+        <w:t>Oral Presentations</w:t>
+      </w:r>
+      <w:r>
+        <w:rPr>
+          <w:rFonts w:ascii="Times New Roman" w:hAnsi="Times New Roman" w:cs="Times New Roman"/>
+          <w:b/>
+          <w:bCs/>
+          <w:i/>
+          <w:iCs/>
+          <w:color w:val="1F4E79"/>
+        </w:rPr>
+        <w:t>, Invited Talks</w:t>
+      </w:r>
+    </w:p>
+    <w:p>
+      <w:pPr>
+        <w:pStyle w:val="BodyText"/>
+        <w:numPr>
+          <w:ilvl w:val="0"/>
+          <w:numId w:val="3"/>
+        </w:numPr>
+        <w:spacing w:line="276" w:lineRule="auto"/>
+        <w:rPr>
+          <w:rFonts w:eastAsia="Calibri"/>
+          <w:color w:val="1F2937"/>
+          <w:sz w:val="22"/>
+          <w:szCs w:val="22"/>
+          <w:lang w:eastAsia="zh-CN"/>
+        </w:rPr>
+      </w:pPr>
+      <w:r>
+        <w:rPr>
+          <w:rFonts w:eastAsia="Calibri"/>
+          <w:b/>
+          <w:bCs/>
+          <w:color w:val="1F2937"/>
+          <w:sz w:val="22"/>
+          <w:szCs w:val="22"/>
+          <w:lang w:eastAsia="zh-CN"/>
+        </w:rPr>
+        <w:t>Yan X.</w:t>
+      </w:r>
+      <w:r>
+        <w:rPr>
+          <w:rFonts w:eastAsia="Calibri"/>
+          <w:color w:val="1F2937"/>
+          <w:sz w:val="22"/>
+          <w:szCs w:val="22"/>
+          <w:lang w:eastAsia="zh-CN"/>
+        </w:rPr>
+        <w:t xml:space="preserve">, </w:t>
+      </w:r>
+      <w:r>
+        <w:rPr>
+          <w:rFonts w:eastAsia="Calibri"/>
+          <w:i/>
+          <w:iCs/>
+          <w:color w:val="1F2937"/>
+          <w:sz w:val="22"/>
+          <w:szCs w:val="22"/>
+          <w:lang w:eastAsia="zh-CN"/>
+        </w:rPr>
+        <w:t>Stable meaning, flexible codes: how the human hippocampus builds and reuses semantic geometry.</w:t>
+      </w:r>
+      <w:r>
+        <w:rPr>
+          <w:rFonts w:eastAsia="Calibri"/>
+          <w:i/>
+          <w:iCs/>
+          <w:color w:val="1F2937"/>
+          <w:sz w:val="22"/>
+          <w:szCs w:val="22"/>
+          <w:lang w:eastAsia="zh-CN"/>
+        </w:rPr>
+        <w:br/>
+      </w:r>
+      <w:r>
+        <w:rPr>
+          <w:rFonts w:eastAsia="Calibri"/>
+          <w:color w:val="1F2937"/>
+          <w:sz w:val="22"/>
+          <w:szCs w:val="22"/>
+          <w:lang w:eastAsia="zh-CN"/>
+        </w:rPr>
+        <w:t xml:space="preserve">NYU Langone Health, </w:t>
+      </w:r>
+      <w:r>
+        <w:rPr>
+          <w:rFonts w:eastAsia="Calibri"/>
+          <w:sz w:val="22"/>
+          <w:szCs w:val="22"/>
+        </w:rPr>
+        <w:t>August 5</w:t>
+      </w:r>
+      <w:r>
+        <w:rPr>
+          <w:rFonts w:eastAsia="Calibri"/>
+          <w:sz w:val="22"/>
+          <w:szCs w:val="22"/>
+          <w:vertAlign w:val="superscript"/>
+        </w:rPr>
+        <w:t>th</w:t>
+      </w:r>
+      <w:r>
+        <w:rPr>
+          <w:rFonts w:eastAsia="Calibri"/>
+          <w:sz w:val="22"/>
+          <w:szCs w:val="22"/>
+        </w:rPr>
+        <w:t>,</w:t>
+      </w:r>
+      <w:r>
+        <w:rPr>
+          <w:rFonts w:eastAsia="Calibri"/>
+          <w:color w:val="1F2937"/>
+          <w:sz w:val="22"/>
+          <w:szCs w:val="22"/>
+          <w:lang w:eastAsia="zh-CN"/>
+        </w:rPr>
+        <w:t xml:space="preserve"> </w:t>
+      </w:r>
+      <w:r>
+        <w:rPr>
+          <w:rFonts w:eastAsia="Calibri"/>
+          <w:sz w:val="22"/>
+          <w:szCs w:val="22"/>
+        </w:rPr>
+        <w:t xml:space="preserve">2026, </w:t>
+      </w:r>
+      <w:r>
+        <w:rPr>
+          <w:rFonts w:eastAsia="Calibri"/>
+          <w:color w:val="1F2937"/>
+          <w:sz w:val="22"/>
+          <w:szCs w:val="22"/>
+          <w:lang w:eastAsia="zh-CN"/>
+        </w:rPr>
+        <w:t>New York, USA.</w:t>
       </w:r>
     </w:p>
     <w:p>
@@ -2244,44 +2612,61 @@
           <w:ilvl w:val="0"/>
           <w:numId w:val="3"/>
         </w:numPr>
-        <w:spacing w:after="60"/>
-      </w:pPr>
-      <w:r>
-        <w:t>Sigma Xi</w:t>
-      </w:r>
-    </w:p>
-    <w:p>
-      <w:pPr>
-        <w:pBdr>
-          <w:bottom w:val="single" w:sz="8" w:space="4" w:color="1F4E79"/>
-        </w:pBdr>
-        <w:spacing w:before="280" w:after="120"/>
-      </w:pPr>
-      <w:r>
-        <w:rPr>
-          <w:b/>
-          <w:bCs/>
-          <w:color w:val="1F4E79"/>
-          <w:spacing w:val="20"/>
-          <w:sz w:val="24"/>
-          <w:szCs w:val="24"/>
-        </w:rPr>
-        <w:t>CONFERENCE PRESENTATIONS</w:t>
-      </w:r>
-    </w:p>
-    <w:p>
-      <w:pPr>
-        <w:spacing w:before="180" w:after="80"/>
-      </w:pPr>
-      <w:r>
-        <w:rPr>
-          <w:b/>
-          <w:bCs/>
-          <w:i/>
-          <w:iCs/>
-          <w:color w:val="1F4E79"/>
-        </w:rPr>
-        <w:t>Oral Presentations</w:t>
+        <w:spacing w:line="276" w:lineRule="auto"/>
+        <w:rPr>
+          <w:rFonts w:ascii="Times New Roman" w:eastAsia="Calibri" w:hAnsi="Times New Roman" w:cs="Times New Roman"/>
+          <w:i/>
+          <w:iCs/>
+        </w:rPr>
+      </w:pPr>
+      <w:r>
+        <w:rPr>
+          <w:rFonts w:ascii="Times New Roman" w:eastAsia="Calibri" w:hAnsi="Times New Roman" w:cs="Times New Roman"/>
+          <w:b/>
+          <w:bCs/>
+        </w:rPr>
+        <w:t>Yan X.</w:t>
+      </w:r>
+      <w:r>
+        <w:rPr>
+          <w:rFonts w:ascii="Times New Roman" w:eastAsia="Calibri" w:hAnsi="Times New Roman" w:cs="Times New Roman"/>
+        </w:rPr>
+        <w:t xml:space="preserve">, </w:t>
+      </w:r>
+      <w:r>
+        <w:rPr>
+          <w:rFonts w:ascii="Times New Roman" w:eastAsia="Calibri" w:hAnsi="Times New Roman" w:cs="Times New Roman"/>
+          <w:i/>
+          <w:iCs/>
+        </w:rPr>
+        <w:t>Shared neural geometries for bilingual semantic representations in human hippocampal neurons.</w:t>
+      </w:r>
+      <w:r>
+        <w:rPr>
+          <w:rFonts w:ascii="Times New Roman" w:eastAsia="Calibri" w:hAnsi="Times New Roman" w:cs="Times New Roman"/>
+          <w:i/>
+          <w:iCs/>
+        </w:rPr>
+        <w:br/>
+      </w:r>
+      <w:r>
+        <w:rPr>
+          <w:rFonts w:ascii="Times New Roman" w:eastAsia="Calibri" w:hAnsi="Times New Roman" w:cs="Times New Roman"/>
+        </w:rPr>
+        <w:t>NYU Psychology, August 6</w:t>
+      </w:r>
+      <w:r>
+        <w:rPr>
+          <w:rFonts w:ascii="Times New Roman" w:eastAsia="Calibri" w:hAnsi="Times New Roman" w:cs="Times New Roman"/>
+          <w:vertAlign w:val="superscript"/>
+        </w:rPr>
+        <w:t>th</w:t>
+      </w:r>
+      <w:r>
+        <w:rPr>
+          <w:rFonts w:ascii="Times New Roman" w:eastAsia="Calibri" w:hAnsi="Times New Roman" w:cs="Times New Roman"/>
+        </w:rPr>
+        <w:t>, 2026, New York, USA.</w:t>
       </w:r>
     </w:p>
     <w:p>
@@ -2291,8 +2676,9 @@
           <w:ilvl w:val="0"/>
           <w:numId w:val="3"/>
         </w:numPr>
-        <w:rPr>
-          <w:rFonts w:ascii="Calibri" w:eastAsia="Calibri" w:hAnsi="Calibri" w:cs="Calibri"/>
+        <w:spacing w:line="276" w:lineRule="auto"/>
+        <w:rPr>
+          <w:rFonts w:eastAsia="Calibri"/>
           <w:color w:val="1F2937"/>
           <w:sz w:val="22"/>
           <w:szCs w:val="22"/>
@@ -2301,7 +2687,7 @@
       </w:pPr>
       <w:r>
         <w:rPr>
-          <w:rFonts w:ascii="Calibri" w:eastAsia="Calibri" w:hAnsi="Calibri" w:cs="Calibri"/>
+          <w:rFonts w:eastAsia="Calibri"/>
           <w:b/>
           <w:bCs/>
           <w:color w:val="1F2937"/>
@@ -2309,94 +2695,95 @@
           <w:szCs w:val="22"/>
           <w:lang w:eastAsia="zh-CN"/>
         </w:rPr>
-        <w:lastRenderedPageBreak/>
         <w:t>Yan X</w:t>
       </w:r>
       <w:r>
         <w:rPr>
-          <w:rFonts w:ascii="Calibri" w:eastAsia="Calibri" w:hAnsi="Calibri" w:cs="Calibri"/>
+          <w:rFonts w:eastAsia="Calibri"/>
+          <w:b/>
+          <w:bCs/>
           <w:color w:val="1F2937"/>
           <w:sz w:val="22"/>
           <w:szCs w:val="22"/>
           <w:lang w:eastAsia="zh-CN"/>
         </w:rPr>
-        <w:t xml:space="preserve">, </w:t>
-      </w:r>
-      <w:proofErr w:type="spellStart"/>
-      <w:r>
-        <w:rPr>
-          <w:rFonts w:ascii="Calibri" w:eastAsia="Calibri" w:hAnsi="Calibri" w:cs="Calibri"/>
+        <w:t>.</w:t>
+      </w:r>
+      <w:r>
+        <w:rPr>
+          <w:rFonts w:eastAsia="Calibri"/>
           <w:color w:val="1F2937"/>
           <w:sz w:val="22"/>
           <w:szCs w:val="22"/>
           <w:lang w:eastAsia="zh-CN"/>
         </w:rPr>
-        <w:t>Koneig</w:t>
-      </w:r>
-      <w:proofErr w:type="spellEnd"/>
-      <w:r>
-        <w:rPr>
-          <w:rFonts w:ascii="Calibri" w:eastAsia="Calibri" w:hAnsi="Calibri" w:cs="Calibri"/>
+        <w:t xml:space="preserve">, </w:t>
+      </w:r>
+      <w:proofErr w:type="spellStart"/>
+      <w:r>
+        <w:rPr>
+          <w:rFonts w:eastAsia="Calibri"/>
           <w:color w:val="1F2937"/>
           <w:sz w:val="22"/>
           <w:szCs w:val="22"/>
           <w:lang w:eastAsia="zh-CN"/>
         </w:rPr>
-        <w:t xml:space="preserve"> S, </w:t>
-      </w:r>
-      <w:proofErr w:type="spellStart"/>
-      <w:r>
-        <w:rPr>
-          <w:rFonts w:ascii="Calibri" w:eastAsia="Calibri" w:hAnsi="Calibri" w:cs="Calibri"/>
+        <w:t>Koneig</w:t>
+      </w:r>
+      <w:proofErr w:type="spellEnd"/>
+      <w:r>
+        <w:rPr>
+          <w:rFonts w:eastAsia="Calibri"/>
           <w:color w:val="1F2937"/>
           <w:sz w:val="22"/>
           <w:szCs w:val="22"/>
           <w:lang w:eastAsia="zh-CN"/>
         </w:rPr>
-        <w:t>Ebitz</w:t>
-      </w:r>
-      <w:proofErr w:type="spellEnd"/>
-      <w:r>
-        <w:rPr>
-          <w:rFonts w:ascii="Calibri" w:eastAsia="Calibri" w:hAnsi="Calibri" w:cs="Calibri"/>
+        <w:t xml:space="preserve"> S, </w:t>
+      </w:r>
+      <w:proofErr w:type="spellStart"/>
+      <w:r>
+        <w:rPr>
+          <w:rFonts w:eastAsia="Calibri"/>
           <w:color w:val="1F2937"/>
           <w:sz w:val="22"/>
           <w:szCs w:val="22"/>
           <w:lang w:eastAsia="zh-CN"/>
         </w:rPr>
-        <w:t xml:space="preserve"> B, Hayden, B, Darrow D, Herman A. </w:t>
-      </w:r>
-      <w:r>
-        <w:rPr>
-          <w:rFonts w:ascii="Calibri" w:eastAsia="Calibri" w:hAnsi="Calibri" w:cs="Calibri"/>
-          <w:i/>
-          <w:iCs/>
+        <w:t>Ebitz</w:t>
+      </w:r>
+      <w:proofErr w:type="spellEnd"/>
+      <w:r>
+        <w:rPr>
+          <w:rFonts w:eastAsia="Calibri"/>
           <w:color w:val="1F2937"/>
           <w:sz w:val="22"/>
           <w:szCs w:val="22"/>
           <w:lang w:eastAsia="zh-CN"/>
         </w:rPr>
-        <w:t>Dynamic prefrontal coupling coordinates adaptive decision-making</w:t>
-      </w:r>
-      <w:r>
-        <w:rPr>
-          <w:rFonts w:ascii="Calibri" w:eastAsia="Calibri" w:hAnsi="Calibri" w:cs="Calibri"/>
+        <w:t xml:space="preserve"> B, Hayden, B, Darrow D, Herman A. </w:t>
+      </w:r>
+      <w:r>
+        <w:rPr>
+          <w:rFonts w:eastAsia="Calibri"/>
+          <w:i/>
+          <w:iCs/>
           <w:color w:val="1F2937"/>
           <w:sz w:val="22"/>
           <w:szCs w:val="22"/>
           <w:lang w:eastAsia="zh-CN"/>
         </w:rPr>
-        <w:t>, Society for Neuroscience, November 15-19, 2025, San Diego</w:t>
-      </w:r>
-      <w:r>
-        <w:rPr>
-          <w:rFonts w:ascii="Calibri" w:eastAsia="Calibri" w:hAnsi="Calibri" w:cs="Calibri"/>
+        <w:t>Dynamic prefrontal coupling coordinates adaptive decision-making</w:t>
+      </w:r>
+      <w:r>
+        <w:rPr>
+          <w:rFonts w:eastAsia="Calibri"/>
           <w:color w:val="1F2937"/>
           <w:sz w:val="22"/>
           <w:szCs w:val="22"/>
           <w:lang w:eastAsia="zh-CN"/>
         </w:rPr>
-        <w:t>, USA.</w:t>
+        <w:t>, Society for Neuroscience, November 15-19, 2025, San Diego, USA.</w:t>
       </w:r>
     </w:p>
     <w:p>
@@ -2406,26 +2793,37 @@
           <w:ilvl w:val="0"/>
           <w:numId w:val="3"/>
         </w:numPr>
-        <w:spacing w:after="60"/>
-      </w:pPr>
-      <w:r>
-        <w:rPr>
+        <w:spacing w:after="60" w:line="276" w:lineRule="auto"/>
+        <w:rPr>
+          <w:rFonts w:ascii="Times New Roman" w:hAnsi="Times New Roman" w:cs="Times New Roman"/>
+        </w:rPr>
+      </w:pPr>
+      <w:r>
+        <w:rPr>
+          <w:rFonts w:ascii="Times New Roman" w:hAnsi="Times New Roman" w:cs="Times New Roman"/>
           <w:b/>
           <w:bCs/>
         </w:rPr>
         <w:t>Yan, X.</w:t>
       </w:r>
       <w:r>
+        <w:rPr>
+          <w:rFonts w:ascii="Times New Roman" w:hAnsi="Times New Roman" w:cs="Times New Roman"/>
+        </w:rPr>
         <w:t xml:space="preserve">, König, S., Ebitz, B., Hayden, B., Darrow, D., &amp; Herman, A. (2024). </w:t>
       </w:r>
       <w:r>
         <w:rPr>
+          <w:rFonts w:ascii="Times New Roman" w:hAnsi="Times New Roman" w:cs="Times New Roman"/>
           <w:i/>
           <w:iCs/>
         </w:rPr>
         <w:t>Deciphering neural mechanisms of explore–exploit decision-making in the prefrontal cortex</w:t>
       </w:r>
       <w:r>
+        <w:rPr>
+          <w:rFonts w:ascii="Times New Roman" w:hAnsi="Times New Roman" w:cs="Times New Roman"/>
+        </w:rPr>
         <w:t>. Computational Psychiatry Conference, Minneapolis, USA.</w:t>
       </w:r>
     </w:p>
@@ -2436,33 +2834,69 @@
           <w:ilvl w:val="0"/>
           <w:numId w:val="3"/>
         </w:numPr>
-        <w:spacing w:after="60"/>
-      </w:pPr>
-      <w:r>
-        <w:rPr>
+        <w:spacing w:after="60" w:line="276" w:lineRule="auto"/>
+        <w:rPr>
+          <w:rFonts w:ascii="Times New Roman" w:hAnsi="Times New Roman" w:cs="Times New Roman"/>
+        </w:rPr>
+      </w:pPr>
+      <w:r>
+        <w:rPr>
+          <w:rFonts w:ascii="Times New Roman" w:hAnsi="Times New Roman" w:cs="Times New Roman"/>
           <w:b/>
           <w:bCs/>
         </w:rPr>
         <w:t>Yan, X.</w:t>
       </w:r>
       <w:r>
+        <w:rPr>
+          <w:rFonts w:ascii="Times New Roman" w:hAnsi="Times New Roman" w:cs="Times New Roman"/>
+        </w:rPr>
         <w:t xml:space="preserve">, Ebitz, B., . . . Darrow, D., &amp; Herman, A. (2022). </w:t>
       </w:r>
       <w:r>
         <w:rPr>
+          <w:rFonts w:ascii="Times New Roman" w:hAnsi="Times New Roman" w:cs="Times New Roman"/>
           <w:i/>
           <w:iCs/>
         </w:rPr>
         <w:t>The behavioral profile of the exploration–exploitation dilemma and its implications for anhedonia and anxiety</w:t>
       </w:r>
       <w:r>
+        <w:rPr>
+          <w:rFonts w:ascii="Times New Roman" w:hAnsi="Times New Roman" w:cs="Times New Roman"/>
+        </w:rPr>
         <w:t>. Computational Psychiatry, New York</w:t>
       </w:r>
       <w:r>
+        <w:rPr>
+          <w:rFonts w:ascii="Times New Roman" w:hAnsi="Times New Roman" w:cs="Times New Roman"/>
+        </w:rPr>
         <w:t xml:space="preserve"> City, USA</w:t>
       </w:r>
       <w:r>
+        <w:rPr>
+          <w:rFonts w:ascii="Times New Roman" w:hAnsi="Times New Roman" w:cs="Times New Roman"/>
+        </w:rPr>
         <w:t>.</w:t>
+      </w:r>
+    </w:p>
+    <w:p>
+      <w:pPr>
+        <w:spacing w:before="180" w:after="80" w:line="276" w:lineRule="auto"/>
+        <w:rPr>
+          <w:rFonts w:ascii="Times New Roman" w:hAnsi="Times New Roman" w:cs="Times New Roman"/>
+        </w:rPr>
+      </w:pPr>
+      <w:r>
+        <w:rPr>
+          <w:rFonts w:ascii="Times New Roman" w:hAnsi="Times New Roman" w:cs="Times New Roman"/>
+          <w:b/>
+          <w:bCs/>
+          <w:i/>
+          <w:iCs/>
+          <w:color w:val="1F4E79"/>
+        </w:rPr>
+        <w:t>Poster Presentations</w:t>
       </w:r>
     </w:p>
     <w:p>
@@ -2472,62 +2906,59 @@
           <w:ilvl w:val="0"/>
           <w:numId w:val="3"/>
         </w:numPr>
-        <w:spacing w:after="60"/>
-      </w:pPr>
-      <w:r>
-        <w:rPr>
-          <w:b/>
-          <w:bCs/>
-        </w:rPr>
-        <w:t>Yan, X.</w:t>
-      </w:r>
-      <w:r>
-        <w:t xml:space="preserve"> (2020). </w:t>
-      </w:r>
-      <w:r>
-        <w:rPr>
-          <w:i/>
-          <w:iCs/>
-        </w:rPr>
-        <w:t>Neural representations of social placebo effect</w:t>
-      </w:r>
-      <w:r>
-        <w:t xml:space="preserve">. </w:t>
-      </w:r>
-      <w:proofErr w:type="spellStart"/>
-      <w:r>
-        <w:t>Neuromatch</w:t>
-      </w:r>
-      <w:proofErr w:type="spellEnd"/>
-      <w:r>
-        <w:t xml:space="preserve"> 3.0. </w:t>
-      </w:r>
-      <w:hyperlink r:id="rId14" w:history="1">
-        <w:r>
-          <w:rPr>
-            <w:rStyle w:val="Hyperlink"/>
-            <w:color w:val="1F4E79"/>
-          </w:rPr>
-          <w:t>Recording</w:t>
-        </w:r>
-      </w:hyperlink>
-      <w:r>
-        <w:t>.</w:t>
-      </w:r>
-    </w:p>
-    <w:p>
-      <w:pPr>
-        <w:spacing w:before="180" w:after="80"/>
-      </w:pPr>
-      <w:r>
-        <w:rPr>
-          <w:b/>
-          <w:bCs/>
-          <w:i/>
-          <w:iCs/>
-          <w:color w:val="1F4E79"/>
-        </w:rPr>
-        <w:t>Poster Presentations</w:t>
+        <w:spacing w:line="276" w:lineRule="auto"/>
+        <w:rPr>
+          <w:rFonts w:ascii="Times New Roman" w:eastAsia="Calibri" w:hAnsi="Times New Roman" w:cs="Times New Roman"/>
+          <w:i/>
+          <w:iCs/>
+        </w:rPr>
+      </w:pPr>
+      <w:r>
+        <w:rPr>
+          <w:rFonts w:ascii="Times New Roman" w:eastAsia="Calibri" w:hAnsi="Times New Roman" w:cs="Times New Roman"/>
+          <w:b/>
+          <w:bCs/>
+        </w:rPr>
+        <w:t>Yan X</w:t>
+      </w:r>
+      <w:r>
+        <w:rPr>
+          <w:rFonts w:ascii="Times New Roman" w:eastAsia="Calibri" w:hAnsi="Times New Roman" w:cs="Times New Roman"/>
+        </w:rPr>
+        <w:t xml:space="preserve">, </w:t>
+      </w:r>
+      <w:r>
+        <w:rPr>
+          <w:rFonts w:ascii="Times New Roman" w:eastAsia="Calibri" w:hAnsi="Times New Roman" w:cs="Times New Roman"/>
+          <w:i/>
+          <w:iCs/>
+        </w:rPr>
+        <w:t>Shared neural geometries for bilingual semantic and grammatical representations in human hippocampal neurons.</w:t>
+      </w:r>
+      <w:r>
+        <w:rPr>
+          <w:rFonts w:ascii="Times New Roman" w:hAnsi="Times New Roman" w:cs="Times New Roman"/>
+        </w:rPr>
+        <w:t xml:space="preserve"> </w:t>
+      </w:r>
+      <w:r>
+        <w:rPr>
+          <w:rFonts w:ascii="Times New Roman" w:eastAsia="Calibri" w:hAnsi="Times New Roman" w:cs="Times New Roman"/>
+        </w:rPr>
+        <w:t>9th annual conference on cognitive computational neuroscience. 2026, August 6</w:t>
+      </w:r>
+      <w:r>
+        <w:rPr>
+          <w:rFonts w:ascii="Times New Roman" w:eastAsia="Calibri" w:hAnsi="Times New Roman" w:cs="Times New Roman"/>
+          <w:vertAlign w:val="superscript"/>
+        </w:rPr>
+        <w:t>th</w:t>
+      </w:r>
+      <w:r>
+        <w:rPr>
+          <w:rFonts w:ascii="Times New Roman" w:eastAsia="Calibri" w:hAnsi="Times New Roman" w:cs="Times New Roman"/>
+        </w:rPr>
+        <w:t>, New York, USA.</w:t>
       </w:r>
     </w:p>
     <w:p>
@@ -2537,34 +2968,51 @@
           <w:ilvl w:val="0"/>
           <w:numId w:val="3"/>
         </w:numPr>
-        <w:spacing w:after="60"/>
-      </w:pPr>
-      <w:r>
-        <w:rPr>
+        <w:spacing w:after="60" w:line="276" w:lineRule="auto"/>
+        <w:rPr>
+          <w:rFonts w:ascii="Times New Roman" w:hAnsi="Times New Roman" w:cs="Times New Roman"/>
+        </w:rPr>
+      </w:pPr>
+      <w:r>
+        <w:rPr>
+          <w:rFonts w:ascii="Times New Roman" w:hAnsi="Times New Roman" w:cs="Times New Roman"/>
           <w:b/>
           <w:bCs/>
         </w:rPr>
         <w:t>Yan, X.</w:t>
       </w:r>
       <w:r>
+        <w:rPr>
+          <w:rFonts w:ascii="Times New Roman" w:hAnsi="Times New Roman" w:cs="Times New Roman"/>
+        </w:rPr>
         <w:t xml:space="preserve">, König, S., Ebitz, B., Darrow, D., &amp; Herman, A. (2023). </w:t>
       </w:r>
       <w:r>
         <w:rPr>
+          <w:rFonts w:ascii="Times New Roman" w:hAnsi="Times New Roman" w:cs="Times New Roman"/>
           <w:i/>
           <w:iCs/>
         </w:rPr>
         <w:t>Intracranial electrophysiological evidence for a novel neuro-computational mechanism of exploration–exploitation decision-making in humans</w:t>
       </w:r>
       <w:r>
+        <w:rPr>
+          <w:rFonts w:ascii="Times New Roman" w:hAnsi="Times New Roman" w:cs="Times New Roman"/>
+        </w:rPr>
         <w:t>. Computational and Systems Neuroscience (</w:t>
       </w:r>
       <w:proofErr w:type="spellStart"/>
       <w:r>
+        <w:rPr>
+          <w:rFonts w:ascii="Times New Roman" w:hAnsi="Times New Roman" w:cs="Times New Roman"/>
+        </w:rPr>
         <w:t>Cosyne</w:t>
       </w:r>
       <w:proofErr w:type="spellEnd"/>
       <w:r>
+        <w:rPr>
+          <w:rFonts w:ascii="Times New Roman" w:hAnsi="Times New Roman" w:cs="Times New Roman"/>
+        </w:rPr>
         <w:t>), Montreal, Canada.</w:t>
       </w:r>
     </w:p>
@@ -2575,33 +3023,72 @@
           <w:ilvl w:val="0"/>
           <w:numId w:val="3"/>
         </w:numPr>
-        <w:spacing w:after="60"/>
-      </w:pPr>
-      <w:r>
-        <w:rPr>
-          <w:b/>
-          <w:bCs/>
-        </w:rPr>
+        <w:spacing w:after="60" w:line="276" w:lineRule="auto"/>
+        <w:rPr>
+          <w:rFonts w:ascii="Times New Roman" w:hAnsi="Times New Roman" w:cs="Times New Roman"/>
+        </w:rPr>
+      </w:pPr>
+      <w:r>
+        <w:rPr>
+          <w:rFonts w:ascii="Times New Roman" w:hAnsi="Times New Roman" w:cs="Times New Roman"/>
+          <w:b/>
+          <w:bCs/>
+        </w:rPr>
+        <w:lastRenderedPageBreak/>
         <w:t>Yan, X.</w:t>
       </w:r>
       <w:r>
+        <w:rPr>
+          <w:rFonts w:ascii="Times New Roman" w:hAnsi="Times New Roman" w:cs="Times New Roman"/>
+        </w:rPr>
         <w:t xml:space="preserve">, König, S., Ebitz, B., Darrow, D., &amp; Herman, A. (2022). </w:t>
       </w:r>
       <w:r>
         <w:rPr>
+          <w:rFonts w:ascii="Times New Roman" w:hAnsi="Times New Roman" w:cs="Times New Roman"/>
           <w:i/>
           <w:iCs/>
         </w:rPr>
         <w:t>Intracranial electrophysiological evidence for a novel neuro-computational mechanism of exploration–exploitation decision-making in humans</w:t>
       </w:r>
       <w:r>
+        <w:rPr>
+          <w:rFonts w:ascii="Times New Roman" w:hAnsi="Times New Roman" w:cs="Times New Roman"/>
+        </w:rPr>
         <w:t xml:space="preserve">. Society for Neuroscience Annual Meeting, San Diego, </w:t>
       </w:r>
       <w:r>
+        <w:rPr>
+          <w:rFonts w:ascii="Times New Roman" w:hAnsi="Times New Roman" w:cs="Times New Roman"/>
+        </w:rPr>
         <w:t>US</w:t>
       </w:r>
       <w:r>
+        <w:rPr>
+          <w:rFonts w:ascii="Times New Roman" w:hAnsi="Times New Roman" w:cs="Times New Roman"/>
+        </w:rPr>
         <w:t>A.</w:t>
+      </w:r>
+    </w:p>
+    <w:p>
+      <w:pPr>
+        <w:pBdr>
+          <w:bottom w:val="single" w:sz="8" w:space="4" w:color="1F4E79"/>
+        </w:pBdr>
+        <w:spacing w:before="280" w:after="120" w:line="276" w:lineRule="auto"/>
+        <w:rPr>
+          <w:rFonts w:ascii="Times New Roman" w:hAnsi="Times New Roman" w:cs="Times New Roman"/>
+        </w:rPr>
+      </w:pPr>
+      <w:r>
+        <w:rPr>
+          <w:rFonts w:ascii="Times New Roman" w:hAnsi="Times New Roman" w:cs="Times New Roman"/>
+          <w:b/>
+          <w:bCs/>
+          <w:color w:val="1F4E79"/>
+          <w:spacing w:val="20"/>
+        </w:rPr>
+        <w:t>ADDITIONAL TRAINING</w:t>
       </w:r>
     </w:p>
     <w:p>
@@ -2611,158 +3098,30 @@
           <w:ilvl w:val="0"/>
           <w:numId w:val="3"/>
         </w:numPr>
-        <w:spacing w:after="60"/>
-      </w:pPr>
-      <w:r>
-        <w:rPr>
-          <w:b/>
-          <w:bCs/>
-        </w:rPr>
-        <w:t>Yan, X.</w:t>
-      </w:r>
-      <w:r>
-        <w:t xml:space="preserve">, &amp; Ma, Y. (2018). </w:t>
-      </w:r>
-      <w:r>
-        <w:rPr>
-          <w:i/>
-          <w:iCs/>
-        </w:rPr>
-        <w:t xml:space="preserve">Neural </w:t>
-      </w:r>
-      <w:proofErr w:type="gramStart"/>
-      <w:r>
-        <w:rPr>
-          <w:i/>
-          <w:iCs/>
-        </w:rPr>
-        <w:t>pattern</w:t>
-      </w:r>
-      <w:proofErr w:type="gramEnd"/>
-      <w:r>
-        <w:rPr>
-          <w:i/>
-          <w:iCs/>
-        </w:rPr>
-        <w:t xml:space="preserve"> change of memory control of personal strengths and weaknesses</w:t>
-      </w:r>
-      <w:r>
-        <w:t>. 11th Annual Meeting of the Social &amp; Affective Neuroscience Society, New York</w:t>
-      </w:r>
-      <w:r>
-        <w:t xml:space="preserve"> City, USA</w:t>
-      </w:r>
-      <w:r>
-        <w:t>.</w:t>
-      </w:r>
-    </w:p>
-    <w:p>
-      <w:pPr>
-        <w:pStyle w:val="BodyText"/>
-        <w:numPr>
-          <w:ilvl w:val="0"/>
-          <w:numId w:val="3"/>
-        </w:numPr>
-        <w:rPr>
-          <w:rFonts w:ascii="Calibri" w:eastAsia="Calibri" w:hAnsi="Calibri" w:cs="Calibri"/>
-          <w:color w:val="1F2937"/>
-          <w:sz w:val="22"/>
-          <w:szCs w:val="22"/>
-          <w:lang w:eastAsia="zh-CN"/>
-        </w:rPr>
-      </w:pPr>
-      <w:r>
-        <w:rPr>
-          <w:rFonts w:ascii="Calibri" w:eastAsia="Calibri" w:hAnsi="Calibri" w:cs="Calibri"/>
-          <w:color w:val="1F2937"/>
-          <w:sz w:val="22"/>
-          <w:szCs w:val="22"/>
-          <w:lang w:eastAsia="zh-CN"/>
-        </w:rPr>
-        <w:t xml:space="preserve">Ma Y, </w:t>
-      </w:r>
-      <w:r>
-        <w:rPr>
-          <w:rFonts w:ascii="Calibri" w:eastAsia="Calibri" w:hAnsi="Calibri" w:cs="Calibri"/>
-          <w:b/>
-          <w:bCs/>
-          <w:color w:val="1F2937"/>
-          <w:sz w:val="22"/>
-          <w:szCs w:val="22"/>
-          <w:lang w:eastAsia="zh-CN"/>
-        </w:rPr>
-        <w:t>Yan X</w:t>
-      </w:r>
-      <w:r>
-        <w:rPr>
-          <w:rFonts w:ascii="Calibri" w:eastAsia="Calibri" w:hAnsi="Calibri" w:cs="Calibri"/>
-          <w:color w:val="1F2937"/>
-          <w:sz w:val="22"/>
-          <w:szCs w:val="22"/>
-          <w:lang w:eastAsia="zh-CN"/>
-        </w:rPr>
-        <w:t xml:space="preserve">, Huang W. </w:t>
-      </w:r>
-      <w:r>
-        <w:rPr>
-          <w:rFonts w:ascii="Calibri" w:eastAsia="Calibri" w:hAnsi="Calibri" w:cs="Calibri"/>
-          <w:i/>
-          <w:iCs/>
-          <w:color w:val="1F2937"/>
-          <w:sz w:val="22"/>
-          <w:szCs w:val="22"/>
-          <w:lang w:eastAsia="zh-CN"/>
-        </w:rPr>
-        <w:t>Placebo effects on human social trust and approach behavior</w:t>
-      </w:r>
-      <w:r>
-        <w:rPr>
-          <w:rFonts w:ascii="Calibri" w:eastAsia="Calibri" w:hAnsi="Calibri" w:cs="Calibri"/>
-          <w:color w:val="1F2937"/>
-          <w:sz w:val="22"/>
-          <w:szCs w:val="22"/>
-          <w:lang w:eastAsia="zh-CN"/>
-        </w:rPr>
-        <w:t>, 2018, 11th Annual Meeting of The Social &amp; Affective Neuroscience Society. New York</w:t>
-      </w:r>
-      <w:r>
-        <w:rPr>
-          <w:rFonts w:ascii="Calibri" w:eastAsia="Calibri" w:hAnsi="Calibri" w:cs="Calibri"/>
-          <w:color w:val="1F2937"/>
-          <w:sz w:val="22"/>
-          <w:szCs w:val="22"/>
-          <w:lang w:eastAsia="zh-CN"/>
-        </w:rPr>
-        <w:t xml:space="preserve"> City, USA</w:t>
-      </w:r>
-      <w:r>
-        <w:rPr>
-          <w:rFonts w:ascii="Calibri" w:eastAsia="Calibri" w:hAnsi="Calibri" w:cs="Calibri"/>
-          <w:color w:val="1F2937"/>
-          <w:sz w:val="22"/>
-          <w:szCs w:val="22"/>
-          <w:lang w:eastAsia="zh-CN"/>
-        </w:rPr>
-        <w:t>.</w:t>
-      </w:r>
-    </w:p>
-    <w:p>
-      <w:pPr>
-        <w:pBdr>
-          <w:bottom w:val="single" w:sz="8" w:space="4" w:color="1F4E79"/>
-        </w:pBdr>
-        <w:spacing w:before="280" w:after="120"/>
-      </w:pPr>
-      <w:r>
-        <w:rPr>
-          <w:b/>
-          <w:bCs/>
-          <w:color w:val="1F4E79"/>
-          <w:spacing w:val="20"/>
-          <w:sz w:val="24"/>
-          <w:szCs w:val="24"/>
-        </w:rPr>
-        <w:t>TECHNICAL SKILLS</w:t>
+        <w:spacing w:after="60" w:line="276" w:lineRule="auto"/>
+        <w:rPr>
+          <w:rFonts w:ascii="Times New Roman" w:hAnsi="Times New Roman" w:cs="Times New Roman"/>
+        </w:rPr>
+      </w:pPr>
+      <w:r>
+        <w:rPr>
+          <w:rFonts w:ascii="Times New Roman" w:hAnsi="Times New Roman" w:cs="Times New Roman"/>
+        </w:rPr>
+        <w:t xml:space="preserve">Computational and Cognitive Neuroscience (CCN) Summer School, </w:t>
+      </w:r>
+      <w:r>
+        <w:rPr>
+          <w:rFonts w:ascii="Times New Roman" w:hAnsi="Times New Roman" w:cs="Times New Roman"/>
+          <w:i/>
+          <w:iCs/>
+        </w:rPr>
+        <w:t>Cold Spring Harbor Laboratory</w:t>
+      </w:r>
+      <w:r>
+        <w:rPr>
+          <w:rFonts w:ascii="Times New Roman" w:hAnsi="Times New Roman" w:cs="Times New Roman"/>
+        </w:rPr>
+        <w:t>, 2021</w:t>
       </w:r>
     </w:p>
     <w:p>
@@ -2772,17 +3131,40 @@
           <w:ilvl w:val="0"/>
           <w:numId w:val="3"/>
         </w:numPr>
-        <w:spacing w:after="60"/>
-      </w:pPr>
-      <w:r>
-        <w:rPr>
-          <w:b/>
-          <w:bCs/>
-        </w:rPr>
-        <w:t xml:space="preserve">Programming: </w:t>
-      </w:r>
-      <w:r>
-        <w:t>MATLAB (advanced), R, Python, HTML5/CSS3 (basic)</w:t>
+        <w:spacing w:after="60" w:line="276" w:lineRule="auto"/>
+        <w:rPr>
+          <w:rFonts w:ascii="Times New Roman" w:hAnsi="Times New Roman" w:cs="Times New Roman"/>
+        </w:rPr>
+      </w:pPr>
+      <w:r>
+        <w:rPr>
+          <w:rFonts w:ascii="Times New Roman" w:hAnsi="Times New Roman" w:cs="Times New Roman"/>
+        </w:rPr>
+        <w:t xml:space="preserve">Online Summer School for Computational Neuroscience, </w:t>
+      </w:r>
+      <w:proofErr w:type="spellStart"/>
+      <w:r>
+        <w:rPr>
+          <w:rFonts w:ascii="Times New Roman" w:hAnsi="Times New Roman" w:cs="Times New Roman"/>
+          <w:i/>
+          <w:iCs/>
+        </w:rPr>
+        <w:t>Neuromatch</w:t>
+      </w:r>
+      <w:proofErr w:type="spellEnd"/>
+      <w:r>
+        <w:rPr>
+          <w:rFonts w:ascii="Times New Roman" w:hAnsi="Times New Roman" w:cs="Times New Roman"/>
+          <w:i/>
+          <w:iCs/>
+        </w:rPr>
+        <w:t xml:space="preserve"> Academy</w:t>
+      </w:r>
+      <w:r>
+        <w:rPr>
+          <w:rFonts w:ascii="Times New Roman" w:hAnsi="Times New Roman" w:cs="Times New Roman"/>
+        </w:rPr>
+        <w:t>, 2020</w:t>
       </w:r>
     </w:p>
     <w:p>
@@ -2792,25 +3174,30 @@
           <w:ilvl w:val="0"/>
           <w:numId w:val="3"/>
         </w:numPr>
-        <w:spacing w:after="60"/>
-      </w:pPr>
-      <w:r>
-        <w:rPr>
-          <w:b/>
-          <w:bCs/>
-        </w:rPr>
-        <w:t xml:space="preserve">Methods: </w:t>
-      </w:r>
-      <w:r>
-        <w:t xml:space="preserve">Single-unit intracranial recordings, </w:t>
-      </w:r>
-      <w:proofErr w:type="spellStart"/>
-      <w:r>
-        <w:t>Neuropixels</w:t>
-      </w:r>
-      <w:proofErr w:type="spellEnd"/>
-      <w:r>
-        <w:t>, intracranial EEG, fMRI (task &amp; resting-state), spike sorting, computational modeling, representational similarity analysis (RSA), reinforcement learning, neural population geometry</w:t>
+        <w:spacing w:after="60" w:line="276" w:lineRule="auto"/>
+        <w:rPr>
+          <w:rFonts w:ascii="Times New Roman" w:hAnsi="Times New Roman" w:cs="Times New Roman"/>
+        </w:rPr>
+      </w:pPr>
+      <w:r>
+        <w:rPr>
+          <w:rFonts w:ascii="Times New Roman" w:hAnsi="Times New Roman" w:cs="Times New Roman"/>
+        </w:rPr>
+        <w:t xml:space="preserve">Kavli Summer Institute in Cognitive Neuroscience, </w:t>
+      </w:r>
+      <w:r>
+        <w:rPr>
+          <w:rFonts w:ascii="Times New Roman" w:hAnsi="Times New Roman" w:cs="Times New Roman"/>
+          <w:i/>
+          <w:iCs/>
+        </w:rPr>
+        <w:t>UC Santa Barbara</w:t>
+      </w:r>
+      <w:r>
+        <w:rPr>
+          <w:rFonts w:ascii="Times New Roman" w:hAnsi="Times New Roman" w:cs="Times New Roman"/>
+        </w:rPr>
+        <w:t>, 2019</w:t>
       </w:r>
     </w:p>
     <w:p>
@@ -2820,17 +3207,30 @@
           <w:ilvl w:val="0"/>
           <w:numId w:val="3"/>
         </w:numPr>
-        <w:spacing w:after="60"/>
-      </w:pPr>
-      <w:r>
-        <w:rPr>
-          <w:b/>
-          <w:bCs/>
-        </w:rPr>
-        <w:t xml:space="preserve">Visualization: </w:t>
-      </w:r>
-      <w:r>
-        <w:t>Adobe Illustrator (scientific figures, with formal training)</w:t>
+        <w:spacing w:after="60" w:line="276" w:lineRule="auto"/>
+        <w:rPr>
+          <w:rFonts w:ascii="Times New Roman" w:hAnsi="Times New Roman" w:cs="Times New Roman"/>
+        </w:rPr>
+      </w:pPr>
+      <w:r>
+        <w:rPr>
+          <w:rFonts w:ascii="Times New Roman" w:hAnsi="Times New Roman" w:cs="Times New Roman"/>
+        </w:rPr>
+        <w:t xml:space="preserve">Coursera coursework (2020): Computer Simulations · Social Network Analysis · Network Dynamics of Social Behavior · Julia Scientific Programming · Facial Expression Recognition with </w:t>
+      </w:r>
+      <w:proofErr w:type="spellStart"/>
+      <w:r>
+        <w:rPr>
+          <w:rFonts w:ascii="Times New Roman" w:hAnsi="Times New Roman" w:cs="Times New Roman"/>
+        </w:rPr>
+        <w:t>Keras</w:t>
+      </w:r>
+      <w:proofErr w:type="spellEnd"/>
+      <w:r>
+        <w:rPr>
+          <w:rFonts w:ascii="Times New Roman" w:hAnsi="Times New Roman" w:cs="Times New Roman"/>
+        </w:rPr>
+        <w:t xml:space="preserve"> · Introduction to HTML5</w:t>
       </w:r>
     </w:p>
     <w:p>
@@ -2838,18 +3238,37 @@
         <w:pBdr>
           <w:bottom w:val="single" w:sz="8" w:space="4" w:color="1F4E79"/>
         </w:pBdr>
-        <w:spacing w:before="280" w:after="120"/>
-      </w:pPr>
-      <w:r>
-        <w:rPr>
+        <w:spacing w:before="280" w:after="120" w:line="276" w:lineRule="auto"/>
+        <w:rPr>
+          <w:rFonts w:ascii="Times New Roman" w:hAnsi="Times New Roman" w:cs="Times New Roman"/>
+        </w:rPr>
+      </w:pPr>
+      <w:r>
+        <w:rPr>
+          <w:rFonts w:ascii="Times New Roman" w:hAnsi="Times New Roman" w:cs="Times New Roman"/>
           <w:b/>
           <w:bCs/>
           <w:color w:val="1F4E79"/>
           <w:spacing w:val="20"/>
-          <w:sz w:val="24"/>
-          <w:szCs w:val="24"/>
-        </w:rPr>
-        <w:t>ADDITIONAL TRAINING</w:t>
+        </w:rPr>
+        <w:t>TEACHING</w:t>
+      </w:r>
+    </w:p>
+    <w:p>
+      <w:pPr>
+        <w:spacing w:after="80" w:line="276" w:lineRule="auto"/>
+        <w:rPr>
+          <w:rFonts w:ascii="Times New Roman" w:hAnsi="Times New Roman" w:cs="Times New Roman"/>
+        </w:rPr>
+      </w:pPr>
+      <w:r>
+        <w:rPr>
+          <w:rFonts w:ascii="Times New Roman" w:hAnsi="Times New Roman" w:cs="Times New Roman"/>
+          <w:i/>
+          <w:iCs/>
+          <w:color w:val="6B7280"/>
+        </w:rPr>
+        <w:t>Mentoring junior graduate students in core skills for scientific research:</w:t>
       </w:r>
     </w:p>
     <w:p>
@@ -2859,20 +3278,16 @@
           <w:ilvl w:val="0"/>
           <w:numId w:val="3"/>
         </w:numPr>
-        <w:spacing w:after="60"/>
-      </w:pPr>
-      <w:r>
-        <w:t xml:space="preserve">Computational and Cognitive Neuroscience (CCN) Summer School, </w:t>
-      </w:r>
-      <w:r>
-        <w:rPr>
-          <w:i/>
-          <w:iCs/>
-        </w:rPr>
-        <w:t>Cold Spring Harbor Laboratory</w:t>
-      </w:r>
-      <w:r>
-        <w:t>, 2021</w:t>
+        <w:spacing w:after="60" w:line="276" w:lineRule="auto"/>
+        <w:rPr>
+          <w:rFonts w:ascii="Times New Roman" w:hAnsi="Times New Roman" w:cs="Times New Roman"/>
+        </w:rPr>
+      </w:pPr>
+      <w:r>
+        <w:rPr>
+          <w:rFonts w:ascii="Times New Roman" w:hAnsi="Times New Roman" w:cs="Times New Roman"/>
+        </w:rPr>
+        <w:t>Representational similarity analysis</w:t>
       </w:r>
     </w:p>
     <w:p>
@@ -2882,29 +3297,16 @@
           <w:ilvl w:val="0"/>
           <w:numId w:val="3"/>
         </w:numPr>
-        <w:spacing w:after="60"/>
-      </w:pPr>
-      <w:r>
-        <w:t xml:space="preserve">Online Summer School for Computational Neuroscience, </w:t>
-      </w:r>
-      <w:proofErr w:type="spellStart"/>
-      <w:r>
-        <w:rPr>
-          <w:i/>
-          <w:iCs/>
-        </w:rPr>
-        <w:t>Neuromatch</w:t>
-      </w:r>
-      <w:proofErr w:type="spellEnd"/>
-      <w:r>
-        <w:rPr>
-          <w:i/>
-          <w:iCs/>
-        </w:rPr>
-        <w:t xml:space="preserve"> Academy</w:t>
-      </w:r>
-      <w:r>
-        <w:t>, 2020</w:t>
+        <w:spacing w:after="60" w:line="276" w:lineRule="auto"/>
+        <w:rPr>
+          <w:rFonts w:ascii="Times New Roman" w:hAnsi="Times New Roman" w:cs="Times New Roman"/>
+        </w:rPr>
+      </w:pPr>
+      <w:r>
+        <w:rPr>
+          <w:rFonts w:ascii="Times New Roman" w:hAnsi="Times New Roman" w:cs="Times New Roman"/>
+        </w:rPr>
+        <w:t>Resting-state fMRI analysis</w:t>
       </w:r>
     </w:p>
     <w:p>
@@ -2914,20 +3316,16 @@
           <w:ilvl w:val="0"/>
           <w:numId w:val="3"/>
         </w:numPr>
-        <w:spacing w:after="60"/>
-      </w:pPr>
-      <w:r>
-        <w:t xml:space="preserve">Kavli Summer Institute in Cognitive Neuroscience, </w:t>
-      </w:r>
-      <w:r>
-        <w:rPr>
-          <w:i/>
-          <w:iCs/>
-        </w:rPr>
-        <w:t>UC Santa Barbara</w:t>
-      </w:r>
-      <w:r>
-        <w:t>, 2019</w:t>
+        <w:spacing w:after="60" w:line="276" w:lineRule="auto"/>
+        <w:rPr>
+          <w:rFonts w:ascii="Times New Roman" w:hAnsi="Times New Roman" w:cs="Times New Roman"/>
+        </w:rPr>
+      </w:pPr>
+      <w:r>
+        <w:rPr>
+          <w:rFonts w:ascii="Times New Roman" w:hAnsi="Times New Roman" w:cs="Times New Roman"/>
+        </w:rPr>
+        <w:t>Diffusion decision model &amp; value-based DDM</w:t>
       </w:r>
     </w:p>
     <w:p>
@@ -2937,52 +3335,16 @@
           <w:ilvl w:val="0"/>
           <w:numId w:val="3"/>
         </w:numPr>
-        <w:spacing w:after="60"/>
-      </w:pPr>
-      <w:r>
-        <w:t xml:space="preserve">Coursera coursework (2020): Computer Simulations · Social Network Analysis · Network Dynamics of Social Behavior · Julia Scientific Programming · Facial Expression Recognition with </w:t>
-      </w:r>
-      <w:proofErr w:type="spellStart"/>
-      <w:r>
-        <w:t>Keras</w:t>
-      </w:r>
-      <w:proofErr w:type="spellEnd"/>
-      <w:r>
-        <w:t xml:space="preserve"> · Introduction to HTML5</w:t>
-      </w:r>
-    </w:p>
-    <w:p>
-      <w:pPr>
-        <w:pBdr>
-          <w:bottom w:val="single" w:sz="8" w:space="4" w:color="1F4E79"/>
-        </w:pBdr>
-        <w:spacing w:before="280" w:after="120"/>
-      </w:pPr>
-      <w:r>
-        <w:rPr>
-          <w:b/>
-          <w:bCs/>
-          <w:color w:val="1F4E79"/>
-          <w:spacing w:val="20"/>
-          <w:sz w:val="24"/>
-          <w:szCs w:val="24"/>
-        </w:rPr>
-        <w:t>TEACHING</w:t>
-      </w:r>
-    </w:p>
-    <w:p>
-      <w:pPr>
-        <w:spacing w:after="80"/>
-      </w:pPr>
-      <w:r>
-        <w:rPr>
-          <w:i/>
-          <w:iCs/>
-          <w:color w:val="6B7280"/>
-          <w:sz w:val="20"/>
-          <w:szCs w:val="20"/>
-        </w:rPr>
-        <w:t>Mentoring junior graduate students in core skills for scientific research:</w:t>
+        <w:spacing w:after="60" w:line="276" w:lineRule="auto"/>
+        <w:rPr>
+          <w:rFonts w:ascii="Times New Roman" w:hAnsi="Times New Roman" w:cs="Times New Roman"/>
+        </w:rPr>
+      </w:pPr>
+      <w:r>
+        <w:rPr>
+          <w:rFonts w:ascii="Times New Roman" w:hAnsi="Times New Roman" w:cs="Times New Roman"/>
+        </w:rPr>
+        <w:t>Reinforcement learning &amp; Markov decision processes</w:t>
       </w:r>
     </w:p>
     <w:p>
@@ -2992,10 +3354,16 @@
           <w:ilvl w:val="0"/>
           <w:numId w:val="3"/>
         </w:numPr>
-        <w:spacing w:after="60"/>
-      </w:pPr>
-      <w:r>
-        <w:t>Representational similarity analysis</w:t>
+        <w:spacing w:after="60" w:line="276" w:lineRule="auto"/>
+        <w:rPr>
+          <w:rFonts w:ascii="Times New Roman" w:hAnsi="Times New Roman" w:cs="Times New Roman"/>
+        </w:rPr>
+      </w:pPr>
+      <w:r>
+        <w:rPr>
+          <w:rFonts w:ascii="Times New Roman" w:hAnsi="Times New Roman" w:cs="Times New Roman"/>
+        </w:rPr>
+        <w:t>Attractor networks &amp; decision-making</w:t>
       </w:r>
     </w:p>
     <w:p>
@@ -3005,10 +3373,28 @@
           <w:ilvl w:val="0"/>
           <w:numId w:val="3"/>
         </w:numPr>
-        <w:spacing w:after="60"/>
-      </w:pPr>
-      <w:r>
-        <w:t>Resting-state fMRI analysis</w:t>
+        <w:spacing w:after="60" w:line="276" w:lineRule="auto"/>
+        <w:rPr>
+          <w:rFonts w:ascii="Times New Roman" w:hAnsi="Times New Roman" w:cs="Times New Roman"/>
+        </w:rPr>
+      </w:pPr>
+      <w:r>
+        <w:rPr>
+          <w:rFonts w:ascii="Times New Roman" w:hAnsi="Times New Roman" w:cs="Times New Roman"/>
+        </w:rPr>
+        <w:t>Neural networks</w:t>
+      </w:r>
+      <w:r>
+        <w:rPr>
+          <w:rFonts w:ascii="Times New Roman" w:hAnsi="Times New Roman" w:cs="Times New Roman"/>
+        </w:rPr>
+        <w:t>-</w:t>
+      </w:r>
+      <w:r>
+        <w:rPr>
+          <w:rFonts w:ascii="Times New Roman" w:hAnsi="Times New Roman" w:cs="Times New Roman"/>
+        </w:rPr>
+        <w:t>basic concepts</w:t>
       </w:r>
     </w:p>
     <w:p>
@@ -3018,65 +3404,30 @@
           <w:ilvl w:val="0"/>
           <w:numId w:val="3"/>
         </w:numPr>
-        <w:spacing w:after="60"/>
-      </w:pPr>
-      <w:r>
-        <w:t>Diffusion decision model &amp; value-based DDM</w:t>
+        <w:spacing w:after="60" w:line="276" w:lineRule="auto"/>
+        <w:rPr>
+          <w:rFonts w:ascii="Times New Roman" w:hAnsi="Times New Roman" w:cs="Times New Roman"/>
+        </w:rPr>
+      </w:pPr>
+      <w:r>
+        <w:rPr>
+          <w:rFonts w:ascii="Times New Roman" w:hAnsi="Times New Roman" w:cs="Times New Roman"/>
+        </w:rPr>
+        <w:t>Building a personal academic website (HTML5 + CSS3)</w:t>
       </w:r>
     </w:p>
     <w:p>
       <w:pPr>
         <w:pStyle w:val="ListParagraph"/>
-        <w:numPr>
-          <w:ilvl w:val="0"/>
-          <w:numId w:val="3"/>
-        </w:numPr>
-        <w:spacing w:after="60"/>
-      </w:pPr>
-      <w:r>
-        <w:t>Reinforcement learning &amp; Markov decision processes</w:t>
-      </w:r>
-    </w:p>
-    <w:p>
-      <w:pPr>
-        <w:pStyle w:val="ListParagraph"/>
-        <w:numPr>
-          <w:ilvl w:val="0"/>
-          <w:numId w:val="3"/>
-        </w:numPr>
-        <w:spacing w:after="60"/>
-      </w:pPr>
-      <w:r>
-        <w:t>Attractor networks &amp; decision-making</w:t>
-      </w:r>
-    </w:p>
-    <w:p>
-      <w:pPr>
-        <w:pStyle w:val="ListParagraph"/>
-        <w:numPr>
-          <w:ilvl w:val="0"/>
-          <w:numId w:val="3"/>
-        </w:numPr>
-        <w:spacing w:after="60"/>
-      </w:pPr>
-      <w:r>
-        <w:t>Neural networks — basic concepts</w:t>
-      </w:r>
-    </w:p>
-    <w:p>
-      <w:pPr>
-        <w:pStyle w:val="ListParagraph"/>
-        <w:numPr>
-          <w:ilvl w:val="0"/>
-          <w:numId w:val="3"/>
-        </w:numPr>
-        <w:spacing w:after="60"/>
-      </w:pPr>
-      <w:r>
-        <w:t>Building a personal academic website (HTML5 + CSS3)</w:t>
-      </w:r>
+        <w:spacing w:after="60" w:line="276" w:lineRule="auto"/>
+        <w:ind w:left="360"/>
+        <w:rPr>
+          <w:rFonts w:ascii="Times New Roman" w:hAnsi="Times New Roman" w:cs="Times New Roman"/>
+        </w:rPr>
+      </w:pPr>
     </w:p>
     <w:sectPr>
+      <w:footerReference w:type="default" r:id="rId9"/>
       <w:pgSz w:w="12240" w:h="15840"/>
       <w:pgMar w:top="1080" w:right="1080" w:bottom="1080" w:left="1080" w:header="708" w:footer="708" w:gutter="0"/>
       <w:cols w:space="720"/>
@@ -3086,8 +3437,108 @@
 </w:document>
 </file>
 
+<file path=word/endnotes.xml><?xml version="1.0" encoding="utf-8"?>
+<w:endnotes xmlns:wpc="http://schemas.microsoft.com/office/word/2010/wordprocessingCanvas" xmlns:cx="http://schemas.microsoft.com/office/drawing/2014/chartex" xmlns:cx1="http://schemas.microsoft.com/office/drawing/2015/9/8/chartex" xmlns:cx2="http://schemas.microsoft.com/office/drawing/2015/10/21/chartex" xmlns:cx3="http://schemas.microsoft.com/office/drawing/2016/5/9/chartex" xmlns:cx4="http://schemas.microsoft.com/office/drawing/2016/5/10/chartex" xmlns:cx5="http://schemas.microsoft.com/office/drawing/2016/5/11/chartex" xmlns:cx6="http://schemas.microsoft.com/office/drawing/2016/5/12/chartex" xmlns:cx7="http://schemas.microsoft.com/office/drawing/2016/5/13/chartex" xmlns:cx8="http://schemas.microsoft.com/office/drawing/2016/5/14/chartex" xmlns:mc="http://schemas.openxmlformats.org/markup-compatibility/2006" xmlns:m="http://schemas.openxmlformats.org/officeDocument/2006/math" xmlns:aink="http://schemas.microsoft.com/office/drawing/2016/ink" xmlns:am3d="http://schemas.microsoft.com/office/drawing/2017/model3d" xmlns:oel="http://schemas.microsoft.com/office/2019/extlst" xmlns:r="http://schemas.openxmlformats.org/officeDocument/2006/relationships" xmlns:wp14="http://schemas.microsoft.com/office/word/2010/wordprocessingDrawing" xmlns:wp="http://schemas.openxmlformats.org/drawingml/2006/wordprocessingDrawing" xmlns:wpg="http://schemas.microsoft.com/office/word/2010/wordprocessingGroup" xmlns:wpi="http://schemas.microsoft.com/office/word/2010/wordprocessingInk" xmlns:wps="http://schemas.microsoft.com/office/word/2010/wordprocessingShape" xmlns:o="urn:schemas-microsoft-com:office:office" xmlns:v="urn:schemas-microsoft-com:vml" xmlns:w10="urn:schemas-microsoft-com:office:word" xmlns:w="http://schemas.openxmlformats.org/wordprocessingml/2006/main" xmlns:w14="http://schemas.microsoft.com/office/word/2010/wordml" xmlns:w15="http://schemas.microsoft.com/office/word/2012/wordml" xmlns:w16cex="http://schemas.microsoft.com/office/word/2018/wordml/cex" xmlns:w16cid="http://schemas.microsoft.com/office/word/2016/wordml/cid" xmlns:w16="http://schemas.microsoft.com/office/word/2018/wordml" xmlns:w16sdtdh="http://schemas.microsoft.com/office/word/2020/wordml/sdtdatahash" xmlns:w16sdtfl="http://schemas.microsoft.com/office/word/2024/wordml/sdtformatlock" xmlns:w16se="http://schemas.microsoft.com/office/word/2015/wordml/symex" xmlns:w16du="http://schemas.microsoft.com/office/word/2023/wordml/word16du" xmlns:wne="http://schemas.microsoft.com/office/word/2006/wordml" mc:Ignorable="w14 w15 w16se w16cid w16 w16cex w16sdtdh w16sdtfl w16du wp14">
+  <w:endnote w:type="separator" w:id="-1">
+    <w:p>
+      <w:r>
+        <w:separator/>
+      </w:r>
+    </w:p>
+  </w:endnote>
+  <w:endnote w:type="continuationSeparator" w:id="0">
+    <w:p>
+      <w:r>
+        <w:continuationSeparator/>
+      </w:r>
+    </w:p>
+  </w:endnote>
+</w:endnotes>
+</file>
+
+<file path=word/footer1.xml><?xml version="1.0" encoding="utf-8"?>
+<w:ftr xmlns:wpc="http://schemas.microsoft.com/office/word/2010/wordprocessingCanvas" xmlns:cx="http://schemas.microsoft.com/office/drawing/2014/chartex" xmlns:cx1="http://schemas.microsoft.com/office/drawing/2015/9/8/chartex" xmlns:cx2="http://schemas.microsoft.com/office/drawing/2015/10/21/chartex" xmlns:cx3="http://schemas.microsoft.com/office/drawing/2016/5/9/chartex" xmlns:cx4="http://schemas.microsoft.com/office/drawing/2016/5/10/chartex" xmlns:cx5="http://schemas.microsoft.com/office/drawing/2016/5/11/chartex" xmlns:cx6="http://schemas.microsoft.com/office/drawing/2016/5/12/chartex" xmlns:cx7="http://schemas.microsoft.com/office/drawing/2016/5/13/chartex" xmlns:cx8="http://schemas.microsoft.com/office/drawing/2016/5/14/chartex" xmlns:mc="http://schemas.openxmlformats.org/markup-compatibility/2006" xmlns:m="http://schemas.openxmlformats.org/officeDocument/2006/math" xmlns:aink="http://schemas.microsoft.com/office/drawing/2016/ink" xmlns:am3d="http://schemas.microsoft.com/office/drawing/2017/model3d" xmlns:oel="http://schemas.microsoft.com/office/2019/extlst" xmlns:r="http://schemas.openxmlformats.org/officeDocument/2006/relationships" xmlns:wp14="http://schemas.microsoft.com/office/word/2010/wordprocessingDrawing" xmlns:wp="http://schemas.openxmlformats.org/drawingml/2006/wordprocessingDrawing" xmlns:wpg="http://schemas.microsoft.com/office/word/2010/wordprocessingGroup" xmlns:wpi="http://schemas.microsoft.com/office/word/2010/wordprocessingInk" xmlns:wps="http://schemas.microsoft.com/office/word/2010/wordprocessingShape" xmlns:o="urn:schemas-microsoft-com:office:office" xmlns:v="urn:schemas-microsoft-com:vml" xmlns:w10="urn:schemas-microsoft-com:office:word" xmlns:w="http://schemas.openxmlformats.org/wordprocessingml/2006/main" xmlns:w14="http://schemas.microsoft.com/office/word/2010/wordml" xmlns:w15="http://schemas.microsoft.com/office/word/2012/wordml" xmlns:w16cex="http://schemas.microsoft.com/office/word/2018/wordml/cex" xmlns:w16cid="http://schemas.microsoft.com/office/word/2016/wordml/cid" xmlns:w16="http://schemas.microsoft.com/office/word/2018/wordml" xmlns:w16sdtdh="http://schemas.microsoft.com/office/word/2020/wordml/sdtdatahash" xmlns:w16sdtfl="http://schemas.microsoft.com/office/word/2024/wordml/sdtformatlock" xmlns:w16se="http://schemas.microsoft.com/office/word/2015/wordml/symex" xmlns:w16du="http://schemas.microsoft.com/office/word/2023/wordml/word16du" xmlns:wne="http://schemas.microsoft.com/office/word/2006/wordml" mc:Ignorable="w14 w15 w16se w16cid w16 w16cex w16sdtdh w16sdtfl w16du wp14">
+  <w:p>
+    <w:pPr>
+      <w:pStyle w:val="Footer"/>
+      <w:tabs>
+        <w:tab w:val="clear" w:pos="4680"/>
+        <w:tab w:val="clear" w:pos="9360"/>
+      </w:tabs>
+      <w:jc w:val="center"/>
+      <w:rPr>
+        <w:caps/>
+        <w:noProof/>
+        <w:color w:val="156082" w:themeColor="accent1"/>
+      </w:rPr>
+    </w:pPr>
+    <w:r>
+      <w:rPr>
+        <w:caps/>
+        <w:color w:val="156082" w:themeColor="accent1"/>
+      </w:rPr>
+      <w:fldChar w:fldCharType="begin"/>
+    </w:r>
+    <w:r>
+      <w:rPr>
+        <w:caps/>
+        <w:color w:val="156082" w:themeColor="accent1"/>
+      </w:rPr>
+      <w:instrText xml:space="preserve"> PAGE   \* MERGEFORMAT </w:instrText>
+    </w:r>
+    <w:r>
+      <w:rPr>
+        <w:caps/>
+        <w:color w:val="156082" w:themeColor="accent1"/>
+      </w:rPr>
+      <w:fldChar w:fldCharType="separate"/>
+    </w:r>
+    <w:r>
+      <w:rPr>
+        <w:caps/>
+        <w:noProof/>
+        <w:color w:val="156082" w:themeColor="accent1"/>
+      </w:rPr>
+      <w:t>2</w:t>
+    </w:r>
+    <w:r>
+      <w:rPr>
+        <w:caps/>
+        <w:noProof/>
+        <w:color w:val="156082" w:themeColor="accent1"/>
+      </w:rPr>
+      <w:fldChar w:fldCharType="end"/>
+    </w:r>
+  </w:p>
+  <w:p>
+    <w:pPr>
+      <w:pStyle w:val="Footer"/>
+    </w:pPr>
+  </w:p>
+</w:ftr>
+</file>
+
+<file path=word/footnotes.xml><?xml version="1.0" encoding="utf-8"?>
+<w:footnotes xmlns:wpc="http://schemas.microsoft.com/office/word/2010/wordprocessingCanvas" xmlns:cx="http://schemas.microsoft.com/office/drawing/2014/chartex" xmlns:cx1="http://schemas.microsoft.com/office/drawing/2015/9/8/chartex" xmlns:cx2="http://schemas.microsoft.com/office/drawing/2015/10/21/chartex" xmlns:cx3="http://schemas.microsoft.com/office/drawing/2016/5/9/chartex" xmlns:cx4="http://schemas.microsoft.com/office/drawing/2016/5/10/chartex" xmlns:cx5="http://schemas.microsoft.com/office/drawing/2016/5/11/chartex" xmlns:cx6="http://schemas.microsoft.com/office/drawing/2016/5/12/chartex" xmlns:cx7="http://schemas.microsoft.com/office/drawing/2016/5/13/chartex" xmlns:cx8="http://schemas.microsoft.com/office/drawing/2016/5/14/chartex" xmlns:mc="http://schemas.openxmlformats.org/markup-compatibility/2006" xmlns:m="http://schemas.openxmlformats.org/officeDocument/2006/math" xmlns:aink="http://schemas.microsoft.com/office/drawing/2016/ink" xmlns:am3d="http://schemas.microsoft.com/office/drawing/2017/model3d" xmlns:oel="http://schemas.microsoft.com/office/2019/extlst" xmlns:r="http://schemas.openxmlformats.org/officeDocument/2006/relationships" xmlns:wp14="http://schemas.microsoft.com/office/word/2010/wordprocessingDrawing" xmlns:wp="http://schemas.openxmlformats.org/drawingml/2006/wordprocessingDrawing" xmlns:wpg="http://schemas.microsoft.com/office/word/2010/wordprocessingGroup" xmlns:wpi="http://schemas.microsoft.com/office/word/2010/wordprocessingInk" xmlns:wps="http://schemas.microsoft.com/office/word/2010/wordprocessingShape" xmlns:o="urn:schemas-microsoft-com:office:office" xmlns:v="urn:schemas-microsoft-com:vml" xmlns:w10="urn:schemas-microsoft-com:office:word" xmlns:w="http://schemas.openxmlformats.org/wordprocessingml/2006/main" xmlns:w14="http://schemas.microsoft.com/office/word/2010/wordml" xmlns:w15="http://schemas.microsoft.com/office/word/2012/wordml" xmlns:w16cex="http://schemas.microsoft.com/office/word/2018/wordml/cex" xmlns:w16cid="http://schemas.microsoft.com/office/word/2016/wordml/cid" xmlns:w16="http://schemas.microsoft.com/office/word/2018/wordml" xmlns:w16sdtdh="http://schemas.microsoft.com/office/word/2020/wordml/sdtdatahash" xmlns:w16sdtfl="http://schemas.microsoft.com/office/word/2024/wordml/sdtformatlock" xmlns:w16se="http://schemas.microsoft.com/office/word/2015/wordml/symex" xmlns:w16du="http://schemas.microsoft.com/office/word/2023/wordml/word16du" xmlns:wne="http://schemas.microsoft.com/office/word/2006/wordml" mc:Ignorable="w14 w15 w16se w16cid w16 w16cex w16sdtdh w16sdtfl w16du wp14">
+  <w:footnote w:type="separator" w:id="-1">
+    <w:p>
+      <w:r>
+        <w:separator/>
+      </w:r>
+    </w:p>
+  </w:footnote>
+  <w:footnote w:type="continuationSeparator" w:id="0">
+    <w:p>
+      <w:r>
+        <w:continuationSeparator/>
+      </w:r>
+    </w:p>
+  </w:footnote>
+</w:footnotes>
+</file>
+
 <file path=word/numbering.xml><?xml version="1.0" encoding="utf-8"?>
-<w:numbering xmlns:wpc="http://schemas.microsoft.com/office/word/2010/wordprocessingCanvas" xmlns:cx="http://schemas.microsoft.com/office/drawing/2014/chartex" xmlns:cx1="http://schemas.microsoft.com/office/drawing/2015/9/8/chartex" xmlns:cx2="http://schemas.microsoft.com/office/drawing/2015/10/21/chartex" xmlns:cx3="http://schemas.microsoft.com/office/drawing/2016/5/9/chartex" xmlns:cx4="http://schemas.microsoft.com/office/drawing/2016/5/10/chartex" xmlns:cx5="http://schemas.microsoft.com/office/drawing/2016/5/11/chartex" xmlns:cx6="http://schemas.microsoft.com/office/drawing/2016/5/12/chartex" xmlns:cx7="http://schemas.microsoft.com/office/drawing/2016/5/13/chartex" xmlns:cx8="http://schemas.microsoft.com/office/drawing/2016/5/14/chartex" xmlns:mc="http://schemas.openxmlformats.org/markup-compatibility/2006" xmlns:aink="http://schemas.microsoft.com/office/drawing/2016/ink" xmlns:am3d="http://schemas.microsoft.com/office/drawing/2017/model3d" xmlns:o="urn:schemas-microsoft-com:office:office" xmlns:oel="http://schemas.microsoft.com/office/2019/extlst" xmlns:r="http://schemas.openxmlformats.org/officeDocument/2006/relationships" xmlns:m="http://schemas.openxmlformats.org/officeDocument/2006/math" xmlns:v="urn:schemas-microsoft-com:vml" xmlns:wp14="http://schemas.microsoft.com/office/word/2010/wordprocessingDrawing" xmlns:wp="http://schemas.openxmlformats.org/drawingml/2006/wordprocessingDrawing" xmlns:w10="urn:schemas-microsoft-com:office:word" xmlns:w="http://schemas.openxmlformats.org/wordprocessingml/2006/main" xmlns:w14="http://schemas.microsoft.com/office/word/2010/wordml" xmlns:w15="http://schemas.microsoft.com/office/word/2012/wordml" xmlns:w16cex="http://schemas.microsoft.com/office/word/2018/wordml/cex" xmlns:w16cid="http://schemas.microsoft.com/office/word/2016/wordml/cid" xmlns:w16="http://schemas.microsoft.com/office/word/2018/wordml" xmlns:w16du="http://schemas.microsoft.com/office/word/2023/wordml/word16du" xmlns:w16sdtdh="http://schemas.microsoft.com/office/word/2020/wordml/sdtdatahash" xmlns:w16sdtfl="http://schemas.microsoft.com/office/word/2024/wordml/sdtformatlock" xmlns:w16se="http://schemas.microsoft.com/office/word/2015/wordml/symex" xmlns:wpg="http://schemas.microsoft.com/office/word/2010/wordprocessingGroup" xmlns:wpi="http://schemas.microsoft.com/office/word/2010/wordprocessingInk" xmlns:wne="http://schemas.microsoft.com/office/word/2006/wordml" xmlns:wps="http://schemas.microsoft.com/office/word/2010/wordprocessingShape" mc:Ignorable="w14 w15 w16se w16cid w16 w16cex w16sdtdh w16sdtfl w16du wp14">
+<w:numbering xmlns:wpc="http://schemas.microsoft.com/office/word/2010/wordprocessingCanvas" xmlns:cx="http://schemas.microsoft.com/office/drawing/2014/chartex" xmlns:cx1="http://schemas.microsoft.com/office/drawing/2015/9/8/chartex" xmlns:cx2="http://schemas.microsoft.com/office/drawing/2015/10/21/chartex" xmlns:cx3="http://schemas.microsoft.com/office/drawing/2016/5/9/chartex" xmlns:cx4="http://schemas.microsoft.com/office/drawing/2016/5/10/chartex" xmlns:cx5="http://schemas.microsoft.com/office/drawing/2016/5/11/chartex" xmlns:cx6="http://schemas.microsoft.com/office/drawing/2016/5/12/chartex" xmlns:cx7="http://schemas.microsoft.com/office/drawing/2016/5/13/chartex" xmlns:cx8="http://schemas.microsoft.com/office/drawing/2016/5/14/chartex" xmlns:mc="http://schemas.openxmlformats.org/markup-compatibility/2006" xmlns:m="http://schemas.openxmlformats.org/officeDocument/2006/math" xmlns:aink="http://schemas.microsoft.com/office/drawing/2016/ink" xmlns:am3d="http://schemas.microsoft.com/office/drawing/2017/model3d" xmlns:oel="http://schemas.microsoft.com/office/2019/extlst" xmlns:r="http://schemas.openxmlformats.org/officeDocument/2006/relationships" xmlns:wp14="http://schemas.microsoft.com/office/word/2010/wordprocessingDrawing" xmlns:wp="http://schemas.openxmlformats.org/drawingml/2006/wordprocessingDrawing" xmlns:wpg="http://schemas.microsoft.com/office/word/2010/wordprocessingGroup" xmlns:wpi="http://schemas.microsoft.com/office/word/2010/wordprocessingInk" xmlns:wps="http://schemas.microsoft.com/office/word/2010/wordprocessingShape" xmlns:o="urn:schemas-microsoft-com:office:office" xmlns:v="urn:schemas-microsoft-com:vml" xmlns:w10="urn:schemas-microsoft-com:office:word" xmlns:w="http://schemas.openxmlformats.org/wordprocessingml/2006/main" xmlns:w14="http://schemas.microsoft.com/office/word/2010/wordml" xmlns:w15="http://schemas.microsoft.com/office/word/2012/wordml" xmlns:w16cex="http://schemas.microsoft.com/office/word/2018/wordml/cex" xmlns:w16cid="http://schemas.microsoft.com/office/word/2016/wordml/cid" xmlns:w16="http://schemas.microsoft.com/office/word/2018/wordml" xmlns:w16sdtdh="http://schemas.microsoft.com/office/word/2020/wordml/sdtdatahash" xmlns:w16sdtfl="http://schemas.microsoft.com/office/word/2024/wordml/sdtformatlock" xmlns:w16se="http://schemas.microsoft.com/office/word/2015/wordml/symex" xmlns:w16du="http://schemas.microsoft.com/office/word/2023/wordml/word16du" xmlns:wne="http://schemas.microsoft.com/office/word/2006/wordml" mc:Ignorable="w14 w15 w16se w16cid w16 w16cex w16sdtdh w16sdtfl w16du wp14">
   <w:abstractNum w:abstractNumId="0" w15:restartNumberingAfterBreak="0">
     <w:nsid w:val="0C926BF9"/>
     <w:multiLevelType w:val="hybridMultilevel"/>
@@ -3229,6 +3680,100 @@
     </w:lvl>
   </w:abstractNum>
   <w:abstractNum w:abstractNumId="2" w15:restartNumberingAfterBreak="0">
+    <w:nsid w:val="306D1112"/>
+    <w:multiLevelType w:val="hybridMultilevel"/>
+    <w:tmpl w:val="E53E1A2A"/>
+    <w:lvl w:ilvl="0" w:tplc="13C0F368">
+      <w:start w:val="1"/>
+      <w:numFmt w:val="decimal"/>
+      <w:lvlText w:val="%1."/>
+      <w:lvlJc w:val="left"/>
+      <w:pPr>
+        <w:ind w:left="720" w:hanging="360"/>
+      </w:pPr>
+      <w:rPr>
+        <w:rFonts w:hAnsi="Symbol" w:hint="default"/>
+        <w:b w:val="0"/>
+        <w:bCs w:val="0"/>
+        <w:i w:val="0"/>
+        <w:iCs w:val="0"/>
+        <w:color w:val="000000" w:themeColor="text1"/>
+      </w:rPr>
+    </w:lvl>
+    <w:lvl w:ilvl="1" w:tplc="04090019" w:tentative="1">
+      <w:start w:val="1"/>
+      <w:numFmt w:val="lowerLetter"/>
+      <w:lvlText w:val="%2."/>
+      <w:lvlJc w:val="left"/>
+      <w:pPr>
+        <w:ind w:left="1440" w:hanging="360"/>
+      </w:pPr>
+    </w:lvl>
+    <w:lvl w:ilvl="2" w:tplc="0409001B" w:tentative="1">
+      <w:start w:val="1"/>
+      <w:numFmt w:val="lowerRoman"/>
+      <w:lvlText w:val="%3."/>
+      <w:lvlJc w:val="right"/>
+      <w:pPr>
+        <w:ind w:left="2160" w:hanging="180"/>
+      </w:pPr>
+    </w:lvl>
+    <w:lvl w:ilvl="3" w:tplc="0409000F" w:tentative="1">
+      <w:start w:val="1"/>
+      <w:numFmt w:val="decimal"/>
+      <w:lvlText w:val="%4."/>
+      <w:lvlJc w:val="left"/>
+      <w:pPr>
+        <w:ind w:left="2880" w:hanging="360"/>
+      </w:pPr>
+    </w:lvl>
+    <w:lvl w:ilvl="4" w:tplc="04090019" w:tentative="1">
+      <w:start w:val="1"/>
+      <w:numFmt w:val="lowerLetter"/>
+      <w:lvlText w:val="%5."/>
+      <w:lvlJc w:val="left"/>
+      <w:pPr>
+        <w:ind w:left="3600" w:hanging="360"/>
+      </w:pPr>
+    </w:lvl>
+    <w:lvl w:ilvl="5" w:tplc="0409001B" w:tentative="1">
+      <w:start w:val="1"/>
+      <w:numFmt w:val="lowerRoman"/>
+      <w:lvlText w:val="%6."/>
+      <w:lvlJc w:val="right"/>
+      <w:pPr>
+        <w:ind w:left="4320" w:hanging="180"/>
+      </w:pPr>
+    </w:lvl>
+    <w:lvl w:ilvl="6" w:tplc="0409000F" w:tentative="1">
+      <w:start w:val="1"/>
+      <w:numFmt w:val="decimal"/>
+      <w:lvlText w:val="%7."/>
+      <w:lvlJc w:val="left"/>
+      <w:pPr>
+        <w:ind w:left="5040" w:hanging="360"/>
+      </w:pPr>
+    </w:lvl>
+    <w:lvl w:ilvl="7" w:tplc="04090019" w:tentative="1">
+      <w:start w:val="1"/>
+      <w:numFmt w:val="lowerLetter"/>
+      <w:lvlText w:val="%8."/>
+      <w:lvlJc w:val="left"/>
+      <w:pPr>
+        <w:ind w:left="5760" w:hanging="360"/>
+      </w:pPr>
+    </w:lvl>
+    <w:lvl w:ilvl="8" w:tplc="0409001B" w:tentative="1">
+      <w:start w:val="1"/>
+      <w:numFmt w:val="lowerRoman"/>
+      <w:lvlText w:val="%9."/>
+      <w:lvlJc w:val="right"/>
+      <w:pPr>
+        <w:ind w:left="6480" w:hanging="180"/>
+      </w:pPr>
+    </w:lvl>
+  </w:abstractNum>
+  <w:abstractNum w:abstractNumId="3" w15:restartNumberingAfterBreak="0">
     <w:nsid w:val="3B5858FE"/>
     <w:multiLevelType w:val="hybridMultilevel"/>
     <w:tmpl w:val="BC14DBD6"/>
@@ -3282,6 +3827,100 @@
       <w:lvlJc w:val="left"/>
     </w:lvl>
   </w:abstractNum>
+  <w:abstractNum w:abstractNumId="4" w15:restartNumberingAfterBreak="0">
+    <w:nsid w:val="43832FAD"/>
+    <w:multiLevelType w:val="hybridMultilevel"/>
+    <w:tmpl w:val="E53E1A2A"/>
+    <w:lvl w:ilvl="0" w:tplc="FFFFFFFF">
+      <w:start w:val="1"/>
+      <w:numFmt w:val="decimal"/>
+      <w:lvlText w:val="%1."/>
+      <w:lvlJc w:val="left"/>
+      <w:pPr>
+        <w:ind w:left="720" w:hanging="360"/>
+      </w:pPr>
+      <w:rPr>
+        <w:rFonts w:hAnsi="Symbol" w:hint="default"/>
+        <w:b w:val="0"/>
+        <w:bCs w:val="0"/>
+        <w:i w:val="0"/>
+        <w:iCs w:val="0"/>
+        <w:color w:val="000000" w:themeColor="text1"/>
+      </w:rPr>
+    </w:lvl>
+    <w:lvl w:ilvl="1" w:tplc="FFFFFFFF" w:tentative="1">
+      <w:start w:val="1"/>
+      <w:numFmt w:val="lowerLetter"/>
+      <w:lvlText w:val="%2."/>
+      <w:lvlJc w:val="left"/>
+      <w:pPr>
+        <w:ind w:left="1440" w:hanging="360"/>
+      </w:pPr>
+    </w:lvl>
+    <w:lvl w:ilvl="2" w:tplc="FFFFFFFF" w:tentative="1">
+      <w:start w:val="1"/>
+      <w:numFmt w:val="lowerRoman"/>
+      <w:lvlText w:val="%3."/>
+      <w:lvlJc w:val="right"/>
+      <w:pPr>
+        <w:ind w:left="2160" w:hanging="180"/>
+      </w:pPr>
+    </w:lvl>
+    <w:lvl w:ilvl="3" w:tplc="FFFFFFFF" w:tentative="1">
+      <w:start w:val="1"/>
+      <w:numFmt w:val="decimal"/>
+      <w:lvlText w:val="%4."/>
+      <w:lvlJc w:val="left"/>
+      <w:pPr>
+        <w:ind w:left="2880" w:hanging="360"/>
+      </w:pPr>
+    </w:lvl>
+    <w:lvl w:ilvl="4" w:tplc="FFFFFFFF" w:tentative="1">
+      <w:start w:val="1"/>
+      <w:numFmt w:val="lowerLetter"/>
+      <w:lvlText w:val="%5."/>
+      <w:lvlJc w:val="left"/>
+      <w:pPr>
+        <w:ind w:left="3600" w:hanging="360"/>
+      </w:pPr>
+    </w:lvl>
+    <w:lvl w:ilvl="5" w:tplc="FFFFFFFF" w:tentative="1">
+      <w:start w:val="1"/>
+      <w:numFmt w:val="lowerRoman"/>
+      <w:lvlText w:val="%6."/>
+      <w:lvlJc w:val="right"/>
+      <w:pPr>
+        <w:ind w:left="4320" w:hanging="180"/>
+      </w:pPr>
+    </w:lvl>
+    <w:lvl w:ilvl="6" w:tplc="FFFFFFFF" w:tentative="1">
+      <w:start w:val="1"/>
+      <w:numFmt w:val="decimal"/>
+      <w:lvlText w:val="%7."/>
+      <w:lvlJc w:val="left"/>
+      <w:pPr>
+        <w:ind w:left="5040" w:hanging="360"/>
+      </w:pPr>
+    </w:lvl>
+    <w:lvl w:ilvl="7" w:tplc="FFFFFFFF" w:tentative="1">
+      <w:start w:val="1"/>
+      <w:numFmt w:val="lowerLetter"/>
+      <w:lvlText w:val="%8."/>
+      <w:lvlJc w:val="left"/>
+      <w:pPr>
+        <w:ind w:left="5760" w:hanging="360"/>
+      </w:pPr>
+    </w:lvl>
+    <w:lvl w:ilvl="8" w:tplc="FFFFFFFF" w:tentative="1">
+      <w:start w:val="1"/>
+      <w:numFmt w:val="lowerRoman"/>
+      <w:lvlText w:val="%9."/>
+      <w:lvlJc w:val="right"/>
+      <w:pPr>
+        <w:ind w:left="6480" w:hanging="180"/>
+      </w:pPr>
+    </w:lvl>
+  </w:abstractNum>
   <w:num w:numId="1" w16cid:durableId="2020499599">
     <w:abstractNumId w:val="0"/>
     <w:lvlOverride w:ilvl="0">
@@ -3289,7 +3928,7 @@
     </w:lvlOverride>
   </w:num>
   <w:num w:numId="2" w16cid:durableId="2111926750">
-    <w:abstractNumId w:val="2"/>
+    <w:abstractNumId w:val="3"/>
     <w:lvlOverride w:ilvl="0">
       <w:startOverride w:val="1"/>
     </w:lvlOverride>
@@ -3300,15 +3939,21 @@
       <w:startOverride w:val="1"/>
     </w:lvlOverride>
   </w:num>
+  <w:num w:numId="4" w16cid:durableId="1775857321">
+    <w:abstractNumId w:val="2"/>
+  </w:num>
+  <w:num w:numId="5" w16cid:durableId="740374723">
+    <w:abstractNumId w:val="4"/>
+  </w:num>
 </w:numbering>
 </file>
 
 <file path=word/styles.xml><?xml version="1.0" encoding="utf-8"?>
-<w:styles xmlns:mc="http://schemas.openxmlformats.org/markup-compatibility/2006" xmlns:r="http://schemas.openxmlformats.org/officeDocument/2006/relationships" xmlns:w="http://schemas.openxmlformats.org/wordprocessingml/2006/main" xmlns:w14="http://schemas.microsoft.com/office/word/2010/wordml" xmlns:w15="http://schemas.microsoft.com/office/word/2012/wordml" xmlns:w16cex="http://schemas.microsoft.com/office/word/2018/wordml/cex" xmlns:w16cid="http://schemas.microsoft.com/office/word/2016/wordml/cid" xmlns:w16="http://schemas.microsoft.com/office/word/2018/wordml" xmlns:w16du="http://schemas.microsoft.com/office/word/2023/wordml/word16du" xmlns:w16sdtdh="http://schemas.microsoft.com/office/word/2020/wordml/sdtdatahash" xmlns:w16sdtfl="http://schemas.microsoft.com/office/word/2024/wordml/sdtformatlock" xmlns:w16se="http://schemas.microsoft.com/office/word/2015/wordml/symex" mc:Ignorable="w14 w15 w16se w16cid w16 w16cex w16sdtdh w16sdtfl w16du">
+<w:styles xmlns:mc="http://schemas.openxmlformats.org/markup-compatibility/2006" xmlns:r="http://schemas.openxmlformats.org/officeDocument/2006/relationships" xmlns:w="http://schemas.openxmlformats.org/wordprocessingml/2006/main" xmlns:w14="http://schemas.microsoft.com/office/word/2010/wordml" xmlns:w15="http://schemas.microsoft.com/office/word/2012/wordml" xmlns:w16cex="http://schemas.microsoft.com/office/word/2018/wordml/cex" xmlns:w16cid="http://schemas.microsoft.com/office/word/2016/wordml/cid" xmlns:w16="http://schemas.microsoft.com/office/word/2018/wordml" xmlns:w16sdtdh="http://schemas.microsoft.com/office/word/2020/wordml/sdtdatahash" xmlns:w16sdtfl="http://schemas.microsoft.com/office/word/2024/wordml/sdtformatlock" xmlns:w16se="http://schemas.microsoft.com/office/word/2015/wordml/symex" xmlns:w16du="http://schemas.microsoft.com/office/word/2023/wordml/word16du" mc:Ignorable="w14 w15 w16se w16cid w16 w16cex w16sdtdh w16sdtfl w16du">
   <w:docDefaults>
     <w:rPrDefault>
       <w:rPr>
-        <w:rFonts w:ascii="Calibri" w:eastAsia="Calibri" w:hAnsi="Calibri" w:cs="Calibri"/>
+        <w:rFonts w:ascii="Calibri" w:eastAsia="SimSun" w:hAnsi="Calibri" w:cs="Calibri"/>
         <w:color w:val="1F2937"/>
         <w:sz w:val="22"/>
         <w:szCs w:val="22"/>
@@ -3936,6 +4581,83 @@
       <w:lang w:eastAsia="en-US"/>
     </w:rPr>
   </w:style>
+  <w:style w:type="character" w:styleId="FollowedHyperlink">
+    <w:name w:val="FollowedHyperlink"/>
+    <w:basedOn w:val="DefaultParagraphFont"/>
+    <w:uiPriority w:val="99"/>
+    <w:semiHidden/>
+    <w:unhideWhenUsed/>
+    <w:rsid w:val="00BA13E0"/>
+    <w:rPr>
+      <w:color w:val="96607D" w:themeColor="followedHyperlink"/>
+      <w:u w:val="single"/>
+    </w:rPr>
+  </w:style>
+  <w:style w:type="character" w:styleId="UnresolvedMention">
+    <w:name w:val="Unresolved Mention"/>
+    <w:basedOn w:val="DefaultParagraphFont"/>
+    <w:uiPriority w:val="99"/>
+    <w:semiHidden/>
+    <w:unhideWhenUsed/>
+    <w:rsid w:val="00BA13E0"/>
+    <w:rPr>
+      <w:color w:val="605E5C"/>
+      <w:shd w:val="clear" w:color="auto" w:fill="E1DFDD"/>
+    </w:rPr>
+  </w:style>
+  <w:style w:type="character" w:styleId="Emphasis">
+    <w:name w:val="Emphasis"/>
+    <w:basedOn w:val="DefaultParagraphFont"/>
+    <w:uiPriority w:val="20"/>
+    <w:qFormat/>
+    <w:rsid w:val="00FD1317"/>
+    <w:rPr>
+      <w:i/>
+      <w:iCs/>
+    </w:rPr>
+  </w:style>
+  <w:style w:type="paragraph" w:styleId="Header">
+    <w:name w:val="header"/>
+    <w:basedOn w:val="Normal"/>
+    <w:link w:val="HeaderChar"/>
+    <w:uiPriority w:val="99"/>
+    <w:unhideWhenUsed/>
+    <w:rsid w:val="00280BC4"/>
+    <w:pPr>
+      <w:tabs>
+        <w:tab w:val="center" w:pos="4680"/>
+        <w:tab w:val="right" w:pos="9360"/>
+      </w:tabs>
+    </w:pPr>
+  </w:style>
+  <w:style w:type="character" w:customStyle="1" w:styleId="HeaderChar">
+    <w:name w:val="Header Char"/>
+    <w:basedOn w:val="DefaultParagraphFont"/>
+    <w:link w:val="Header"/>
+    <w:uiPriority w:val="99"/>
+    <w:rsid w:val="00280BC4"/>
+  </w:style>
+  <w:style w:type="paragraph" w:styleId="Footer">
+    <w:name w:val="footer"/>
+    <w:basedOn w:val="Normal"/>
+    <w:link w:val="FooterChar"/>
+    <w:uiPriority w:val="99"/>
+    <w:unhideWhenUsed/>
+    <w:rsid w:val="00280BC4"/>
+    <w:pPr>
+      <w:tabs>
+        <w:tab w:val="center" w:pos="4680"/>
+        <w:tab w:val="right" w:pos="9360"/>
+      </w:tabs>
+    </w:pPr>
+  </w:style>
+  <w:style w:type="character" w:customStyle="1" w:styleId="FooterChar">
+    <w:name w:val="Footer Char"/>
+    <w:basedOn w:val="DefaultParagraphFont"/>
+    <w:link w:val="Footer"/>
+    <w:uiPriority w:val="99"/>
+    <w:rsid w:val="00280BC4"/>
+  </w:style>
 </w:styles>
 </file>
 
